--- a/TS Jatai Ghanam Project/TS 3.3/TS 3.3 Jatai Malayalam Corrections.docx
+++ b/TS Jatai Ghanam Project/TS 3.3/TS 3.3 Jatai Malayalam Corrections.docx
@@ -1,7 +1,2738 @@
 
 <file path=word/document.xml><?xml version="1.0" encoding="utf-8"?>
-<w:document xmlns:wpc="http://schemas.microsoft.com/office/word/2010/wordprocessingCanvas" xmlns:cx="http://schemas.microsoft.com/office/drawing/2014/chartex" xmlns:cx1="http://schemas.microsoft.com/office/drawing/2015/9/8/chartex" xmlns:cx2="http://schemas.microsoft.com/office/drawing/2015/10/21/chartex" xmlns:cx3="http://schemas.microsoft.com/office/drawing/2016/5/9/chartex" xmlns:cx4="http://schemas.microsoft.com/office/drawing/2016/5/10/chartex" xmlns:cx5="http://schemas.microsoft.com/office/drawing/2016/5/11/chartex" xmlns:cx6="http://schemas.microsoft.com/office/drawing/2016/5/12/chartex" xmlns:cx7="http://schemas.microsoft.com/office/drawing/2016/5/13/chartex" xmlns:cx8="http://schemas.microsoft.com/office/drawing/2016/5/14/chartex" xmlns:mc="http://schemas.openxmlformats.org/markup-compatibility/2006" xmlns:aink="http://schemas.microsoft.com/office/drawing/2016/ink" xmlns:am3d="http://schemas.microsoft.com/office/drawing/2017/model3d" xmlns:o="urn:schemas-microsoft-com:office:office" xmlns:oel="http://schemas.microsoft.com/office/2019/extlst" xmlns:r="http://schemas.openxmlformats.org/officeDocument/2006/relationships" xmlns:m="http://schemas.openxmlformats.org/officeDocument/2006/math" xmlns:v="urn:schemas-microsoft-com:vml" xmlns:wp14="http://schemas.microsoft.com/office/word/2010/wordprocessingDrawing" xmlns:wp="http://schemas.openxmlformats.org/drawingml/2006/wordprocessingDrawing" xmlns:w10="urn:schemas-microsoft-com:office:word" xmlns:w="http://schemas.openxmlformats.org/wordprocessingml/2006/main" xmlns:w14="http://schemas.microsoft.com/office/word/2010/wordml" xmlns:w15="http://schemas.microsoft.com/office/word/2012/wordml" xmlns:w16cex="http://schemas.microsoft.com/office/word/2018/wordml/cex" xmlns:w16cid="http://schemas.microsoft.com/office/word/2016/wordml/cid" xmlns:w16="http://schemas.microsoft.com/office/word/2018/wordml" xmlns:w16sdtdh="http://schemas.microsoft.com/office/word/2020/wordml/sdtdatahash" xmlns:w16se="http://schemas.microsoft.com/office/word/2015/wordml/symex" xmlns:wpg="http://schemas.microsoft.com/office/word/2010/wordprocessingGroup" xmlns:wpi="http://schemas.microsoft.com/office/word/2010/wordprocessingInk" xmlns:wne="http://schemas.microsoft.com/office/word/2006/wordml" xmlns:wps="http://schemas.microsoft.com/office/word/2010/wordprocessingShape" mc:Ignorable="w14 w15 w16se w16cid w16 w16cex w16sdtdh wp14">
+<w:document xmlns:wpc="http://schemas.microsoft.com/office/word/2010/wordprocessingCanvas" xmlns:cx="http://schemas.microsoft.com/office/drawing/2014/chartex" xmlns:cx1="http://schemas.microsoft.com/office/drawing/2015/9/8/chartex" xmlns:cx2="http://schemas.microsoft.com/office/drawing/2015/10/21/chartex" xmlns:cx3="http://schemas.microsoft.com/office/drawing/2016/5/9/chartex" xmlns:cx4="http://schemas.microsoft.com/office/drawing/2016/5/10/chartex" xmlns:cx5="http://schemas.microsoft.com/office/drawing/2016/5/11/chartex" xmlns:cx6="http://schemas.microsoft.com/office/drawing/2016/5/12/chartex" xmlns:cx7="http://schemas.microsoft.com/office/drawing/2016/5/13/chartex" xmlns:cx8="http://schemas.microsoft.com/office/drawing/2016/5/14/chartex" xmlns:mc="http://schemas.openxmlformats.org/markup-compatibility/2006" xmlns:aink="http://schemas.microsoft.com/office/drawing/2016/ink" xmlns:am3d="http://schemas.microsoft.com/office/drawing/2017/model3d" xmlns:o="urn:schemas-microsoft-com:office:office" xmlns:oel="http://schemas.microsoft.com/office/2019/extlst" xmlns:r="http://schemas.openxmlformats.org/officeDocument/2006/relationships" xmlns:m="http://schemas.openxmlformats.org/officeDocument/2006/math" xmlns:v="urn:schemas-microsoft-com:vml" xmlns:wp14="http://schemas.microsoft.com/office/word/2010/wordprocessingDrawing" xmlns:wp="http://schemas.openxmlformats.org/drawingml/2006/wordprocessingDrawing" xmlns:w10="urn:schemas-microsoft-com:office:word" xmlns:w="http://schemas.openxmlformats.org/wordprocessingml/2006/main" xmlns:w14="http://schemas.microsoft.com/office/word/2010/wordml" xmlns:w15="http://schemas.microsoft.com/office/word/2012/wordml" xmlns:w16cei="http://schemas.microsoft.com/office/word/2026/wordml/cei" xmlns:w16cex="http://schemas.microsoft.com/office/word/2018/wordml/cex" xmlns:w16cid="http://schemas.microsoft.com/office/word/2016/wordml/cid" xmlns:w16="http://schemas.microsoft.com/office/word/2018/wordml" xmlns:w16du="http://schemas.microsoft.com/office/word/2023/wordml/word16du" xmlns:w16sdtdh="http://schemas.microsoft.com/office/word/2020/wordml/sdtdatahash" xmlns:w16sdtfl="http://schemas.microsoft.com/office/word/2024/wordml/sdtformatlock" xmlns:w16se="http://schemas.microsoft.com/office/word/2015/wordml/symex" xmlns:wpg="http://schemas.microsoft.com/office/word/2010/wordprocessingGroup" xmlns:wpi="http://schemas.microsoft.com/office/word/2010/wordprocessingInk" xmlns:wne="http://schemas.microsoft.com/office/word/2006/wordml" xmlns:wps="http://schemas.microsoft.com/office/word/2010/wordprocessingShape" mc:Ignorable="w14 w15 w16se w16cid w16 w16cex w16sdtdh w16sdtfl w16du wp14">
   <w:body>
+    <w:p>
+      <w:pPr>
+        <w:spacing w:before="0" w:line="240" w:lineRule="auto"/>
+        <w:jc w:val="center"/>
+        <w:rPr>
+          <w:b/>
+          <w:bCs/>
+          <w:sz w:val="32"/>
+          <w:szCs w:val="32"/>
+          <w:u w:val="single"/>
+        </w:rPr>
+      </w:pPr>
+      <w:r>
+        <w:rPr>
+          <w:b/>
+          <w:bCs/>
+          <w:sz w:val="32"/>
+          <w:szCs w:val="32"/>
+          <w:u w:val="single"/>
+        </w:rPr>
+        <w:t xml:space="preserve">TS </w:t>
+      </w:r>
+      <w:r>
+        <w:rPr>
+          <w:b/>
+          <w:bCs/>
+          <w:sz w:val="32"/>
+          <w:szCs w:val="32"/>
+          <w:u w:val="single"/>
+        </w:rPr>
+        <w:t>Jatai</w:t>
+      </w:r>
+      <w:r>
+        <w:rPr>
+          <w:b/>
+          <w:bCs/>
+          <w:sz w:val="32"/>
+          <w:szCs w:val="32"/>
+          <w:u w:val="single"/>
+        </w:rPr>
+        <w:t xml:space="preserve"> </w:t>
+      </w:r>
+      <w:r>
+        <w:rPr>
+          <w:b/>
+          <w:bCs/>
+          <w:sz w:val="32"/>
+          <w:szCs w:val="32"/>
+          <w:u w:val="single"/>
+        </w:rPr>
+        <w:t xml:space="preserve">– TS </w:t>
+      </w:r>
+      <w:r>
+        <w:rPr>
+          <w:b/>
+          <w:bCs/>
+          <w:sz w:val="32"/>
+          <w:szCs w:val="32"/>
+          <w:u w:val="single"/>
+        </w:rPr>
+        <w:t>3.3</w:t>
+      </w:r>
+      <w:r>
+        <w:rPr>
+          <w:b/>
+          <w:bCs/>
+          <w:sz w:val="32"/>
+          <w:szCs w:val="32"/>
+          <w:u w:val="single"/>
+        </w:rPr>
+        <w:t xml:space="preserve"> </w:t>
+      </w:r>
+      <w:r>
+        <w:rPr>
+          <w:b/>
+          <w:bCs/>
+          <w:sz w:val="32"/>
+          <w:szCs w:val="32"/>
+          <w:u w:val="single"/>
+        </w:rPr>
+        <w:t>Malayalam</w:t>
+      </w:r>
+      <w:r>
+        <w:rPr>
+          <w:b/>
+          <w:bCs/>
+          <w:sz w:val="32"/>
+          <w:szCs w:val="32"/>
+          <w:u w:val="single"/>
+        </w:rPr>
+        <w:t xml:space="preserve"> Corrections –</w:t>
+      </w:r>
+      <w:r>
+        <w:rPr>
+          <w:b/>
+          <w:bCs/>
+          <w:sz w:val="32"/>
+          <w:szCs w:val="32"/>
+          <w:u w:val="single"/>
+        </w:rPr>
+        <w:t xml:space="preserve"> </w:t>
+      </w:r>
+      <w:r>
+        <w:rPr>
+          <w:b/>
+          <w:bCs/>
+          <w:sz w:val="32"/>
+          <w:szCs w:val="32"/>
+          <w:u w:val="single"/>
+        </w:rPr>
+        <w:t xml:space="preserve">Observed </w:t>
+      </w:r>
+      <w:proofErr w:type="gramStart"/>
+      <w:r>
+        <w:rPr>
+          <w:b/>
+          <w:bCs/>
+          <w:sz w:val="32"/>
+          <w:szCs w:val="32"/>
+          <w:u w:val="single"/>
+        </w:rPr>
+        <w:t xml:space="preserve">till </w:t>
+      </w:r>
+      <w:r>
+        <w:rPr>
+          <w:b/>
+          <w:bCs/>
+          <w:sz w:val="32"/>
+          <w:szCs w:val="32"/>
+          <w:highlight w:val="red"/>
+          <w:u w:val="single"/>
+        </w:rPr>
+        <w:t>???</w:t>
+      </w:r>
+      <w:proofErr w:type="gramEnd"/>
+    </w:p>
+    <w:p>
+      <w:pPr>
+        <w:spacing w:before="0" w:line="240" w:lineRule="auto"/>
+        <w:jc w:val="center"/>
+        <w:rPr>
+          <w:b/>
+          <w:bCs/>
+          <w:sz w:val="28"/>
+          <w:szCs w:val="32"/>
+        </w:rPr>
+      </w:pPr>
+      <w:r>
+        <w:rPr>
+          <w:b/>
+          <w:bCs/>
+          <w:sz w:val="28"/>
+          <w:szCs w:val="32"/>
+        </w:rPr>
+        <w:t>(ignore those which are already incorporated in your book’s version and date)</w:t>
+      </w:r>
+    </w:p>
+    <w:tbl>
+      <w:tblPr>
+        <w:tblW w:w="14537" w:type="dxa"/>
+        <w:tblInd w:w="-792" w:type="dxa"/>
+        <w:tblBorders>
+          <w:top w:val="single" w:sz="4" w:space="0" w:color="000000"/>
+          <w:left w:val="single" w:sz="4" w:space="0" w:color="000000"/>
+          <w:bottom w:val="single" w:sz="4" w:space="0" w:color="000000"/>
+          <w:right w:val="single" w:sz="4" w:space="0" w:color="000000"/>
+          <w:insideH w:val="single" w:sz="4" w:space="0" w:color="000000"/>
+          <w:insideV w:val="single" w:sz="4" w:space="0" w:color="000000"/>
+        </w:tblBorders>
+        <w:tblLook w:val="04A0" w:firstRow="1" w:lastRow="0" w:firstColumn="1" w:lastColumn="0" w:noHBand="0" w:noVBand="1"/>
+      </w:tblPr>
+      <w:tblGrid>
+        <w:gridCol w:w="7166"/>
+        <w:gridCol w:w="7371"/>
+      </w:tblGrid>
+      <w:tr>
+        <w:tc>
+          <w:tcPr>
+            <w:tcW w:w="7166" w:type="dxa"/>
+          </w:tcPr>
+          <w:p>
+            <w:pPr>
+              <w:spacing w:before="0" w:line="240" w:lineRule="auto"/>
+              <w:jc w:val="center"/>
+              <w:rPr>
+                <w:b/>
+                <w:sz w:val="32"/>
+                <w:szCs w:val="32"/>
+              </w:rPr>
+            </w:pPr>
+            <w:r>
+              <w:rPr>
+                <w:b/>
+                <w:sz w:val="32"/>
+                <w:szCs w:val="32"/>
+              </w:rPr>
+              <w:t>As Printed</w:t>
+            </w:r>
+          </w:p>
+        </w:tc>
+        <w:tc>
+          <w:tcPr>
+            <w:tcW w:w="7371" w:type="dxa"/>
+          </w:tcPr>
+          <w:p>
+            <w:pPr>
+              <w:spacing w:before="0" w:line="240" w:lineRule="auto"/>
+              <w:ind w:right="-18"/>
+              <w:jc w:val="center"/>
+              <w:rPr>
+                <w:b/>
+                <w:sz w:val="32"/>
+                <w:szCs w:val="32"/>
+              </w:rPr>
+            </w:pPr>
+            <w:r>
+              <w:rPr>
+                <w:b/>
+                <w:sz w:val="32"/>
+                <w:szCs w:val="32"/>
+              </w:rPr>
+              <w:t>To be read as or corrected as</w:t>
+            </w:r>
+            <w:r>
+              <w:rPr>
+                <w:b/>
+                <w:sz w:val="32"/>
+                <w:szCs w:val="32"/>
+              </w:rPr>
+              <w:t xml:space="preserve"> </w:t>
+            </w:r>
+          </w:p>
+        </w:tc>
+      </w:tr>
+      <w:tr>
+        <w:trPr>
+          <w:trHeight w:val="1480"/>
+        </w:trPr>
+        <w:tc>
+          <w:tcPr>
+            <w:tcW w:w="7166" w:type="dxa"/>
+          </w:tcPr>
+          <w:p>
+            <w:pPr>
+              <w:widowControl w:val="0"/>
+              <w:autoSpaceDE w:val="0"/>
+              <w:autoSpaceDN w:val="0"/>
+              <w:adjustRightInd w:val="0"/>
+              <w:spacing w:line="240" w:lineRule="auto"/>
+              <w:rPr>
+                <w:rFonts w:ascii="BRH Malayalam Extra" w:hAnsi="BRH Malayalam Extra" w:cs="BRH Malayalam Extra"/>
+                <w:color w:val="000000"/>
+                <w:sz w:val="32"/>
+                <w:szCs w:val="32"/>
+              </w:rPr>
+            </w:pPr>
+            <w:r>
+              <w:rPr>
+                <w:rFonts w:cs="BRH Malayalam Extra"/>
+                <w:color w:val="000000"/>
+                <w:szCs w:val="32"/>
+              </w:rPr>
+              <w:t>24</w:t>
+            </w:r>
+            <w:r>
+              <w:rPr>
+                <w:rFonts w:ascii="BRH Malayalam Extra" w:hAnsi="BRH Malayalam Extra" w:cs="BRH Malayalam Extra"/>
+                <w:color w:val="000000"/>
+                <w:sz w:val="32"/>
+                <w:szCs w:val="32"/>
+              </w:rPr>
+              <w:t>)</w:t>
+            </w:r>
+            <w:r>
+              <w:rPr>
+                <w:rFonts w:ascii="BRH Malayalam Extra" w:hAnsi="BRH Malayalam Extra" w:cs="BRH Malayalam Extra"/>
+                <w:color w:val="000000"/>
+                <w:sz w:val="32"/>
+                <w:szCs w:val="32"/>
+              </w:rPr>
+              <w:tab/>
+            </w:r>
+            <w:r>
+              <w:rPr>
+                <w:rFonts w:cs="BRH Malayalam Extra"/>
+                <w:color w:val="000000"/>
+                <w:szCs w:val="32"/>
+              </w:rPr>
+              <w:t>3</w:t>
+            </w:r>
+            <w:r>
+              <w:rPr>
+                <w:rFonts w:ascii="BRH Malayalam Extra" w:hAnsi="BRH Malayalam Extra" w:cs="BRH Malayalam Extra"/>
+                <w:color w:val="000000"/>
+                <w:sz w:val="32"/>
+                <w:szCs w:val="32"/>
+              </w:rPr>
+              <w:t>.</w:t>
+            </w:r>
+            <w:r>
+              <w:rPr>
+                <w:rFonts w:cs="BRH Malayalam Extra"/>
+                <w:color w:val="000000"/>
+                <w:szCs w:val="32"/>
+              </w:rPr>
+              <w:t>3</w:t>
+            </w:r>
+            <w:r>
+              <w:rPr>
+                <w:rFonts w:ascii="BRH Malayalam Extra" w:hAnsi="BRH Malayalam Extra" w:cs="BRH Malayalam Extra"/>
+                <w:color w:val="000000"/>
+                <w:sz w:val="32"/>
+                <w:szCs w:val="32"/>
+              </w:rPr>
+              <w:t>.</w:t>
+            </w:r>
+            <w:r>
+              <w:rPr>
+                <w:rFonts w:cs="BRH Malayalam Extra"/>
+                <w:color w:val="000000"/>
+                <w:szCs w:val="32"/>
+              </w:rPr>
+              <w:t>6</w:t>
+            </w:r>
+            <w:r>
+              <w:rPr>
+                <w:rFonts w:ascii="BRH Malayalam Extra" w:hAnsi="BRH Malayalam Extra" w:cs="BRH Malayalam Extra"/>
+                <w:color w:val="000000"/>
+                <w:sz w:val="32"/>
+                <w:szCs w:val="32"/>
+              </w:rPr>
+              <w:t>.</w:t>
+            </w:r>
+            <w:r>
+              <w:rPr>
+                <w:rFonts w:cs="BRH Malayalam Extra"/>
+                <w:color w:val="000000"/>
+                <w:szCs w:val="32"/>
+              </w:rPr>
+              <w:t>1</w:t>
+            </w:r>
+            <w:r>
+              <w:rPr>
+                <w:rFonts w:ascii="BRH Malayalam Extra" w:hAnsi="BRH Malayalam Extra" w:cs="BRH Malayalam Extra"/>
+                <w:color w:val="000000"/>
+                <w:sz w:val="32"/>
+                <w:szCs w:val="32"/>
+              </w:rPr>
+              <w:t>(</w:t>
+            </w:r>
+            <w:r>
+              <w:rPr>
+                <w:rFonts w:cs="BRH Malayalam Extra"/>
+                <w:color w:val="000000"/>
+                <w:szCs w:val="32"/>
+              </w:rPr>
+              <w:t>21</w:t>
+            </w:r>
+            <w:r>
+              <w:rPr>
+                <w:rFonts w:ascii="BRH Malayalam Extra" w:hAnsi="BRH Malayalam Extra" w:cs="BRH Malayalam Extra"/>
+                <w:color w:val="000000"/>
+                <w:sz w:val="32"/>
+                <w:szCs w:val="32"/>
+              </w:rPr>
+              <w:t>)- A</w:t>
+            </w:r>
+            <w:r>
+              <w:rPr>
+                <w:rFonts w:ascii="BRH Malayalam Extra" w:hAnsi="BRH Malayalam Extra" w:cs="BRH Malayalam Extra"/>
+                <w:color w:val="000000"/>
+                <w:sz w:val="26"/>
+                <w:szCs w:val="32"/>
+              </w:rPr>
+              <w:t>–</w:t>
+            </w:r>
+            <w:r>
+              <w:rPr>
+                <w:rFonts w:ascii="BRH Malayalam Extra" w:hAnsi="BRH Malayalam Extra" w:cs="BRH Malayalam Extra"/>
+                <w:color w:val="000000"/>
+                <w:sz w:val="32"/>
+                <w:szCs w:val="32"/>
+              </w:rPr>
+              <w:t>p</w:t>
+            </w:r>
+            <w:r>
+              <w:rPr>
+                <w:rFonts w:ascii="BRH Malayalam Extra" w:hAnsi="BRH Malayalam Extra" w:cs="BRH Malayalam Extra"/>
+                <w:color w:val="000000"/>
+                <w:sz w:val="26"/>
+                <w:szCs w:val="32"/>
+              </w:rPr>
+              <w:t>–</w:t>
+            </w:r>
+            <w:r>
+              <w:rPr>
+                <w:rFonts w:ascii="BRH Malayalam Extra" w:hAnsi="BRH Malayalam Extra" w:cs="BRH Malayalam Extra"/>
+                <w:color w:val="000000"/>
+                <w:sz w:val="32"/>
+                <w:szCs w:val="32"/>
+              </w:rPr>
+              <w:t>k¡</w:t>
+            </w:r>
+            <w:r>
+              <w:rPr>
+                <w:rFonts w:ascii="BRH Malayalam Extra" w:hAnsi="BRH Malayalam Extra" w:cs="BRH Malayalam Extra"/>
+                <w:color w:val="000000"/>
+                <w:sz w:val="26"/>
+                <w:szCs w:val="32"/>
+              </w:rPr>
+              <w:t>–</w:t>
+            </w:r>
+            <w:r>
+              <w:rPr>
+                <w:rFonts w:ascii="BRH Malayalam Extra" w:hAnsi="BRH Malayalam Extra" w:cs="BRH Malayalam Extra"/>
+                <w:color w:val="000000"/>
+                <w:sz w:val="32"/>
+                <w:szCs w:val="32"/>
+              </w:rPr>
+              <w:t>¥Ê |</w:t>
+            </w:r>
+          </w:p>
+          <w:p>
+            <w:pPr>
+              <w:widowControl w:val="0"/>
+              <w:autoSpaceDE w:val="0"/>
+              <w:autoSpaceDN w:val="0"/>
+              <w:adjustRightInd w:val="0"/>
+              <w:spacing w:line="240" w:lineRule="auto"/>
+              <w:rPr>
+                <w:rFonts w:cs="BRH Malayalam Extra"/>
+                <w:szCs w:val="40"/>
+              </w:rPr>
+            </w:pPr>
+            <w:r>
+              <w:rPr>
+                <w:rFonts w:ascii="BRH Malayalam Extra" w:hAnsi="BRH Malayalam Extra" w:cs="BRH Malayalam Extra"/>
+                <w:color w:val="000000"/>
+                <w:sz w:val="32"/>
+                <w:szCs w:val="32"/>
+              </w:rPr>
+              <w:t>A</w:t>
+            </w:r>
+            <w:r>
+              <w:rPr>
+                <w:rFonts w:ascii="BRH Malayalam Extra" w:hAnsi="BRH Malayalam Extra" w:cs="BRH Malayalam Extra"/>
+                <w:color w:val="000000"/>
+                <w:sz w:val="26"/>
+                <w:szCs w:val="32"/>
+              </w:rPr>
+              <w:t>–</w:t>
+            </w:r>
+            <w:r>
+              <w:rPr>
+                <w:rFonts w:ascii="BRH Malayalam Extra" w:hAnsi="BRH Malayalam Extra" w:cs="BRH Malayalam Extra"/>
+                <w:color w:val="000000"/>
+                <w:sz w:val="32"/>
+                <w:szCs w:val="32"/>
+              </w:rPr>
+              <w:t>p</w:t>
+            </w:r>
+            <w:r>
+              <w:rPr>
+                <w:rFonts w:ascii="BRH Malayalam Extra" w:hAnsi="BRH Malayalam Extra" w:cs="BRH Malayalam Extra"/>
+                <w:color w:val="000000"/>
+                <w:sz w:val="26"/>
+                <w:szCs w:val="32"/>
+              </w:rPr>
+              <w:t>–</w:t>
+            </w:r>
+            <w:r>
+              <w:rPr>
+                <w:rFonts w:ascii="BRH Malayalam Extra" w:hAnsi="BRH Malayalam Extra" w:cs="BRH Malayalam Extra"/>
+                <w:color w:val="000000"/>
+                <w:sz w:val="32"/>
+                <w:szCs w:val="32"/>
+              </w:rPr>
+              <w:t>k¡</w:t>
+            </w:r>
+            <w:r>
+              <w:rPr>
+                <w:rFonts w:ascii="BRH Malayalam Extra" w:hAnsi="BRH Malayalam Extra" w:cs="BRH Malayalam Extra"/>
+                <w:color w:val="000000"/>
+                <w:sz w:val="26"/>
+                <w:szCs w:val="32"/>
+              </w:rPr>
+              <w:t>–</w:t>
+            </w:r>
+            <w:r>
+              <w:rPr>
+                <w:rFonts w:ascii="BRH Malayalam Extra" w:hAnsi="BRH Malayalam Extra" w:cs="BRH Malayalam Extra"/>
+                <w:color w:val="000000"/>
+                <w:sz w:val="32"/>
+                <w:szCs w:val="32"/>
+              </w:rPr>
+              <w:t>Ê C</w:t>
+            </w:r>
+            <w:r>
+              <w:rPr>
+                <w:rFonts w:ascii="BRH Malayalam Extra" w:hAnsi="BRH Malayalam Extra" w:cs="BRH Malayalam Extra"/>
+                <w:color w:val="000000"/>
+                <w:sz w:val="32"/>
+                <w:szCs w:val="32"/>
+                <w:highlight w:val="yellow"/>
+              </w:rPr>
+              <w:t>Zõp</w:t>
+            </w:r>
+            <w:r>
+              <w:rPr>
+                <w:rFonts w:ascii="BRH Malayalam Extra" w:hAnsi="BRH Malayalam Extra" w:cs="BRH Malayalam Extra"/>
+                <w:color w:val="000000"/>
+                <w:sz w:val="32"/>
+                <w:szCs w:val="32"/>
+              </w:rPr>
+              <w:t>— - k¡</w:t>
+            </w:r>
+            <w:r>
+              <w:rPr>
+                <w:rFonts w:ascii="BRH Malayalam Extra" w:hAnsi="BRH Malayalam Extra" w:cs="BRH Malayalam Extra"/>
+                <w:color w:val="000000"/>
+                <w:sz w:val="26"/>
+                <w:szCs w:val="32"/>
+              </w:rPr>
+              <w:t>–</w:t>
+            </w:r>
+            <w:r>
+              <w:rPr>
+                <w:rFonts w:ascii="BRH Malayalam Extra" w:hAnsi="BRH Malayalam Extra" w:cs="BRH Malayalam Extra"/>
+                <w:color w:val="000000"/>
+                <w:sz w:val="32"/>
+                <w:szCs w:val="32"/>
+              </w:rPr>
+              <w:t xml:space="preserve">¥Ê | </w:t>
+            </w:r>
+          </w:p>
+        </w:tc>
+        <w:tc>
+          <w:tcPr>
+            <w:tcW w:w="7371" w:type="dxa"/>
+          </w:tcPr>
+          <w:p>
+            <w:pPr>
+              <w:widowControl w:val="0"/>
+              <w:autoSpaceDE w:val="0"/>
+              <w:autoSpaceDN w:val="0"/>
+              <w:adjustRightInd w:val="0"/>
+              <w:spacing w:line="240" w:lineRule="auto"/>
+              <w:rPr>
+                <w:rFonts w:ascii="BRH Malayalam Extra" w:hAnsi="BRH Malayalam Extra" w:cs="BRH Malayalam Extra"/>
+                <w:color w:val="000000"/>
+                <w:sz w:val="32"/>
+                <w:szCs w:val="32"/>
+              </w:rPr>
+            </w:pPr>
+            <w:r>
+              <w:rPr>
+                <w:rFonts w:cs="BRH Malayalam Extra"/>
+                <w:color w:val="000000"/>
+                <w:szCs w:val="32"/>
+              </w:rPr>
+              <w:t>24</w:t>
+            </w:r>
+            <w:r>
+              <w:rPr>
+                <w:rFonts w:ascii="BRH Malayalam Extra" w:hAnsi="BRH Malayalam Extra" w:cs="BRH Malayalam Extra"/>
+                <w:color w:val="000000"/>
+                <w:sz w:val="32"/>
+                <w:szCs w:val="32"/>
+              </w:rPr>
+              <w:t>)</w:t>
+            </w:r>
+            <w:r>
+              <w:rPr>
+                <w:rFonts w:ascii="BRH Malayalam Extra" w:hAnsi="BRH Malayalam Extra" w:cs="BRH Malayalam Extra"/>
+                <w:color w:val="000000"/>
+                <w:sz w:val="32"/>
+                <w:szCs w:val="32"/>
+              </w:rPr>
+              <w:tab/>
+            </w:r>
+            <w:r>
+              <w:rPr>
+                <w:rFonts w:cs="BRH Malayalam Extra"/>
+                <w:color w:val="000000"/>
+                <w:szCs w:val="32"/>
+              </w:rPr>
+              <w:t>3</w:t>
+            </w:r>
+            <w:r>
+              <w:rPr>
+                <w:rFonts w:ascii="BRH Malayalam Extra" w:hAnsi="BRH Malayalam Extra" w:cs="BRH Malayalam Extra"/>
+                <w:color w:val="000000"/>
+                <w:sz w:val="32"/>
+                <w:szCs w:val="32"/>
+              </w:rPr>
+              <w:t>.</w:t>
+            </w:r>
+            <w:r>
+              <w:rPr>
+                <w:rFonts w:cs="BRH Malayalam Extra"/>
+                <w:color w:val="000000"/>
+                <w:szCs w:val="32"/>
+              </w:rPr>
+              <w:t>3</w:t>
+            </w:r>
+            <w:r>
+              <w:rPr>
+                <w:rFonts w:ascii="BRH Malayalam Extra" w:hAnsi="BRH Malayalam Extra" w:cs="BRH Malayalam Extra"/>
+                <w:color w:val="000000"/>
+                <w:sz w:val="32"/>
+                <w:szCs w:val="32"/>
+              </w:rPr>
+              <w:t>.</w:t>
+            </w:r>
+            <w:r>
+              <w:rPr>
+                <w:rFonts w:cs="BRH Malayalam Extra"/>
+                <w:color w:val="000000"/>
+                <w:szCs w:val="32"/>
+              </w:rPr>
+              <w:t>6</w:t>
+            </w:r>
+            <w:r>
+              <w:rPr>
+                <w:rFonts w:ascii="BRH Malayalam Extra" w:hAnsi="BRH Malayalam Extra" w:cs="BRH Malayalam Extra"/>
+                <w:color w:val="000000"/>
+                <w:sz w:val="32"/>
+                <w:szCs w:val="32"/>
+              </w:rPr>
+              <w:t>.</w:t>
+            </w:r>
+            <w:r>
+              <w:rPr>
+                <w:rFonts w:cs="BRH Malayalam Extra"/>
+                <w:color w:val="000000"/>
+                <w:szCs w:val="32"/>
+              </w:rPr>
+              <w:t>1</w:t>
+            </w:r>
+            <w:r>
+              <w:rPr>
+                <w:rFonts w:ascii="BRH Malayalam Extra" w:hAnsi="BRH Malayalam Extra" w:cs="BRH Malayalam Extra"/>
+                <w:color w:val="000000"/>
+                <w:sz w:val="32"/>
+                <w:szCs w:val="32"/>
+              </w:rPr>
+              <w:t>(</w:t>
+            </w:r>
+            <w:r>
+              <w:rPr>
+                <w:rFonts w:cs="BRH Malayalam Extra"/>
+                <w:color w:val="000000"/>
+                <w:szCs w:val="32"/>
+              </w:rPr>
+              <w:t>21</w:t>
+            </w:r>
+            <w:r>
+              <w:rPr>
+                <w:rFonts w:ascii="BRH Malayalam Extra" w:hAnsi="BRH Malayalam Extra" w:cs="BRH Malayalam Extra"/>
+                <w:color w:val="000000"/>
+                <w:sz w:val="32"/>
+                <w:szCs w:val="32"/>
+              </w:rPr>
+              <w:t>)- A</w:t>
+            </w:r>
+            <w:r>
+              <w:rPr>
+                <w:rFonts w:ascii="BRH Malayalam Extra" w:hAnsi="BRH Malayalam Extra" w:cs="BRH Malayalam Extra"/>
+                <w:color w:val="000000"/>
+                <w:sz w:val="26"/>
+                <w:szCs w:val="32"/>
+              </w:rPr>
+              <w:t>–</w:t>
+            </w:r>
+            <w:r>
+              <w:rPr>
+                <w:rFonts w:ascii="BRH Malayalam Extra" w:hAnsi="BRH Malayalam Extra" w:cs="BRH Malayalam Extra"/>
+                <w:color w:val="000000"/>
+                <w:sz w:val="32"/>
+                <w:szCs w:val="32"/>
+              </w:rPr>
+              <w:t>p</w:t>
+            </w:r>
+            <w:r>
+              <w:rPr>
+                <w:rFonts w:ascii="BRH Malayalam Extra" w:hAnsi="BRH Malayalam Extra" w:cs="BRH Malayalam Extra"/>
+                <w:color w:val="000000"/>
+                <w:sz w:val="26"/>
+                <w:szCs w:val="32"/>
+              </w:rPr>
+              <w:t>–</w:t>
+            </w:r>
+            <w:r>
+              <w:rPr>
+                <w:rFonts w:ascii="BRH Malayalam Extra" w:hAnsi="BRH Malayalam Extra" w:cs="BRH Malayalam Extra"/>
+                <w:color w:val="000000"/>
+                <w:sz w:val="32"/>
+                <w:szCs w:val="32"/>
+              </w:rPr>
+              <w:t>k¡</w:t>
+            </w:r>
+            <w:r>
+              <w:rPr>
+                <w:rFonts w:ascii="BRH Malayalam Extra" w:hAnsi="BRH Malayalam Extra" w:cs="BRH Malayalam Extra"/>
+                <w:color w:val="000000"/>
+                <w:sz w:val="26"/>
+                <w:szCs w:val="32"/>
+              </w:rPr>
+              <w:t>–</w:t>
+            </w:r>
+            <w:r>
+              <w:rPr>
+                <w:rFonts w:ascii="BRH Malayalam Extra" w:hAnsi="BRH Malayalam Extra" w:cs="BRH Malayalam Extra"/>
+                <w:color w:val="000000"/>
+                <w:sz w:val="32"/>
+                <w:szCs w:val="32"/>
+              </w:rPr>
+              <w:t>¥Ê |</w:t>
+            </w:r>
+          </w:p>
+          <w:p>
+            <w:pPr>
+              <w:widowControl w:val="0"/>
+              <w:autoSpaceDE w:val="0"/>
+              <w:autoSpaceDN w:val="0"/>
+              <w:adjustRightInd w:val="0"/>
+              <w:spacing w:line="240" w:lineRule="auto"/>
+              <w:rPr>
+                <w:rFonts w:cs="BRH Malayalam Extra"/>
+                <w:szCs w:val="40"/>
+              </w:rPr>
+            </w:pPr>
+            <w:r>
+              <w:rPr>
+                <w:rFonts w:ascii="BRH Malayalam Extra" w:hAnsi="BRH Malayalam Extra" w:cs="BRH Malayalam Extra"/>
+                <w:color w:val="000000"/>
+                <w:sz w:val="32"/>
+                <w:szCs w:val="32"/>
+              </w:rPr>
+              <w:t>A</w:t>
+            </w:r>
+            <w:r>
+              <w:rPr>
+                <w:rFonts w:ascii="BRH Malayalam Extra" w:hAnsi="BRH Malayalam Extra" w:cs="BRH Malayalam Extra"/>
+                <w:color w:val="000000"/>
+                <w:sz w:val="26"/>
+                <w:szCs w:val="32"/>
+              </w:rPr>
+              <w:t>–</w:t>
+            </w:r>
+            <w:r>
+              <w:rPr>
+                <w:rFonts w:ascii="BRH Malayalam Extra" w:hAnsi="BRH Malayalam Extra" w:cs="BRH Malayalam Extra"/>
+                <w:color w:val="000000"/>
+                <w:sz w:val="32"/>
+                <w:szCs w:val="32"/>
+              </w:rPr>
+              <w:t>p</w:t>
+            </w:r>
+            <w:r>
+              <w:rPr>
+                <w:rFonts w:ascii="BRH Malayalam Extra" w:hAnsi="BRH Malayalam Extra" w:cs="BRH Malayalam Extra"/>
+                <w:color w:val="000000"/>
+                <w:sz w:val="26"/>
+                <w:szCs w:val="32"/>
+              </w:rPr>
+              <w:t>–</w:t>
+            </w:r>
+            <w:r>
+              <w:rPr>
+                <w:rFonts w:ascii="BRH Malayalam Extra" w:hAnsi="BRH Malayalam Extra" w:cs="BRH Malayalam Extra"/>
+                <w:color w:val="000000"/>
+                <w:sz w:val="32"/>
+                <w:szCs w:val="32"/>
+              </w:rPr>
+              <w:t>k¡</w:t>
+            </w:r>
+            <w:r>
+              <w:rPr>
+                <w:rFonts w:ascii="BRH Malayalam Extra" w:hAnsi="BRH Malayalam Extra" w:cs="BRH Malayalam Extra"/>
+                <w:color w:val="000000"/>
+                <w:sz w:val="26"/>
+                <w:szCs w:val="32"/>
+              </w:rPr>
+              <w:t>–</w:t>
+            </w:r>
+            <w:r>
+              <w:rPr>
+                <w:rFonts w:ascii="BRH Malayalam Extra" w:hAnsi="BRH Malayalam Extra" w:cs="BRH Malayalam Extra"/>
+                <w:color w:val="000000"/>
+                <w:sz w:val="32"/>
+                <w:szCs w:val="32"/>
+              </w:rPr>
+              <w:t>Ê C</w:t>
+            </w:r>
+            <w:r>
+              <w:rPr>
+                <w:rFonts w:ascii="BRH Malayalam Extra" w:hAnsi="BRH Malayalam Extra" w:cs="BRH Malayalam Extra"/>
+                <w:color w:val="000000"/>
+                <w:sz w:val="32"/>
+                <w:szCs w:val="32"/>
+                <w:highlight w:val="green"/>
+              </w:rPr>
+              <w:t>Zõ</w:t>
+            </w:r>
+            <w:r>
+              <w:rPr>
+                <w:rFonts w:ascii="BRH Malayalam Extra" w:hAnsi="BRH Malayalam Extra" w:cs="BRH Malayalam Extra"/>
+                <w:color w:val="000000"/>
+                <w:sz w:val="32"/>
+                <w:szCs w:val="32"/>
+              </w:rPr>
+              <w:t>—p - k¡</w:t>
+            </w:r>
+            <w:r>
+              <w:rPr>
+                <w:rFonts w:ascii="BRH Malayalam Extra" w:hAnsi="BRH Malayalam Extra" w:cs="BRH Malayalam Extra"/>
+                <w:color w:val="000000"/>
+                <w:sz w:val="26"/>
+                <w:szCs w:val="32"/>
+              </w:rPr>
+              <w:t>–</w:t>
+            </w:r>
+            <w:r>
+              <w:rPr>
+                <w:rFonts w:ascii="BRH Malayalam Extra" w:hAnsi="BRH Malayalam Extra" w:cs="BRH Malayalam Extra"/>
+                <w:color w:val="000000"/>
+                <w:sz w:val="32"/>
+                <w:szCs w:val="32"/>
+              </w:rPr>
+              <w:t xml:space="preserve">¥Ê | </w:t>
+            </w:r>
+          </w:p>
+        </w:tc>
+      </w:tr>
+      <w:tr>
+        <w:trPr>
+          <w:trHeight w:val="630"/>
+        </w:trPr>
+        <w:tc>
+          <w:tcPr>
+            <w:tcW w:w="7166" w:type="dxa"/>
+          </w:tcPr>
+          <w:p>
+            <w:pPr>
+              <w:widowControl w:val="0"/>
+              <w:autoSpaceDE w:val="0"/>
+              <w:autoSpaceDN w:val="0"/>
+              <w:adjustRightInd w:val="0"/>
+              <w:spacing w:before="0" w:line="240" w:lineRule="auto"/>
+              <w:rPr>
+                <w:rFonts w:ascii="BRH Malayalam Extra" w:hAnsi="BRH Malayalam Extra" w:cs="BRH Malayalam Extra"/>
+                <w:color w:val="000000"/>
+                <w:sz w:val="32"/>
+                <w:szCs w:val="32"/>
+              </w:rPr>
+            </w:pPr>
+            <w:r>
+              <w:rPr>
+                <w:rFonts w:cs="BRH Malayalam Extra"/>
+                <w:color w:val="000000"/>
+                <w:szCs w:val="32"/>
+              </w:rPr>
+              <w:t>51</w:t>
+            </w:r>
+            <w:r>
+              <w:rPr>
+                <w:rFonts w:ascii="BRH Malayalam Extra" w:hAnsi="BRH Malayalam Extra" w:cs="BRH Malayalam Extra"/>
+                <w:color w:val="000000"/>
+                <w:sz w:val="32"/>
+                <w:szCs w:val="32"/>
+              </w:rPr>
+              <w:t>)</w:t>
+            </w:r>
+            <w:r>
+              <w:rPr>
+                <w:rFonts w:ascii="BRH Malayalam Extra" w:hAnsi="BRH Malayalam Extra" w:cs="BRH Malayalam Extra"/>
+                <w:color w:val="000000"/>
+                <w:sz w:val="32"/>
+                <w:szCs w:val="32"/>
+              </w:rPr>
+              <w:tab/>
+            </w:r>
+            <w:r>
+              <w:rPr>
+                <w:rFonts w:cs="BRH Malayalam Extra"/>
+                <w:color w:val="000000"/>
+                <w:szCs w:val="32"/>
+              </w:rPr>
+              <w:t>3</w:t>
+            </w:r>
+            <w:r>
+              <w:rPr>
+                <w:rFonts w:ascii="BRH Malayalam Extra" w:hAnsi="BRH Malayalam Extra" w:cs="BRH Malayalam Extra"/>
+                <w:color w:val="000000"/>
+                <w:sz w:val="32"/>
+                <w:szCs w:val="32"/>
+              </w:rPr>
+              <w:t>.</w:t>
+            </w:r>
+            <w:r>
+              <w:rPr>
+                <w:rFonts w:cs="BRH Malayalam Extra"/>
+                <w:color w:val="000000"/>
+                <w:szCs w:val="32"/>
+              </w:rPr>
+              <w:t>3</w:t>
+            </w:r>
+            <w:r>
+              <w:rPr>
+                <w:rFonts w:ascii="BRH Malayalam Extra" w:hAnsi="BRH Malayalam Extra" w:cs="BRH Malayalam Extra"/>
+                <w:color w:val="000000"/>
+                <w:sz w:val="32"/>
+                <w:szCs w:val="32"/>
+              </w:rPr>
+              <w:t>.</w:t>
+            </w:r>
+            <w:r>
+              <w:rPr>
+                <w:rFonts w:cs="BRH Malayalam Extra"/>
+                <w:color w:val="000000"/>
+                <w:szCs w:val="32"/>
+              </w:rPr>
+              <w:t>8</w:t>
+            </w:r>
+            <w:r>
+              <w:rPr>
+                <w:rFonts w:ascii="BRH Malayalam Extra" w:hAnsi="BRH Malayalam Extra" w:cs="BRH Malayalam Extra"/>
+                <w:color w:val="000000"/>
+                <w:sz w:val="32"/>
+                <w:szCs w:val="32"/>
+              </w:rPr>
+              <w:t>.</w:t>
+            </w:r>
+            <w:r>
+              <w:rPr>
+                <w:rFonts w:cs="BRH Malayalam Extra"/>
+                <w:color w:val="000000"/>
+                <w:szCs w:val="32"/>
+              </w:rPr>
+              <w:t>3</w:t>
+            </w:r>
+            <w:r>
+              <w:rPr>
+                <w:rFonts w:ascii="BRH Malayalam Extra" w:hAnsi="BRH Malayalam Extra" w:cs="BRH Malayalam Extra"/>
+                <w:color w:val="000000"/>
+                <w:sz w:val="32"/>
+                <w:szCs w:val="32"/>
+              </w:rPr>
+              <w:t>(</w:t>
+            </w:r>
+            <w:r>
+              <w:rPr>
+                <w:rFonts w:cs="BRH Malayalam Extra"/>
+                <w:color w:val="000000"/>
+                <w:szCs w:val="32"/>
+              </w:rPr>
+              <w:t>46</w:t>
+            </w:r>
+            <w:r>
+              <w:rPr>
+                <w:rFonts w:ascii="BRH Malayalam Extra" w:hAnsi="BRH Malayalam Extra" w:cs="BRH Malayalam Extra"/>
+                <w:color w:val="000000"/>
+                <w:sz w:val="32"/>
+                <w:szCs w:val="32"/>
+              </w:rPr>
+              <w:t>)- jZ§ | Ad¡—</w:t>
+            </w:r>
+            <w:r>
+              <w:rPr>
+                <w:rFonts w:ascii="BRH Malayalam Extra" w:hAnsi="BRH Malayalam Extra" w:cs="BRH Malayalam Extra"/>
+                <w:color w:val="000000"/>
+                <w:sz w:val="32"/>
+                <w:szCs w:val="32"/>
+                <w:highlight w:val="yellow"/>
+              </w:rPr>
+              <w:t>e¦</w:t>
+            </w:r>
+            <w:r>
+              <w:rPr>
+                <w:rFonts w:ascii="BRH Malayalam Extra" w:hAnsi="BRH Malayalam Extra" w:cs="BRH Malayalam Extra"/>
+                <w:color w:val="000000"/>
+                <w:sz w:val="26"/>
+                <w:szCs w:val="32"/>
+              </w:rPr>
+              <w:t>–</w:t>
+            </w:r>
+            <w:r>
+              <w:rPr>
+                <w:rFonts w:ascii="BRH Malayalam Extra" w:hAnsi="BRH Malayalam Extra" w:cs="BRH Malayalam Extra"/>
+                <w:color w:val="000000"/>
+                <w:sz w:val="32"/>
+                <w:szCs w:val="32"/>
+              </w:rPr>
+              <w:t>rõ |</w:t>
+            </w:r>
+          </w:p>
+          <w:p>
+            <w:pPr>
+              <w:widowControl w:val="0"/>
+              <w:autoSpaceDE w:val="0"/>
+              <w:autoSpaceDN w:val="0"/>
+              <w:adjustRightInd w:val="0"/>
+              <w:spacing w:before="0" w:line="240" w:lineRule="auto"/>
+              <w:rPr>
+                <w:rFonts w:ascii="BRH Malayalam Extra" w:hAnsi="BRH Malayalam Extra" w:cs="BRH Malayalam Extra"/>
+                <w:color w:val="000000"/>
+                <w:sz w:val="32"/>
+                <w:szCs w:val="32"/>
+              </w:rPr>
+            </w:pPr>
+            <w:r>
+              <w:rPr>
+                <w:rFonts w:ascii="BRH Malayalam Extra" w:hAnsi="BRH Malayalam Extra" w:cs="BRH Malayalam Extra"/>
+                <w:color w:val="000000"/>
+                <w:sz w:val="32"/>
+                <w:szCs w:val="32"/>
+              </w:rPr>
+              <w:t>jbd¡—e¦</w:t>
+            </w:r>
+            <w:r>
+              <w:rPr>
+                <w:rFonts w:ascii="BRH Malayalam Extra" w:hAnsi="BRH Malayalam Extra" w:cs="BRH Malayalam Extra"/>
+                <w:color w:val="000000"/>
+                <w:sz w:val="26"/>
+                <w:szCs w:val="32"/>
+              </w:rPr>
+              <w:t>–</w:t>
+            </w:r>
+            <w:r>
+              <w:rPr>
+                <w:rFonts w:ascii="BRH Malayalam Extra" w:hAnsi="BRH Malayalam Extra" w:cs="BRH Malayalam Extra"/>
+                <w:color w:val="000000"/>
+                <w:sz w:val="32"/>
+                <w:szCs w:val="32"/>
+              </w:rPr>
+              <w:t xml:space="preserve"> rõxd¡—e</w:t>
+            </w:r>
+            <w:r>
+              <w:rPr>
+                <w:rFonts w:ascii="BRH Malayalam Extra" w:hAnsi="BRH Malayalam Extra" w:cs="BRH Malayalam Extra"/>
+                <w:color w:val="000000"/>
+                <w:sz w:val="32"/>
+                <w:szCs w:val="32"/>
+                <w:highlight w:val="yellow"/>
+              </w:rPr>
+              <w:t>¦</w:t>
+            </w:r>
+            <w:r>
+              <w:rPr>
+                <w:rFonts w:ascii="BRH Malayalam Extra" w:hAnsi="BRH Malayalam Extra" w:cs="BRH Malayalam Extra"/>
+                <w:color w:val="000000"/>
+                <w:sz w:val="26"/>
+                <w:szCs w:val="32"/>
+                <w:highlight w:val="yellow"/>
+              </w:rPr>
+              <w:t>–</w:t>
+            </w:r>
+            <w:r>
+              <w:rPr>
+                <w:rFonts w:ascii="BRH Malayalam Extra" w:hAnsi="BRH Malayalam Extra" w:cs="BRH Malayalam Extra"/>
+                <w:color w:val="000000"/>
+                <w:sz w:val="32"/>
+                <w:szCs w:val="32"/>
+                <w:highlight w:val="yellow"/>
+              </w:rPr>
+              <w:t>rõ</w:t>
+            </w:r>
+            <w:r>
+              <w:rPr>
+                <w:rFonts w:ascii="BRH Malayalam Extra" w:hAnsi="BRH Malayalam Extra" w:cs="BRH Malayalam Extra"/>
+                <w:color w:val="000000"/>
+                <w:sz w:val="32"/>
+                <w:szCs w:val="32"/>
+              </w:rPr>
+              <w:t xml:space="preserve"> jb§ jbd¡</w:t>
+            </w:r>
+            <w:r>
+              <w:rPr>
+                <w:rFonts w:ascii="BRH Malayalam Extra" w:hAnsi="BRH Malayalam Extra" w:cs="BRH Malayalam Extra"/>
+                <w:color w:val="000000"/>
+                <w:sz w:val="32"/>
+                <w:szCs w:val="32"/>
+                <w:highlight w:val="yellow"/>
+              </w:rPr>
+              <w:t>—e¦</w:t>
+            </w:r>
+            <w:r>
+              <w:rPr>
+                <w:rFonts w:ascii="BRH Malayalam Extra" w:hAnsi="BRH Malayalam Extra" w:cs="BRH Malayalam Extra"/>
+                <w:color w:val="000000"/>
+                <w:sz w:val="26"/>
+                <w:szCs w:val="32"/>
+              </w:rPr>
+              <w:t>–</w:t>
+            </w:r>
+            <w:r>
+              <w:rPr>
+                <w:rFonts w:ascii="BRH Malayalam Extra" w:hAnsi="BRH Malayalam Extra" w:cs="BRH Malayalam Extra"/>
+                <w:color w:val="000000"/>
+                <w:sz w:val="32"/>
+                <w:szCs w:val="32"/>
+              </w:rPr>
+              <w:t xml:space="preserve">rõ | </w:t>
+            </w:r>
+          </w:p>
+          <w:p>
+            <w:pPr>
+              <w:widowControl w:val="0"/>
+              <w:autoSpaceDE w:val="0"/>
+              <w:autoSpaceDN w:val="0"/>
+              <w:adjustRightInd w:val="0"/>
+              <w:spacing w:before="0" w:line="240" w:lineRule="auto"/>
+              <w:rPr>
+                <w:rFonts w:ascii="BRH Malayalam Extra" w:hAnsi="BRH Malayalam Extra" w:cs="BRH Malayalam Extra"/>
+                <w:color w:val="000000"/>
+                <w:sz w:val="32"/>
+                <w:szCs w:val="32"/>
+              </w:rPr>
+            </w:pPr>
+            <w:r>
+              <w:rPr>
+                <w:rFonts w:cs="BRH Malayalam Extra"/>
+                <w:color w:val="000000"/>
+                <w:szCs w:val="32"/>
+              </w:rPr>
+              <w:t>52</w:t>
+            </w:r>
+            <w:r>
+              <w:rPr>
+                <w:rFonts w:ascii="BRH Malayalam Extra" w:hAnsi="BRH Malayalam Extra" w:cs="BRH Malayalam Extra"/>
+                <w:color w:val="000000"/>
+                <w:sz w:val="32"/>
+                <w:szCs w:val="32"/>
+              </w:rPr>
+              <w:t>)</w:t>
+            </w:r>
+            <w:r>
+              <w:rPr>
+                <w:rFonts w:ascii="BRH Malayalam Extra" w:hAnsi="BRH Malayalam Extra" w:cs="BRH Malayalam Extra"/>
+                <w:color w:val="000000"/>
+                <w:sz w:val="32"/>
+                <w:szCs w:val="32"/>
+              </w:rPr>
+              <w:tab/>
+            </w:r>
+            <w:r>
+              <w:rPr>
+                <w:rFonts w:cs="BRH Malayalam Extra"/>
+                <w:color w:val="000000"/>
+                <w:szCs w:val="32"/>
+              </w:rPr>
+              <w:t>3</w:t>
+            </w:r>
+            <w:r>
+              <w:rPr>
+                <w:rFonts w:ascii="BRH Malayalam Extra" w:hAnsi="BRH Malayalam Extra" w:cs="BRH Malayalam Extra"/>
+                <w:color w:val="000000"/>
+                <w:sz w:val="32"/>
+                <w:szCs w:val="32"/>
+              </w:rPr>
+              <w:t>.</w:t>
+            </w:r>
+            <w:r>
+              <w:rPr>
+                <w:rFonts w:cs="BRH Malayalam Extra"/>
+                <w:color w:val="000000"/>
+                <w:szCs w:val="32"/>
+              </w:rPr>
+              <w:t>3</w:t>
+            </w:r>
+            <w:r>
+              <w:rPr>
+                <w:rFonts w:ascii="BRH Malayalam Extra" w:hAnsi="BRH Malayalam Extra" w:cs="BRH Malayalam Extra"/>
+                <w:color w:val="000000"/>
+                <w:sz w:val="32"/>
+                <w:szCs w:val="32"/>
+              </w:rPr>
+              <w:t>.</w:t>
+            </w:r>
+            <w:r>
+              <w:rPr>
+                <w:rFonts w:cs="BRH Malayalam Extra"/>
+                <w:color w:val="000000"/>
+                <w:szCs w:val="32"/>
+              </w:rPr>
+              <w:t>8</w:t>
+            </w:r>
+            <w:r>
+              <w:rPr>
+                <w:rFonts w:ascii="BRH Malayalam Extra" w:hAnsi="BRH Malayalam Extra" w:cs="BRH Malayalam Extra"/>
+                <w:color w:val="000000"/>
+                <w:sz w:val="32"/>
+                <w:szCs w:val="32"/>
+              </w:rPr>
+              <w:t>.</w:t>
+            </w:r>
+            <w:r>
+              <w:rPr>
+                <w:rFonts w:cs="BRH Malayalam Extra"/>
+                <w:color w:val="000000"/>
+                <w:szCs w:val="32"/>
+              </w:rPr>
+              <w:t>3</w:t>
+            </w:r>
+            <w:r>
+              <w:rPr>
+                <w:rFonts w:ascii="BRH Malayalam Extra" w:hAnsi="BRH Malayalam Extra" w:cs="BRH Malayalam Extra"/>
+                <w:color w:val="000000"/>
+                <w:sz w:val="32"/>
+                <w:szCs w:val="32"/>
+              </w:rPr>
+              <w:t>(</w:t>
+            </w:r>
+            <w:r>
+              <w:rPr>
+                <w:rFonts w:cs="BRH Malayalam Extra"/>
+                <w:color w:val="000000"/>
+                <w:szCs w:val="32"/>
+              </w:rPr>
+              <w:t>47</w:t>
+            </w:r>
+            <w:r>
+              <w:rPr>
+                <w:rFonts w:ascii="BRH Malayalam Extra" w:hAnsi="BRH Malayalam Extra" w:cs="BRH Malayalam Extra"/>
+                <w:color w:val="000000"/>
+                <w:sz w:val="32"/>
+                <w:szCs w:val="32"/>
+              </w:rPr>
+              <w:t>)- Ad¡—e¦</w:t>
+            </w:r>
+            <w:r>
+              <w:rPr>
+                <w:rFonts w:ascii="BRH Malayalam Extra" w:hAnsi="BRH Malayalam Extra" w:cs="BRH Malayalam Extra"/>
+                <w:color w:val="000000"/>
+                <w:sz w:val="26"/>
+                <w:szCs w:val="32"/>
+              </w:rPr>
+              <w:t>–</w:t>
+            </w:r>
+            <w:r>
+              <w:rPr>
+                <w:rFonts w:ascii="BRH Malayalam Extra" w:hAnsi="BRH Malayalam Extra" w:cs="BRH Malayalam Extra"/>
+                <w:color w:val="000000"/>
+                <w:sz w:val="32"/>
+                <w:szCs w:val="32"/>
+              </w:rPr>
+              <w:t>rõ | öe</w:t>
+            </w:r>
+            <w:r>
+              <w:rPr>
+                <w:rFonts w:ascii="BRH Malayalam Extra" w:hAnsi="BRH Malayalam Extra" w:cs="BRH Malayalam Extra"/>
+                <w:color w:val="000000"/>
+                <w:sz w:val="26"/>
+                <w:szCs w:val="32"/>
+              </w:rPr>
+              <w:t>–</w:t>
+            </w:r>
+            <w:r>
+              <w:rPr>
+                <w:rFonts w:ascii="BRH Malayalam Extra" w:hAnsi="BRH Malayalam Extra" w:cs="BRH Malayalam Extra"/>
+                <w:color w:val="000000"/>
+                <w:sz w:val="32"/>
+                <w:szCs w:val="32"/>
+              </w:rPr>
+              <w:t>jx</w:t>
+            </w:r>
+            <w:r>
+              <w:rPr>
+                <w:rFonts w:ascii="BRH Malayalam Extra" w:hAnsi="BRH Malayalam Extra" w:cs="BRH Malayalam Extra"/>
+                <w:color w:val="000000"/>
+                <w:sz w:val="26"/>
+                <w:szCs w:val="32"/>
+              </w:rPr>
+              <w:t>–</w:t>
+            </w:r>
+            <w:r>
+              <w:rPr>
+                <w:rFonts w:ascii="BRH Malayalam Extra" w:hAnsi="BRH Malayalam Extra" w:cs="BRH Malayalam Extra"/>
+                <w:color w:val="000000"/>
+                <w:sz w:val="32"/>
+                <w:szCs w:val="32"/>
+              </w:rPr>
+              <w:t>jxZ§ |</w:t>
+            </w:r>
+          </w:p>
+          <w:p>
+            <w:pPr>
+              <w:widowControl w:val="0"/>
+              <w:autoSpaceDE w:val="0"/>
+              <w:autoSpaceDN w:val="0"/>
+              <w:adjustRightInd w:val="0"/>
+              <w:spacing w:before="0" w:line="240" w:lineRule="auto"/>
+              <w:rPr>
+                <w:rFonts w:ascii="BRH Malayalam Extra" w:hAnsi="BRH Malayalam Extra" w:cs="BRH Malayalam Extra"/>
+                <w:color w:val="000000"/>
+                <w:sz w:val="32"/>
+                <w:szCs w:val="32"/>
+              </w:rPr>
+            </w:pPr>
+            <w:r>
+              <w:rPr>
+                <w:rFonts w:ascii="BRH Malayalam Extra" w:hAnsi="BRH Malayalam Extra" w:cs="BRH Malayalam Extra"/>
+                <w:color w:val="000000"/>
+                <w:sz w:val="32"/>
+                <w:szCs w:val="32"/>
+              </w:rPr>
+              <w:t>Ad¡—</w:t>
+            </w:r>
+            <w:r>
+              <w:rPr>
+                <w:rFonts w:ascii="BRH Malayalam Extra" w:hAnsi="BRH Malayalam Extra" w:cs="BRH Malayalam Extra"/>
+                <w:color w:val="000000"/>
+                <w:sz w:val="32"/>
+                <w:szCs w:val="32"/>
+                <w:highlight w:val="yellow"/>
+              </w:rPr>
+              <w:t>e¦</w:t>
+            </w:r>
+            <w:r>
+              <w:rPr>
+                <w:rFonts w:ascii="BRH Malayalam Extra" w:hAnsi="BRH Malayalam Extra" w:cs="BRH Malayalam Extra"/>
+                <w:color w:val="000000"/>
+                <w:sz w:val="26"/>
+                <w:szCs w:val="32"/>
+                <w:highlight w:val="yellow"/>
+              </w:rPr>
+              <w:t>–</w:t>
+            </w:r>
+            <w:r>
+              <w:rPr>
+                <w:rFonts w:ascii="BRH Malayalam Extra" w:hAnsi="BRH Malayalam Extra" w:cs="BRH Malayalam Extra"/>
+                <w:color w:val="000000"/>
+                <w:sz w:val="32"/>
+                <w:szCs w:val="32"/>
+              </w:rPr>
+              <w:t>rõ</w:t>
+            </w:r>
+            <w:r>
+              <w:rPr>
+                <w:rFonts w:ascii="BRH Malayalam Extra" w:hAnsi="BRH Malayalam Extra" w:cs="BRH Malayalam Extra"/>
+                <w:color w:val="000000"/>
+                <w:sz w:val="32"/>
+                <w:szCs w:val="32"/>
+              </w:rPr>
+              <w:t xml:space="preserve"> </w:t>
+            </w:r>
+            <w:r>
+              <w:rPr>
+                <w:rFonts w:ascii="BRH Malayalam Extra" w:hAnsi="BRH Malayalam Extra" w:cs="BRH Malayalam Extra"/>
+                <w:color w:val="000000"/>
+                <w:sz w:val="32"/>
+                <w:szCs w:val="32"/>
+                <w:highlight w:val="yellow"/>
+              </w:rPr>
+              <w:t>öe</w:t>
+            </w:r>
+            <w:r>
+              <w:rPr>
+                <w:rFonts w:ascii="BRH Malayalam Extra" w:hAnsi="BRH Malayalam Extra" w:cs="BRH Malayalam Extra"/>
+                <w:color w:val="000000"/>
+                <w:sz w:val="32"/>
+                <w:szCs w:val="32"/>
+              </w:rPr>
+              <w:t>—jx</w:t>
+            </w:r>
+            <w:r>
+              <w:rPr>
+                <w:rFonts w:ascii="BRH Malayalam Extra" w:hAnsi="BRH Malayalam Extra" w:cs="BRH Malayalam Extra"/>
+                <w:color w:val="000000"/>
+                <w:sz w:val="26"/>
+                <w:szCs w:val="32"/>
+              </w:rPr>
+              <w:t>–</w:t>
+            </w:r>
+            <w:r>
+              <w:rPr>
+                <w:rFonts w:ascii="BRH Malayalam Extra" w:hAnsi="BRH Malayalam Extra" w:cs="BRH Malayalam Extra"/>
+                <w:color w:val="000000"/>
+                <w:sz w:val="32"/>
+                <w:szCs w:val="32"/>
+              </w:rPr>
+              <w:t>jxZ§ öe—jx</w:t>
+            </w:r>
+            <w:r>
+              <w:rPr>
+                <w:rFonts w:ascii="BRH Malayalam Extra" w:hAnsi="BRH Malayalam Extra" w:cs="BRH Malayalam Extra"/>
+                <w:color w:val="000000"/>
+                <w:sz w:val="26"/>
+                <w:szCs w:val="32"/>
+              </w:rPr>
+              <w:t>–</w:t>
+            </w:r>
+            <w:r>
+              <w:rPr>
+                <w:rFonts w:ascii="BRH Malayalam Extra" w:hAnsi="BRH Malayalam Extra" w:cs="BRH Malayalam Extra"/>
+                <w:color w:val="000000"/>
+                <w:sz w:val="32"/>
+                <w:szCs w:val="32"/>
+              </w:rPr>
+              <w:t>jx bd¡—e¦</w:t>
+            </w:r>
+            <w:r>
+              <w:rPr>
+                <w:rFonts w:ascii="BRH Malayalam Extra" w:hAnsi="BRH Malayalam Extra" w:cs="BRH Malayalam Extra"/>
+                <w:color w:val="000000"/>
+                <w:sz w:val="26"/>
+                <w:szCs w:val="32"/>
+              </w:rPr>
+              <w:t>–</w:t>
+            </w:r>
+            <w:r>
+              <w:rPr>
+                <w:rFonts w:ascii="BRH Malayalam Extra" w:hAnsi="BRH Malayalam Extra" w:cs="BRH Malayalam Extra"/>
+                <w:color w:val="000000"/>
+                <w:sz w:val="32"/>
+                <w:szCs w:val="32"/>
+              </w:rPr>
+              <w:t xml:space="preserve"> </w:t>
+            </w:r>
+          </w:p>
+          <w:p>
+            <w:pPr>
+              <w:widowControl w:val="0"/>
+              <w:autoSpaceDE w:val="0"/>
+              <w:autoSpaceDN w:val="0"/>
+              <w:adjustRightInd w:val="0"/>
+              <w:spacing w:before="0" w:line="240" w:lineRule="auto"/>
+              <w:rPr>
+                <w:rFonts w:ascii="BRH Malayalam Extra" w:hAnsi="BRH Malayalam Extra" w:cs="BRH Malayalam Extra"/>
+                <w:color w:val="000000"/>
+                <w:sz w:val="32"/>
+                <w:szCs w:val="32"/>
+              </w:rPr>
+            </w:pPr>
+            <w:r>
+              <w:rPr>
+                <w:rFonts w:ascii="BRH Malayalam Extra" w:hAnsi="BRH Malayalam Extra" w:cs="BRH Malayalam Extra"/>
+                <w:color w:val="000000"/>
+                <w:sz w:val="32"/>
+                <w:szCs w:val="32"/>
+              </w:rPr>
+              <w:t>rõxd¡—</w:t>
+            </w:r>
+            <w:r>
+              <w:rPr>
+                <w:rFonts w:ascii="BRH Malayalam Extra" w:hAnsi="BRH Malayalam Extra" w:cs="BRH Malayalam Extra"/>
+                <w:color w:val="000000"/>
+                <w:sz w:val="32"/>
+                <w:szCs w:val="32"/>
+                <w:highlight w:val="yellow"/>
+              </w:rPr>
+              <w:t>e¦</w:t>
+            </w:r>
+            <w:r>
+              <w:rPr>
+                <w:rFonts w:ascii="BRH Malayalam Extra" w:hAnsi="BRH Malayalam Extra" w:cs="BRH Malayalam Extra"/>
+                <w:color w:val="000000"/>
+                <w:sz w:val="26"/>
+                <w:szCs w:val="32"/>
+                <w:highlight w:val="yellow"/>
+              </w:rPr>
+              <w:t>–</w:t>
+            </w:r>
+            <w:r>
+              <w:rPr>
+                <w:rFonts w:ascii="BRH Malayalam Extra" w:hAnsi="BRH Malayalam Extra" w:cs="BRH Malayalam Extra"/>
+                <w:color w:val="000000"/>
+                <w:sz w:val="32"/>
+                <w:szCs w:val="32"/>
+              </w:rPr>
+              <w:t>rõ</w:t>
+            </w:r>
+            <w:r>
+              <w:rPr>
+                <w:rFonts w:ascii="BRH Malayalam Extra" w:hAnsi="BRH Malayalam Extra" w:cs="BRH Malayalam Extra"/>
+                <w:color w:val="000000"/>
+                <w:sz w:val="32"/>
+                <w:szCs w:val="32"/>
+              </w:rPr>
+              <w:t xml:space="preserve"> </w:t>
+            </w:r>
+            <w:r>
+              <w:rPr>
+                <w:rFonts w:ascii="BRH Malayalam Extra" w:hAnsi="BRH Malayalam Extra" w:cs="BRH Malayalam Extra"/>
+                <w:color w:val="000000"/>
+                <w:sz w:val="32"/>
+                <w:szCs w:val="32"/>
+                <w:highlight w:val="yellow"/>
+              </w:rPr>
+              <w:t>öe</w:t>
+            </w:r>
+            <w:r>
+              <w:rPr>
+                <w:rFonts w:ascii="BRH Malayalam Extra" w:hAnsi="BRH Malayalam Extra" w:cs="BRH Malayalam Extra"/>
+                <w:color w:val="000000"/>
+                <w:sz w:val="32"/>
+                <w:szCs w:val="32"/>
+              </w:rPr>
+              <w:t>—jx</w:t>
+            </w:r>
+            <w:r>
+              <w:rPr>
+                <w:rFonts w:ascii="BRH Malayalam Extra" w:hAnsi="BRH Malayalam Extra" w:cs="BRH Malayalam Extra"/>
+                <w:color w:val="000000"/>
+                <w:sz w:val="26"/>
+                <w:szCs w:val="32"/>
+              </w:rPr>
+              <w:t>–</w:t>
+            </w:r>
+            <w:r>
+              <w:rPr>
+                <w:rFonts w:ascii="BRH Malayalam Extra" w:hAnsi="BRH Malayalam Extra" w:cs="BRH Malayalam Extra"/>
+                <w:color w:val="000000"/>
+                <w:sz w:val="32"/>
+                <w:szCs w:val="32"/>
+              </w:rPr>
+              <w:t xml:space="preserve">jxZ§ | </w:t>
+            </w:r>
+          </w:p>
+          <w:p>
+            <w:pPr>
+              <w:widowControl w:val="0"/>
+              <w:autoSpaceDE w:val="0"/>
+              <w:autoSpaceDN w:val="0"/>
+              <w:adjustRightInd w:val="0"/>
+              <w:spacing w:before="0" w:line="240" w:lineRule="auto"/>
+              <w:rPr>
+                <w:rFonts w:ascii="BRH Malayalam Extra" w:hAnsi="BRH Malayalam Extra" w:cs="BRH Malayalam Extra"/>
+                <w:color w:val="000000"/>
+                <w:sz w:val="32"/>
+                <w:szCs w:val="32"/>
+                <w:lang w:val="it-IT"/>
+              </w:rPr>
+            </w:pPr>
+            <w:r>
+              <w:rPr>
+                <w:rFonts w:cs="BRH Malayalam Extra"/>
+                <w:color w:val="000000"/>
+                <w:szCs w:val="32"/>
+                <w:lang w:val="it-IT"/>
+              </w:rPr>
+              <w:t>53</w:t>
+            </w:r>
+            <w:r>
+              <w:rPr>
+                <w:rFonts w:ascii="BRH Malayalam Extra" w:hAnsi="BRH Malayalam Extra" w:cs="BRH Malayalam Extra"/>
+                <w:color w:val="000000"/>
+                <w:sz w:val="32"/>
+                <w:szCs w:val="32"/>
+                <w:lang w:val="it-IT"/>
+              </w:rPr>
+              <w:t>)</w:t>
+            </w:r>
+            <w:r>
+              <w:rPr>
+                <w:rFonts w:ascii="BRH Malayalam Extra" w:hAnsi="BRH Malayalam Extra" w:cs="BRH Malayalam Extra"/>
+                <w:color w:val="000000"/>
+                <w:sz w:val="32"/>
+                <w:szCs w:val="32"/>
+                <w:lang w:val="it-IT"/>
+              </w:rPr>
+              <w:tab/>
+            </w:r>
+            <w:r>
+              <w:rPr>
+                <w:rFonts w:cs="BRH Malayalam Extra"/>
+                <w:color w:val="000000"/>
+                <w:szCs w:val="32"/>
+                <w:lang w:val="it-IT"/>
+              </w:rPr>
+              <w:t>3</w:t>
+            </w:r>
+            <w:r>
+              <w:rPr>
+                <w:rFonts w:ascii="BRH Malayalam Extra" w:hAnsi="BRH Malayalam Extra" w:cs="BRH Malayalam Extra"/>
+                <w:color w:val="000000"/>
+                <w:sz w:val="32"/>
+                <w:szCs w:val="32"/>
+                <w:lang w:val="it-IT"/>
+              </w:rPr>
+              <w:t>.</w:t>
+            </w:r>
+            <w:r>
+              <w:rPr>
+                <w:rFonts w:cs="BRH Malayalam Extra"/>
+                <w:color w:val="000000"/>
+                <w:szCs w:val="32"/>
+                <w:lang w:val="it-IT"/>
+              </w:rPr>
+              <w:t>3</w:t>
+            </w:r>
+            <w:r>
+              <w:rPr>
+                <w:rFonts w:ascii="BRH Malayalam Extra" w:hAnsi="BRH Malayalam Extra" w:cs="BRH Malayalam Extra"/>
+                <w:color w:val="000000"/>
+                <w:sz w:val="32"/>
+                <w:szCs w:val="32"/>
+                <w:lang w:val="it-IT"/>
+              </w:rPr>
+              <w:t>.</w:t>
+            </w:r>
+            <w:r>
+              <w:rPr>
+                <w:rFonts w:cs="BRH Malayalam Extra"/>
+                <w:color w:val="000000"/>
+                <w:szCs w:val="32"/>
+                <w:lang w:val="it-IT"/>
+              </w:rPr>
+              <w:t>8</w:t>
+            </w:r>
+            <w:r>
+              <w:rPr>
+                <w:rFonts w:ascii="BRH Malayalam Extra" w:hAnsi="BRH Malayalam Extra" w:cs="BRH Malayalam Extra"/>
+                <w:color w:val="000000"/>
+                <w:sz w:val="32"/>
+                <w:szCs w:val="32"/>
+                <w:lang w:val="it-IT"/>
+              </w:rPr>
+              <w:t>.</w:t>
+            </w:r>
+            <w:r>
+              <w:rPr>
+                <w:rFonts w:cs="BRH Malayalam Extra"/>
+                <w:color w:val="000000"/>
+                <w:szCs w:val="32"/>
+                <w:lang w:val="it-IT"/>
+              </w:rPr>
+              <w:t>3</w:t>
+            </w:r>
+            <w:r>
+              <w:rPr>
+                <w:rFonts w:ascii="BRH Malayalam Extra" w:hAnsi="BRH Malayalam Extra" w:cs="BRH Malayalam Extra"/>
+                <w:color w:val="000000"/>
+                <w:sz w:val="32"/>
+                <w:szCs w:val="32"/>
+                <w:lang w:val="it-IT"/>
+              </w:rPr>
+              <w:t>(</w:t>
+            </w:r>
+            <w:r>
+              <w:rPr>
+                <w:rFonts w:cs="BRH Malayalam Extra"/>
+                <w:color w:val="000000"/>
+                <w:szCs w:val="32"/>
+                <w:lang w:val="it-IT"/>
+              </w:rPr>
+              <w:t>47</w:t>
+            </w:r>
+            <w:r>
+              <w:rPr>
+                <w:rFonts w:ascii="BRH Malayalam Extra" w:hAnsi="BRH Malayalam Extra" w:cs="BRH Malayalam Extra"/>
+                <w:color w:val="000000"/>
+                <w:sz w:val="32"/>
+                <w:szCs w:val="32"/>
+                <w:lang w:val="it-IT"/>
+              </w:rPr>
+              <w:t>)- Ad¡—</w:t>
+            </w:r>
+            <w:r>
+              <w:rPr>
+                <w:rFonts w:ascii="BRH Malayalam Extra" w:hAnsi="BRH Malayalam Extra" w:cs="BRH Malayalam Extra"/>
+                <w:color w:val="000000"/>
+                <w:sz w:val="32"/>
+                <w:szCs w:val="32"/>
+                <w:highlight w:val="yellow"/>
+                <w:lang w:val="it-IT"/>
+              </w:rPr>
+              <w:t>e¦</w:t>
+            </w:r>
+            <w:r>
+              <w:rPr>
+                <w:rFonts w:ascii="BRH Malayalam Extra" w:hAnsi="BRH Malayalam Extra" w:cs="BRH Malayalam Extra"/>
+                <w:color w:val="000000"/>
+                <w:sz w:val="26"/>
+                <w:szCs w:val="32"/>
+                <w:lang w:val="it-IT"/>
+              </w:rPr>
+              <w:t>–</w:t>
+            </w:r>
+            <w:r>
+              <w:rPr>
+                <w:rFonts w:ascii="BRH Malayalam Extra" w:hAnsi="BRH Malayalam Extra" w:cs="BRH Malayalam Extra"/>
+                <w:color w:val="000000"/>
+                <w:sz w:val="32"/>
+                <w:szCs w:val="32"/>
+                <w:lang w:val="it-IT"/>
+              </w:rPr>
+              <w:t>rõ |</w:t>
+            </w:r>
+          </w:p>
+          <w:p>
+            <w:pPr>
+              <w:widowControl w:val="0"/>
+              <w:autoSpaceDE w:val="0"/>
+              <w:autoSpaceDN w:val="0"/>
+              <w:adjustRightInd w:val="0"/>
+              <w:spacing w:before="0" w:line="240" w:lineRule="auto"/>
+              <w:rPr>
+                <w:rFonts w:ascii="BRH Malayalam Extra" w:hAnsi="BRH Malayalam Extra" w:cs="BRH Malayalam Extra"/>
+                <w:color w:val="000000"/>
+                <w:sz w:val="32"/>
+                <w:szCs w:val="32"/>
+                <w:lang w:val="it-IT"/>
+              </w:rPr>
+            </w:pPr>
+            <w:r>
+              <w:rPr>
+                <w:rFonts w:ascii="BRH Malayalam Extra" w:hAnsi="BRH Malayalam Extra" w:cs="BRH Malayalam Extra"/>
+                <w:color w:val="000000"/>
+                <w:sz w:val="32"/>
+                <w:szCs w:val="32"/>
+                <w:lang w:val="it-IT"/>
+              </w:rPr>
+              <w:t>Ad¡—e¦</w:t>
+            </w:r>
+            <w:r>
+              <w:rPr>
+                <w:rFonts w:ascii="BRH Malayalam Extra" w:hAnsi="BRH Malayalam Extra" w:cs="BRH Malayalam Extra"/>
+                <w:color w:val="000000"/>
+                <w:sz w:val="26"/>
+                <w:szCs w:val="32"/>
+                <w:lang w:val="it-IT"/>
+              </w:rPr>
+              <w:t>–</w:t>
+            </w:r>
+            <w:r>
+              <w:rPr>
+                <w:rFonts w:ascii="BRH Malayalam Extra" w:hAnsi="BRH Malayalam Extra" w:cs="BRH Malayalam Extra"/>
+                <w:color w:val="000000"/>
+                <w:sz w:val="32"/>
+                <w:szCs w:val="32"/>
+                <w:lang w:val="it-IT"/>
+              </w:rPr>
+              <w:t>¥rõZõd¡—e - Hx</w:t>
+            </w:r>
+            <w:r>
+              <w:rPr>
+                <w:rFonts w:ascii="BRH Malayalam Extra" w:hAnsi="BRH Malayalam Extra" w:cs="BRH Malayalam Extra"/>
+                <w:color w:val="000000"/>
+                <w:sz w:val="26"/>
+                <w:szCs w:val="32"/>
+                <w:lang w:val="it-IT"/>
+              </w:rPr>
+              <w:t>–</w:t>
+            </w:r>
+            <w:r>
+              <w:rPr>
+                <w:rFonts w:ascii="BRH Malayalam Extra" w:hAnsi="BRH Malayalam Extra" w:cs="BRH Malayalam Extra"/>
+                <w:color w:val="000000"/>
+                <w:sz w:val="32"/>
+                <w:szCs w:val="32"/>
+                <w:lang w:val="it-IT"/>
+              </w:rPr>
+              <w:t>rõ</w:t>
+            </w:r>
+            <w:r>
+              <w:rPr>
+                <w:rFonts w:ascii="BRH Malayalam Extra" w:hAnsi="BRH Malayalam Extra" w:cs="BRH Malayalam Extra"/>
+                <w:color w:val="000000"/>
+                <w:sz w:val="26"/>
+                <w:szCs w:val="32"/>
+                <w:lang w:val="it-IT"/>
+              </w:rPr>
+              <w:t>–</w:t>
+            </w:r>
+            <w:r>
+              <w:rPr>
+                <w:rFonts w:ascii="BRH Malayalam Extra" w:hAnsi="BRH Malayalam Extra" w:cs="BRH Malayalam Extra"/>
+                <w:color w:val="000000"/>
+                <w:sz w:val="32"/>
+                <w:szCs w:val="32"/>
+                <w:lang w:val="it-IT"/>
+              </w:rPr>
+              <w:t xml:space="preserve"> | </w:t>
+            </w:r>
+          </w:p>
+          <w:p>
+            <w:pPr>
+              <w:widowControl w:val="0"/>
+              <w:autoSpaceDE w:val="0"/>
+              <w:autoSpaceDN w:val="0"/>
+              <w:adjustRightInd w:val="0"/>
+              <w:spacing w:before="0" w:line="240" w:lineRule="auto"/>
+              <w:rPr>
+                <w:rFonts w:cs="BRH Malayalam Extra"/>
+                <w:color w:val="000000"/>
+                <w:szCs w:val="32"/>
+                <w:lang w:val="it-IT"/>
+              </w:rPr>
+            </w:pPr>
+          </w:p>
+        </w:tc>
+        <w:tc>
+          <w:tcPr>
+            <w:tcW w:w="7371" w:type="dxa"/>
+          </w:tcPr>
+          <w:p>
+            <w:pPr>
+              <w:widowControl w:val="0"/>
+              <w:autoSpaceDE w:val="0"/>
+              <w:autoSpaceDN w:val="0"/>
+              <w:adjustRightInd w:val="0"/>
+              <w:spacing w:before="0" w:line="240" w:lineRule="auto"/>
+              <w:rPr>
+                <w:rFonts w:ascii="BRH Malayalam Extra" w:hAnsi="BRH Malayalam Extra" w:cs="BRH Malayalam Extra"/>
+                <w:color w:val="000000"/>
+                <w:sz w:val="32"/>
+                <w:szCs w:val="32"/>
+                <w:lang w:val="it-IT"/>
+              </w:rPr>
+            </w:pPr>
+            <w:r>
+              <w:rPr>
+                <w:rFonts w:cs="BRH Malayalam Extra"/>
+                <w:color w:val="000000"/>
+                <w:szCs w:val="32"/>
+                <w:lang w:val="it-IT"/>
+              </w:rPr>
+              <w:t>51</w:t>
+            </w:r>
+            <w:r>
+              <w:rPr>
+                <w:rFonts w:ascii="BRH Malayalam Extra" w:hAnsi="BRH Malayalam Extra" w:cs="BRH Malayalam Extra"/>
+                <w:color w:val="000000"/>
+                <w:sz w:val="32"/>
+                <w:szCs w:val="32"/>
+                <w:lang w:val="it-IT"/>
+              </w:rPr>
+              <w:t>)</w:t>
+            </w:r>
+            <w:r>
+              <w:rPr>
+                <w:rFonts w:ascii="BRH Malayalam Extra" w:hAnsi="BRH Malayalam Extra" w:cs="BRH Malayalam Extra"/>
+                <w:color w:val="000000"/>
+                <w:sz w:val="32"/>
+                <w:szCs w:val="32"/>
+                <w:lang w:val="it-IT"/>
+              </w:rPr>
+              <w:tab/>
+            </w:r>
+            <w:r>
+              <w:rPr>
+                <w:rFonts w:cs="BRH Malayalam Extra"/>
+                <w:color w:val="000000"/>
+                <w:szCs w:val="32"/>
+                <w:lang w:val="it-IT"/>
+              </w:rPr>
+              <w:t>3</w:t>
+            </w:r>
+            <w:r>
+              <w:rPr>
+                <w:rFonts w:ascii="BRH Malayalam Extra" w:hAnsi="BRH Malayalam Extra" w:cs="BRH Malayalam Extra"/>
+                <w:color w:val="000000"/>
+                <w:sz w:val="32"/>
+                <w:szCs w:val="32"/>
+                <w:lang w:val="it-IT"/>
+              </w:rPr>
+              <w:t>.</w:t>
+            </w:r>
+            <w:r>
+              <w:rPr>
+                <w:rFonts w:cs="BRH Malayalam Extra"/>
+                <w:color w:val="000000"/>
+                <w:szCs w:val="32"/>
+                <w:lang w:val="it-IT"/>
+              </w:rPr>
+              <w:t>3</w:t>
+            </w:r>
+            <w:r>
+              <w:rPr>
+                <w:rFonts w:ascii="BRH Malayalam Extra" w:hAnsi="BRH Malayalam Extra" w:cs="BRH Malayalam Extra"/>
+                <w:color w:val="000000"/>
+                <w:sz w:val="32"/>
+                <w:szCs w:val="32"/>
+                <w:lang w:val="it-IT"/>
+              </w:rPr>
+              <w:t>.</w:t>
+            </w:r>
+            <w:r>
+              <w:rPr>
+                <w:rFonts w:cs="BRH Malayalam Extra"/>
+                <w:color w:val="000000"/>
+                <w:szCs w:val="32"/>
+                <w:lang w:val="it-IT"/>
+              </w:rPr>
+              <w:t>8</w:t>
+            </w:r>
+            <w:r>
+              <w:rPr>
+                <w:rFonts w:ascii="BRH Malayalam Extra" w:hAnsi="BRH Malayalam Extra" w:cs="BRH Malayalam Extra"/>
+                <w:color w:val="000000"/>
+                <w:sz w:val="32"/>
+                <w:szCs w:val="32"/>
+                <w:lang w:val="it-IT"/>
+              </w:rPr>
+              <w:t>.</w:t>
+            </w:r>
+            <w:r>
+              <w:rPr>
+                <w:rFonts w:cs="BRH Malayalam Extra"/>
+                <w:color w:val="000000"/>
+                <w:szCs w:val="32"/>
+                <w:lang w:val="it-IT"/>
+              </w:rPr>
+              <w:t>3</w:t>
+            </w:r>
+            <w:r>
+              <w:rPr>
+                <w:rFonts w:ascii="BRH Malayalam Extra" w:hAnsi="BRH Malayalam Extra" w:cs="BRH Malayalam Extra"/>
+                <w:color w:val="000000"/>
+                <w:sz w:val="32"/>
+                <w:szCs w:val="32"/>
+                <w:lang w:val="it-IT"/>
+              </w:rPr>
+              <w:t>(</w:t>
+            </w:r>
+            <w:r>
+              <w:rPr>
+                <w:rFonts w:cs="BRH Malayalam Extra"/>
+                <w:color w:val="000000"/>
+                <w:szCs w:val="32"/>
+                <w:lang w:val="it-IT"/>
+              </w:rPr>
+              <w:t>46</w:t>
+            </w:r>
+            <w:r>
+              <w:rPr>
+                <w:rFonts w:ascii="BRH Malayalam Extra" w:hAnsi="BRH Malayalam Extra" w:cs="BRH Malayalam Extra"/>
+                <w:color w:val="000000"/>
+                <w:sz w:val="32"/>
+                <w:szCs w:val="32"/>
+                <w:lang w:val="it-IT"/>
+              </w:rPr>
+              <w:t>)- jZ§ | Ad¡—</w:t>
+            </w:r>
+            <w:r>
+              <w:rPr>
+                <w:rFonts w:ascii="BRH Malayalam Extra" w:hAnsi="BRH Malayalam Extra" w:cs="BRH Malayalam Extra"/>
+                <w:color w:val="000000"/>
+                <w:sz w:val="32"/>
+                <w:szCs w:val="32"/>
+                <w:highlight w:val="green"/>
+                <w:lang w:val="it-IT"/>
+              </w:rPr>
+              <w:t>e¦</w:t>
+            </w:r>
+            <w:r>
+              <w:rPr>
+                <w:rFonts w:ascii="BRH Malayalam Extra" w:hAnsi="BRH Malayalam Extra" w:cs="BRH Malayalam Extra"/>
+                <w:color w:val="000000"/>
+                <w:sz w:val="32"/>
+                <w:szCs w:val="32"/>
+                <w:lang w:val="it-IT"/>
+              </w:rPr>
+              <w:t>rõ |</w:t>
+            </w:r>
+          </w:p>
+          <w:p>
+            <w:pPr>
+              <w:widowControl w:val="0"/>
+              <w:autoSpaceDE w:val="0"/>
+              <w:autoSpaceDN w:val="0"/>
+              <w:adjustRightInd w:val="0"/>
+              <w:spacing w:before="0" w:line="240" w:lineRule="auto"/>
+              <w:rPr>
+                <w:rFonts w:ascii="BRH Malayalam Extra" w:hAnsi="BRH Malayalam Extra" w:cs="BRH Malayalam Extra"/>
+                <w:color w:val="000000"/>
+                <w:sz w:val="32"/>
+                <w:szCs w:val="32"/>
+                <w:lang w:val="it-IT"/>
+              </w:rPr>
+            </w:pPr>
+            <w:r>
+              <w:rPr>
+                <w:rFonts w:ascii="BRH Malayalam Extra" w:hAnsi="BRH Malayalam Extra" w:cs="BRH Malayalam Extra"/>
+                <w:color w:val="000000"/>
+                <w:sz w:val="32"/>
+                <w:szCs w:val="32"/>
+                <w:lang w:val="it-IT"/>
+              </w:rPr>
+              <w:t>jbd¡—e¦</w:t>
+            </w:r>
+            <w:r>
+              <w:rPr>
+                <w:rFonts w:ascii="BRH Malayalam Extra" w:hAnsi="BRH Malayalam Extra" w:cs="BRH Malayalam Extra"/>
+                <w:color w:val="000000"/>
+                <w:sz w:val="26"/>
+                <w:szCs w:val="32"/>
+                <w:lang w:val="it-IT"/>
+              </w:rPr>
+              <w:t>–</w:t>
+            </w:r>
+            <w:r>
+              <w:rPr>
+                <w:rFonts w:ascii="BRH Malayalam Extra" w:hAnsi="BRH Malayalam Extra" w:cs="BRH Malayalam Extra"/>
+                <w:color w:val="000000"/>
+                <w:sz w:val="32"/>
+                <w:szCs w:val="32"/>
+                <w:lang w:val="it-IT"/>
+              </w:rPr>
+              <w:t xml:space="preserve"> rõxd¡—e</w:t>
+            </w:r>
+            <w:r>
+              <w:rPr>
+                <w:rFonts w:ascii="BRH Malayalam Extra" w:hAnsi="BRH Malayalam Extra" w:cs="BRH Malayalam Extra"/>
+                <w:color w:val="000000"/>
+                <w:sz w:val="32"/>
+                <w:szCs w:val="32"/>
+                <w:highlight w:val="green"/>
+                <w:lang w:val="it-IT"/>
+              </w:rPr>
+              <w:t>¦rõ</w:t>
+            </w:r>
+            <w:r>
+              <w:rPr>
+                <w:rFonts w:ascii="BRH Malayalam Extra" w:hAnsi="BRH Malayalam Extra" w:cs="BRH Malayalam Extra"/>
+                <w:color w:val="000000"/>
+                <w:sz w:val="26"/>
+                <w:szCs w:val="32"/>
+                <w:highlight w:val="yellow"/>
+                <w:lang w:val="it-IT"/>
+              </w:rPr>
+              <w:t>–</w:t>
+            </w:r>
+            <w:r>
+              <w:rPr>
+                <w:rFonts w:ascii="BRH Malayalam Extra" w:hAnsi="BRH Malayalam Extra" w:cs="BRH Malayalam Extra"/>
+                <w:color w:val="000000"/>
+                <w:sz w:val="32"/>
+                <w:szCs w:val="32"/>
+                <w:lang w:val="it-IT"/>
+              </w:rPr>
+              <w:t xml:space="preserve"> jb§ jbd¡</w:t>
+            </w:r>
+            <w:r>
+              <w:rPr>
+                <w:rFonts w:ascii="BRH Malayalam Extra" w:hAnsi="BRH Malayalam Extra" w:cs="BRH Malayalam Extra"/>
+                <w:color w:val="000000"/>
+                <w:sz w:val="32"/>
+                <w:szCs w:val="32"/>
+                <w:highlight w:val="yellow"/>
+                <w:lang w:val="it-IT"/>
+              </w:rPr>
+              <w:t>—</w:t>
+            </w:r>
+            <w:r>
+              <w:rPr>
+                <w:rFonts w:ascii="BRH Malayalam Extra" w:hAnsi="BRH Malayalam Extra" w:cs="BRH Malayalam Extra"/>
+                <w:color w:val="000000"/>
+                <w:sz w:val="32"/>
+                <w:szCs w:val="32"/>
+                <w:highlight w:val="green"/>
+                <w:lang w:val="it-IT"/>
+              </w:rPr>
+              <w:t>e¦</w:t>
+            </w:r>
+            <w:r>
+              <w:rPr>
+                <w:rFonts w:ascii="BRH Malayalam Extra" w:hAnsi="BRH Malayalam Extra" w:cs="BRH Malayalam Extra"/>
+                <w:color w:val="000000"/>
+                <w:sz w:val="32"/>
+                <w:szCs w:val="32"/>
+                <w:lang w:val="it-IT"/>
+              </w:rPr>
+              <w:t xml:space="preserve">rõ | </w:t>
+            </w:r>
+          </w:p>
+          <w:p>
+            <w:pPr>
+              <w:widowControl w:val="0"/>
+              <w:autoSpaceDE w:val="0"/>
+              <w:autoSpaceDN w:val="0"/>
+              <w:adjustRightInd w:val="0"/>
+              <w:spacing w:before="0" w:line="240" w:lineRule="auto"/>
+              <w:rPr>
+                <w:rFonts w:ascii="BRH Malayalam Extra" w:hAnsi="BRH Malayalam Extra" w:cs="BRH Malayalam Extra"/>
+                <w:color w:val="000000"/>
+                <w:sz w:val="32"/>
+                <w:szCs w:val="32"/>
+                <w:lang w:val="it-IT"/>
+              </w:rPr>
+            </w:pPr>
+            <w:r>
+              <w:rPr>
+                <w:rFonts w:cs="BRH Malayalam Extra"/>
+                <w:color w:val="000000"/>
+                <w:szCs w:val="32"/>
+                <w:lang w:val="it-IT"/>
+              </w:rPr>
+              <w:t>52</w:t>
+            </w:r>
+            <w:r>
+              <w:rPr>
+                <w:rFonts w:ascii="BRH Malayalam Extra" w:hAnsi="BRH Malayalam Extra" w:cs="BRH Malayalam Extra"/>
+                <w:color w:val="000000"/>
+                <w:sz w:val="32"/>
+                <w:szCs w:val="32"/>
+                <w:lang w:val="it-IT"/>
+              </w:rPr>
+              <w:t>)</w:t>
+            </w:r>
+            <w:r>
+              <w:rPr>
+                <w:rFonts w:ascii="BRH Malayalam Extra" w:hAnsi="BRH Malayalam Extra" w:cs="BRH Malayalam Extra"/>
+                <w:color w:val="000000"/>
+                <w:sz w:val="32"/>
+                <w:szCs w:val="32"/>
+                <w:lang w:val="it-IT"/>
+              </w:rPr>
+              <w:tab/>
+            </w:r>
+            <w:r>
+              <w:rPr>
+                <w:rFonts w:cs="BRH Malayalam Extra"/>
+                <w:color w:val="000000"/>
+                <w:szCs w:val="32"/>
+                <w:lang w:val="it-IT"/>
+              </w:rPr>
+              <w:t>3</w:t>
+            </w:r>
+            <w:r>
+              <w:rPr>
+                <w:rFonts w:ascii="BRH Malayalam Extra" w:hAnsi="BRH Malayalam Extra" w:cs="BRH Malayalam Extra"/>
+                <w:color w:val="000000"/>
+                <w:sz w:val="32"/>
+                <w:szCs w:val="32"/>
+                <w:lang w:val="it-IT"/>
+              </w:rPr>
+              <w:t>.</w:t>
+            </w:r>
+            <w:r>
+              <w:rPr>
+                <w:rFonts w:cs="BRH Malayalam Extra"/>
+                <w:color w:val="000000"/>
+                <w:szCs w:val="32"/>
+                <w:lang w:val="it-IT"/>
+              </w:rPr>
+              <w:t>3</w:t>
+            </w:r>
+            <w:r>
+              <w:rPr>
+                <w:rFonts w:ascii="BRH Malayalam Extra" w:hAnsi="BRH Malayalam Extra" w:cs="BRH Malayalam Extra"/>
+                <w:color w:val="000000"/>
+                <w:sz w:val="32"/>
+                <w:szCs w:val="32"/>
+                <w:lang w:val="it-IT"/>
+              </w:rPr>
+              <w:t>.</w:t>
+            </w:r>
+            <w:r>
+              <w:rPr>
+                <w:rFonts w:cs="BRH Malayalam Extra"/>
+                <w:color w:val="000000"/>
+                <w:szCs w:val="32"/>
+                <w:lang w:val="it-IT"/>
+              </w:rPr>
+              <w:t>8</w:t>
+            </w:r>
+            <w:r>
+              <w:rPr>
+                <w:rFonts w:ascii="BRH Malayalam Extra" w:hAnsi="BRH Malayalam Extra" w:cs="BRH Malayalam Extra"/>
+                <w:color w:val="000000"/>
+                <w:sz w:val="32"/>
+                <w:szCs w:val="32"/>
+                <w:lang w:val="it-IT"/>
+              </w:rPr>
+              <w:t>.</w:t>
+            </w:r>
+            <w:r>
+              <w:rPr>
+                <w:rFonts w:cs="BRH Malayalam Extra"/>
+                <w:color w:val="000000"/>
+                <w:szCs w:val="32"/>
+                <w:lang w:val="it-IT"/>
+              </w:rPr>
+              <w:t>3</w:t>
+            </w:r>
+            <w:r>
+              <w:rPr>
+                <w:rFonts w:ascii="BRH Malayalam Extra" w:hAnsi="BRH Malayalam Extra" w:cs="BRH Malayalam Extra"/>
+                <w:color w:val="000000"/>
+                <w:sz w:val="32"/>
+                <w:szCs w:val="32"/>
+                <w:lang w:val="it-IT"/>
+              </w:rPr>
+              <w:t>(</w:t>
+            </w:r>
+            <w:r>
+              <w:rPr>
+                <w:rFonts w:cs="BRH Malayalam Extra"/>
+                <w:color w:val="000000"/>
+                <w:szCs w:val="32"/>
+                <w:lang w:val="it-IT"/>
+              </w:rPr>
+              <w:t>47</w:t>
+            </w:r>
+            <w:r>
+              <w:rPr>
+                <w:rFonts w:ascii="BRH Malayalam Extra" w:hAnsi="BRH Malayalam Extra" w:cs="BRH Malayalam Extra"/>
+                <w:color w:val="000000"/>
+                <w:sz w:val="32"/>
+                <w:szCs w:val="32"/>
+                <w:lang w:val="it-IT"/>
+              </w:rPr>
+              <w:t>)- Ad¡</w:t>
+            </w:r>
+            <w:r>
+              <w:rPr>
+                <w:rFonts w:ascii="BRH Malayalam Extra" w:hAnsi="BRH Malayalam Extra" w:cs="BRH Malayalam Extra"/>
+                <w:color w:val="000000"/>
+                <w:sz w:val="32"/>
+                <w:szCs w:val="32"/>
+                <w:highlight w:val="green"/>
+                <w:lang w:val="it-IT"/>
+              </w:rPr>
+              <w:t>—e¦</w:t>
+            </w:r>
+            <w:r>
+              <w:rPr>
+                <w:rFonts w:ascii="BRH Malayalam Extra" w:hAnsi="BRH Malayalam Extra" w:cs="BRH Malayalam Extra"/>
+                <w:color w:val="000000"/>
+                <w:sz w:val="32"/>
+                <w:szCs w:val="32"/>
+                <w:lang w:val="it-IT"/>
+              </w:rPr>
+              <w:t>rõ | öe</w:t>
+            </w:r>
+            <w:r>
+              <w:rPr>
+                <w:rFonts w:ascii="BRH Malayalam Extra" w:hAnsi="BRH Malayalam Extra" w:cs="BRH Malayalam Extra"/>
+                <w:color w:val="000000"/>
+                <w:sz w:val="26"/>
+                <w:szCs w:val="32"/>
+                <w:lang w:val="it-IT"/>
+              </w:rPr>
+              <w:t>–</w:t>
+            </w:r>
+            <w:r>
+              <w:rPr>
+                <w:rFonts w:ascii="BRH Malayalam Extra" w:hAnsi="BRH Malayalam Extra" w:cs="BRH Malayalam Extra"/>
+                <w:color w:val="000000"/>
+                <w:sz w:val="32"/>
+                <w:szCs w:val="32"/>
+                <w:lang w:val="it-IT"/>
+              </w:rPr>
+              <w:t>jx</w:t>
+            </w:r>
+            <w:r>
+              <w:rPr>
+                <w:rFonts w:ascii="BRH Malayalam Extra" w:hAnsi="BRH Malayalam Extra" w:cs="BRH Malayalam Extra"/>
+                <w:color w:val="000000"/>
+                <w:sz w:val="26"/>
+                <w:szCs w:val="32"/>
+                <w:lang w:val="it-IT"/>
+              </w:rPr>
+              <w:t>–</w:t>
+            </w:r>
+            <w:r>
+              <w:rPr>
+                <w:rFonts w:ascii="BRH Malayalam Extra" w:hAnsi="BRH Malayalam Extra" w:cs="BRH Malayalam Extra"/>
+                <w:color w:val="000000"/>
+                <w:sz w:val="32"/>
+                <w:szCs w:val="32"/>
+                <w:lang w:val="it-IT"/>
+              </w:rPr>
+              <w:t>jxZ§ |</w:t>
+            </w:r>
+          </w:p>
+          <w:p>
+            <w:pPr>
+              <w:widowControl w:val="0"/>
+              <w:autoSpaceDE w:val="0"/>
+              <w:autoSpaceDN w:val="0"/>
+              <w:adjustRightInd w:val="0"/>
+              <w:spacing w:before="0" w:line="240" w:lineRule="auto"/>
+              <w:rPr>
+                <w:rFonts w:ascii="BRH Malayalam Extra" w:hAnsi="BRH Malayalam Extra" w:cs="BRH Malayalam Extra"/>
+                <w:color w:val="000000"/>
+                <w:sz w:val="32"/>
+                <w:szCs w:val="32"/>
+                <w:lang w:val="it-IT"/>
+              </w:rPr>
+            </w:pPr>
+            <w:r>
+              <w:rPr>
+                <w:rFonts w:ascii="BRH Malayalam Extra" w:hAnsi="BRH Malayalam Extra" w:cs="BRH Malayalam Extra"/>
+                <w:color w:val="000000"/>
+                <w:sz w:val="32"/>
+                <w:szCs w:val="32"/>
+                <w:lang w:val="it-IT"/>
+              </w:rPr>
+              <w:t>Ad¡—</w:t>
+            </w:r>
+            <w:r>
+              <w:rPr>
+                <w:rFonts w:ascii="BRH Malayalam Extra" w:hAnsi="BRH Malayalam Extra" w:cs="BRH Malayalam Extra"/>
+                <w:color w:val="000000"/>
+                <w:sz w:val="32"/>
+                <w:szCs w:val="32"/>
+                <w:highlight w:val="green"/>
+                <w:lang w:val="it-IT"/>
+              </w:rPr>
+              <w:t>e¦</w:t>
+            </w:r>
+            <w:r>
+              <w:rPr>
+                <w:rFonts w:ascii="BRH Malayalam Extra" w:hAnsi="BRH Malayalam Extra" w:cs="BRH Malayalam Extra"/>
+                <w:color w:val="000000"/>
+                <w:sz w:val="32"/>
+                <w:szCs w:val="32"/>
+                <w:lang w:val="it-IT"/>
+              </w:rPr>
+              <w:t xml:space="preserve">rõ </w:t>
+            </w:r>
+            <w:r>
+              <w:rPr>
+                <w:rFonts w:ascii="BRH Malayalam Extra" w:hAnsi="BRH Malayalam Extra" w:cs="BRH Malayalam Extra"/>
+                <w:color w:val="000000"/>
+                <w:sz w:val="32"/>
+                <w:szCs w:val="32"/>
+                <w:highlight w:val="green"/>
+                <w:lang w:val="it-IT"/>
+              </w:rPr>
+              <w:t>öe</w:t>
+            </w:r>
+            <w:r>
+              <w:rPr>
+                <w:rFonts w:ascii="BRH Malayalam Extra" w:hAnsi="BRH Malayalam Extra" w:cs="BRH Malayalam Extra"/>
+                <w:color w:val="000000"/>
+                <w:sz w:val="32"/>
+                <w:szCs w:val="32"/>
+                <w:lang w:val="it-IT"/>
+              </w:rPr>
+              <w:t>jx</w:t>
+            </w:r>
+            <w:r>
+              <w:rPr>
+                <w:rFonts w:ascii="BRH Malayalam Extra" w:hAnsi="BRH Malayalam Extra" w:cs="BRH Malayalam Extra"/>
+                <w:color w:val="000000"/>
+                <w:sz w:val="26"/>
+                <w:szCs w:val="32"/>
+                <w:lang w:val="it-IT"/>
+              </w:rPr>
+              <w:t>–</w:t>
+            </w:r>
+            <w:r>
+              <w:rPr>
+                <w:rFonts w:ascii="BRH Malayalam Extra" w:hAnsi="BRH Malayalam Extra" w:cs="BRH Malayalam Extra"/>
+                <w:color w:val="000000"/>
+                <w:sz w:val="32"/>
+                <w:szCs w:val="32"/>
+                <w:lang w:val="it-IT"/>
+              </w:rPr>
+              <w:t>jxZ§ öe—jx</w:t>
+            </w:r>
+            <w:r>
+              <w:rPr>
+                <w:rFonts w:ascii="BRH Malayalam Extra" w:hAnsi="BRH Malayalam Extra" w:cs="BRH Malayalam Extra"/>
+                <w:color w:val="000000"/>
+                <w:sz w:val="26"/>
+                <w:szCs w:val="32"/>
+                <w:lang w:val="it-IT"/>
+              </w:rPr>
+              <w:t>–</w:t>
+            </w:r>
+            <w:r>
+              <w:rPr>
+                <w:rFonts w:ascii="BRH Malayalam Extra" w:hAnsi="BRH Malayalam Extra" w:cs="BRH Malayalam Extra"/>
+                <w:color w:val="000000"/>
+                <w:sz w:val="32"/>
+                <w:szCs w:val="32"/>
+                <w:lang w:val="it-IT"/>
+              </w:rPr>
+              <w:t>jx bd¡—e¦</w:t>
+            </w:r>
+            <w:r>
+              <w:rPr>
+                <w:rFonts w:ascii="BRH Malayalam Extra" w:hAnsi="BRH Malayalam Extra" w:cs="BRH Malayalam Extra"/>
+                <w:color w:val="000000"/>
+                <w:sz w:val="26"/>
+                <w:szCs w:val="32"/>
+                <w:lang w:val="it-IT"/>
+              </w:rPr>
+              <w:t>–</w:t>
+            </w:r>
+            <w:r>
+              <w:rPr>
+                <w:rFonts w:ascii="BRH Malayalam Extra" w:hAnsi="BRH Malayalam Extra" w:cs="BRH Malayalam Extra"/>
+                <w:color w:val="000000"/>
+                <w:sz w:val="32"/>
+                <w:szCs w:val="32"/>
+                <w:lang w:val="it-IT"/>
+              </w:rPr>
+              <w:t xml:space="preserve"> rõxd¡—</w:t>
+            </w:r>
+            <w:r>
+              <w:rPr>
+                <w:rFonts w:ascii="BRH Malayalam Extra" w:hAnsi="BRH Malayalam Extra" w:cs="BRH Malayalam Extra"/>
+                <w:color w:val="000000"/>
+                <w:sz w:val="32"/>
+                <w:szCs w:val="32"/>
+                <w:highlight w:val="green"/>
+                <w:lang w:val="it-IT"/>
+              </w:rPr>
+              <w:t>e¦rõ</w:t>
+            </w:r>
+            <w:r>
+              <w:rPr>
+                <w:rFonts w:ascii="BRH Malayalam Extra" w:hAnsi="BRH Malayalam Extra" w:cs="BRH Malayalam Extra"/>
+                <w:color w:val="000000"/>
+                <w:sz w:val="32"/>
+                <w:szCs w:val="32"/>
+                <w:lang w:val="it-IT"/>
+              </w:rPr>
+              <w:t xml:space="preserve"> öejx</w:t>
+            </w:r>
+            <w:r>
+              <w:rPr>
+                <w:rFonts w:ascii="BRH Malayalam Extra" w:hAnsi="BRH Malayalam Extra" w:cs="BRH Malayalam Extra"/>
+                <w:color w:val="000000"/>
+                <w:sz w:val="26"/>
+                <w:szCs w:val="32"/>
+                <w:lang w:val="it-IT"/>
+              </w:rPr>
+              <w:t>–</w:t>
+            </w:r>
+            <w:r>
+              <w:rPr>
+                <w:rFonts w:ascii="BRH Malayalam Extra" w:hAnsi="BRH Malayalam Extra" w:cs="BRH Malayalam Extra"/>
+                <w:color w:val="000000"/>
+                <w:sz w:val="32"/>
+                <w:szCs w:val="32"/>
+                <w:lang w:val="it-IT"/>
+              </w:rPr>
+              <w:t xml:space="preserve">jxZ§ | </w:t>
+            </w:r>
+          </w:p>
+          <w:p>
+            <w:pPr>
+              <w:widowControl w:val="0"/>
+              <w:autoSpaceDE w:val="0"/>
+              <w:autoSpaceDN w:val="0"/>
+              <w:adjustRightInd w:val="0"/>
+              <w:spacing w:before="0" w:line="240" w:lineRule="auto"/>
+              <w:rPr>
+                <w:rFonts w:ascii="BRH Malayalam Extra" w:hAnsi="BRH Malayalam Extra" w:cs="BRH Malayalam Extra"/>
+                <w:color w:val="000000"/>
+                <w:sz w:val="32"/>
+                <w:szCs w:val="32"/>
+                <w:lang w:val="it-IT"/>
+              </w:rPr>
+            </w:pPr>
+            <w:r>
+              <w:rPr>
+                <w:rFonts w:cs="BRH Malayalam Extra"/>
+                <w:color w:val="000000"/>
+                <w:szCs w:val="32"/>
+                <w:lang w:val="it-IT"/>
+              </w:rPr>
+              <w:t>53</w:t>
+            </w:r>
+            <w:r>
+              <w:rPr>
+                <w:rFonts w:ascii="BRH Malayalam Extra" w:hAnsi="BRH Malayalam Extra" w:cs="BRH Malayalam Extra"/>
+                <w:color w:val="000000"/>
+                <w:sz w:val="32"/>
+                <w:szCs w:val="32"/>
+                <w:lang w:val="it-IT"/>
+              </w:rPr>
+              <w:t>)</w:t>
+            </w:r>
+            <w:r>
+              <w:rPr>
+                <w:rFonts w:ascii="BRH Malayalam Extra" w:hAnsi="BRH Malayalam Extra" w:cs="BRH Malayalam Extra"/>
+                <w:color w:val="000000"/>
+                <w:sz w:val="32"/>
+                <w:szCs w:val="32"/>
+                <w:lang w:val="it-IT"/>
+              </w:rPr>
+              <w:tab/>
+            </w:r>
+            <w:r>
+              <w:rPr>
+                <w:rFonts w:cs="BRH Malayalam Extra"/>
+                <w:color w:val="000000"/>
+                <w:szCs w:val="32"/>
+                <w:lang w:val="it-IT"/>
+              </w:rPr>
+              <w:t>3</w:t>
+            </w:r>
+            <w:r>
+              <w:rPr>
+                <w:rFonts w:ascii="BRH Malayalam Extra" w:hAnsi="BRH Malayalam Extra" w:cs="BRH Malayalam Extra"/>
+                <w:color w:val="000000"/>
+                <w:sz w:val="32"/>
+                <w:szCs w:val="32"/>
+                <w:lang w:val="it-IT"/>
+              </w:rPr>
+              <w:t>.</w:t>
+            </w:r>
+            <w:r>
+              <w:rPr>
+                <w:rFonts w:cs="BRH Malayalam Extra"/>
+                <w:color w:val="000000"/>
+                <w:szCs w:val="32"/>
+                <w:lang w:val="it-IT"/>
+              </w:rPr>
+              <w:t>3</w:t>
+            </w:r>
+            <w:r>
+              <w:rPr>
+                <w:rFonts w:ascii="BRH Malayalam Extra" w:hAnsi="BRH Malayalam Extra" w:cs="BRH Malayalam Extra"/>
+                <w:color w:val="000000"/>
+                <w:sz w:val="32"/>
+                <w:szCs w:val="32"/>
+                <w:lang w:val="it-IT"/>
+              </w:rPr>
+              <w:t>.</w:t>
+            </w:r>
+            <w:r>
+              <w:rPr>
+                <w:rFonts w:cs="BRH Malayalam Extra"/>
+                <w:color w:val="000000"/>
+                <w:szCs w:val="32"/>
+                <w:lang w:val="it-IT"/>
+              </w:rPr>
+              <w:t>8</w:t>
+            </w:r>
+            <w:r>
+              <w:rPr>
+                <w:rFonts w:ascii="BRH Malayalam Extra" w:hAnsi="BRH Malayalam Extra" w:cs="BRH Malayalam Extra"/>
+                <w:color w:val="000000"/>
+                <w:sz w:val="32"/>
+                <w:szCs w:val="32"/>
+                <w:lang w:val="it-IT"/>
+              </w:rPr>
+              <w:t>.</w:t>
+            </w:r>
+            <w:r>
+              <w:rPr>
+                <w:rFonts w:cs="BRH Malayalam Extra"/>
+                <w:color w:val="000000"/>
+                <w:szCs w:val="32"/>
+                <w:lang w:val="it-IT"/>
+              </w:rPr>
+              <w:t>3</w:t>
+            </w:r>
+            <w:r>
+              <w:rPr>
+                <w:rFonts w:ascii="BRH Malayalam Extra" w:hAnsi="BRH Malayalam Extra" w:cs="BRH Malayalam Extra"/>
+                <w:color w:val="000000"/>
+                <w:sz w:val="32"/>
+                <w:szCs w:val="32"/>
+                <w:lang w:val="it-IT"/>
+              </w:rPr>
+              <w:t>(</w:t>
+            </w:r>
+            <w:r>
+              <w:rPr>
+                <w:rFonts w:cs="BRH Malayalam Extra"/>
+                <w:color w:val="000000"/>
+                <w:szCs w:val="32"/>
+                <w:lang w:val="it-IT"/>
+              </w:rPr>
+              <w:t>47</w:t>
+            </w:r>
+            <w:r>
+              <w:rPr>
+                <w:rFonts w:ascii="BRH Malayalam Extra" w:hAnsi="BRH Malayalam Extra" w:cs="BRH Malayalam Extra"/>
+                <w:color w:val="000000"/>
+                <w:sz w:val="32"/>
+                <w:szCs w:val="32"/>
+                <w:lang w:val="it-IT"/>
+              </w:rPr>
+              <w:t>)- Ad¡—</w:t>
+            </w:r>
+            <w:r>
+              <w:rPr>
+                <w:rFonts w:ascii="BRH Malayalam Extra" w:hAnsi="BRH Malayalam Extra" w:cs="BRH Malayalam Extra"/>
+                <w:color w:val="000000"/>
+                <w:sz w:val="32"/>
+                <w:szCs w:val="32"/>
+                <w:highlight w:val="green"/>
+                <w:lang w:val="it-IT"/>
+              </w:rPr>
+              <w:t>e¦</w:t>
+            </w:r>
+            <w:r>
+              <w:rPr>
+                <w:rFonts w:ascii="BRH Malayalam Extra" w:hAnsi="BRH Malayalam Extra" w:cs="BRH Malayalam Extra"/>
+                <w:color w:val="000000"/>
+                <w:sz w:val="32"/>
+                <w:szCs w:val="32"/>
+                <w:lang w:val="it-IT"/>
+              </w:rPr>
+              <w:t>rõ |</w:t>
+            </w:r>
+          </w:p>
+          <w:p>
+            <w:pPr>
+              <w:widowControl w:val="0"/>
+              <w:autoSpaceDE w:val="0"/>
+              <w:autoSpaceDN w:val="0"/>
+              <w:adjustRightInd w:val="0"/>
+              <w:spacing w:before="0" w:line="240" w:lineRule="auto"/>
+              <w:rPr>
+                <w:rFonts w:ascii="BRH Malayalam Extra" w:hAnsi="BRH Malayalam Extra" w:cs="BRH Malayalam Extra"/>
+                <w:color w:val="000000"/>
+                <w:sz w:val="32"/>
+                <w:szCs w:val="32"/>
+                <w:lang w:val="it-IT"/>
+              </w:rPr>
+            </w:pPr>
+            <w:r>
+              <w:rPr>
+                <w:rFonts w:ascii="BRH Malayalam Extra" w:hAnsi="BRH Malayalam Extra" w:cs="BRH Malayalam Extra"/>
+                <w:color w:val="000000"/>
+                <w:sz w:val="32"/>
+                <w:szCs w:val="32"/>
+                <w:lang w:val="it-IT"/>
+              </w:rPr>
+              <w:t>Ad¡—e¦</w:t>
+            </w:r>
+            <w:r>
+              <w:rPr>
+                <w:rFonts w:ascii="BRH Malayalam Extra" w:hAnsi="BRH Malayalam Extra" w:cs="BRH Malayalam Extra"/>
+                <w:color w:val="000000"/>
+                <w:sz w:val="26"/>
+                <w:szCs w:val="32"/>
+                <w:lang w:val="it-IT"/>
+              </w:rPr>
+              <w:t>–</w:t>
+            </w:r>
+            <w:r>
+              <w:rPr>
+                <w:rFonts w:ascii="BRH Malayalam Extra" w:hAnsi="BRH Malayalam Extra" w:cs="BRH Malayalam Extra"/>
+                <w:color w:val="000000"/>
+                <w:sz w:val="32"/>
+                <w:szCs w:val="32"/>
+                <w:lang w:val="it-IT"/>
+              </w:rPr>
+              <w:t>¥rõZõd¡—e - Hx</w:t>
+            </w:r>
+            <w:r>
+              <w:rPr>
+                <w:rFonts w:ascii="BRH Malayalam Extra" w:hAnsi="BRH Malayalam Extra" w:cs="BRH Malayalam Extra"/>
+                <w:color w:val="000000"/>
+                <w:sz w:val="26"/>
+                <w:szCs w:val="32"/>
+                <w:lang w:val="it-IT"/>
+              </w:rPr>
+              <w:t>–</w:t>
+            </w:r>
+            <w:r>
+              <w:rPr>
+                <w:rFonts w:ascii="BRH Malayalam Extra" w:hAnsi="BRH Malayalam Extra" w:cs="BRH Malayalam Extra"/>
+                <w:color w:val="000000"/>
+                <w:sz w:val="32"/>
+                <w:szCs w:val="32"/>
+                <w:lang w:val="it-IT"/>
+              </w:rPr>
+              <w:t>rõ</w:t>
+            </w:r>
+            <w:r>
+              <w:rPr>
+                <w:rFonts w:ascii="BRH Malayalam Extra" w:hAnsi="BRH Malayalam Extra" w:cs="BRH Malayalam Extra"/>
+                <w:color w:val="000000"/>
+                <w:sz w:val="26"/>
+                <w:szCs w:val="32"/>
+                <w:lang w:val="it-IT"/>
+              </w:rPr>
+              <w:t>–</w:t>
+            </w:r>
+            <w:r>
+              <w:rPr>
+                <w:rFonts w:ascii="BRH Malayalam Extra" w:hAnsi="BRH Malayalam Extra" w:cs="BRH Malayalam Extra"/>
+                <w:color w:val="000000"/>
+                <w:sz w:val="32"/>
+                <w:szCs w:val="32"/>
+                <w:lang w:val="it-IT"/>
+              </w:rPr>
+              <w:t xml:space="preserve"> | </w:t>
+            </w:r>
+          </w:p>
+          <w:p>
+            <w:pPr>
+              <w:widowControl w:val="0"/>
+              <w:autoSpaceDE w:val="0"/>
+              <w:autoSpaceDN w:val="0"/>
+              <w:adjustRightInd w:val="0"/>
+              <w:spacing w:before="0" w:line="240" w:lineRule="auto"/>
+              <w:rPr>
+                <w:rFonts w:cs="BRH Malayalam Extra"/>
+                <w:color w:val="000000"/>
+                <w:szCs w:val="32"/>
+                <w:lang w:val="it-IT"/>
+              </w:rPr>
+            </w:pPr>
+          </w:p>
+        </w:tc>
+      </w:tr>
+    </w:tbl>
+    <w:p>
+      <w:pPr>
+        <w:spacing w:before="0" w:line="240" w:lineRule="auto"/>
+        <w:jc w:val="center"/>
+        <w:rPr>
+          <w:b/>
+          <w:bCs/>
+          <w:sz w:val="32"/>
+          <w:szCs w:val="32"/>
+          <w:u w:val="single"/>
+          <w:lang w:val="it-IT"/>
+        </w:rPr>
+      </w:pPr>
+    </w:p>
+    <w:p>
+      <w:pPr>
+        <w:spacing w:before="0" w:line="240" w:lineRule="auto"/>
+        <w:jc w:val="center"/>
+        <w:rPr>
+          <w:b/>
+          <w:bCs/>
+          <w:sz w:val="32"/>
+          <w:szCs w:val="32"/>
+          <w:u w:val="single"/>
+          <w:lang w:val="it-IT"/>
+        </w:rPr>
+      </w:pPr>
+    </w:p>
     <w:p>
       <w:pPr>
         <w:spacing w:before="0" w:line="240" w:lineRule="auto"/>
@@ -470,6 +3201,7 @@
                 <w:sz w:val="32"/>
                 <w:szCs w:val="32"/>
               </w:rPr>
+              <w:lastRenderedPageBreak/>
               <w:t>e</w:t>
             </w:r>
             <w:r>
@@ -1297,6 +4029,7 @@
                 <w:color w:val="000000"/>
                 <w:szCs w:val="32"/>
               </w:rPr>
+              <w:lastRenderedPageBreak/>
               <w:t>40</w:t>
             </w:r>
             <w:r>
@@ -1497,6 +4230,7 @@
                 <w:sz w:val="32"/>
                 <w:szCs w:val="32"/>
               </w:rPr>
+              <w:lastRenderedPageBreak/>
               <w:t>e</w:t>
             </w:r>
             <w:r>
@@ -2285,6 +5019,7 @@
                 <w:szCs w:val="32"/>
                 <w:lang w:val="it-IT"/>
               </w:rPr>
+              <w:lastRenderedPageBreak/>
               <w:t>54</w:t>
             </w:r>
             <w:r>
@@ -3286,7 +6021,6 @@
                 <w:szCs w:val="32"/>
                 <w:lang w:val="it-IT"/>
               </w:rPr>
-              <w:lastRenderedPageBreak/>
               <w:t>30</w:t>
             </w:r>
             <w:r>
@@ -3578,6 +6312,7 @@
                 <w:szCs w:val="32"/>
                 <w:lang w:val="it-IT"/>
               </w:rPr>
+              <w:lastRenderedPageBreak/>
               <w:t>31</w:t>
             </w:r>
             <w:r>
@@ -5123,7 +7858,6 @@
                 <w:szCs w:val="32"/>
                 <w:lang w:val="it-IT"/>
               </w:rPr>
-              <w:lastRenderedPageBreak/>
               <w:t>30</w:t>
             </w:r>
             <w:r>
@@ -5384,6 +8118,7 @@
                 <w:szCs w:val="32"/>
                 <w:lang w:val="it-IT"/>
               </w:rPr>
+              <w:lastRenderedPageBreak/>
               <w:t>31</w:t>
             </w:r>
             <w:r>
@@ -7866,7 +10601,6 @@
                 <w:szCs w:val="32"/>
                 <w:lang w:val="it-IT"/>
               </w:rPr>
-              <w:lastRenderedPageBreak/>
               <w:t>51</w:t>
             </w:r>
             <w:r>
@@ -8156,7 +10890,6 @@
                 <w:szCs w:val="32"/>
                 <w:lang w:val="it-IT"/>
               </w:rPr>
-              <w:lastRenderedPageBreak/>
               <w:t>49</w:t>
             </w:r>
             <w:r>
@@ -8830,7 +11563,6 @@
                 <w:szCs w:val="32"/>
                 <w:lang w:val="it-IT"/>
               </w:rPr>
-              <w:lastRenderedPageBreak/>
               <w:t>51</w:t>
             </w:r>
             <w:r>
@@ -13136,7 +15868,6 @@
                 <w:szCs w:val="32"/>
                 <w:lang w:val="it-IT"/>
               </w:rPr>
-              <w:lastRenderedPageBreak/>
               <w:t>28</w:t>
             </w:r>
             <w:r>
@@ -13540,6 +16271,7 @@
                 <w:szCs w:val="32"/>
                 <w:lang w:val="it-IT"/>
               </w:rPr>
+              <w:lastRenderedPageBreak/>
               <w:t>PZ¡—</w:t>
             </w:r>
             <w:r>
@@ -15583,7 +18315,6 @@
                 <w:szCs w:val="32"/>
                 <w:lang w:val="it-IT"/>
               </w:rPr>
-              <w:lastRenderedPageBreak/>
               <w:t>35</w:t>
             </w:r>
             <w:r>
@@ -16243,6 +18974,7 @@
                 <w:szCs w:val="32"/>
                 <w:lang w:val="it-IT"/>
               </w:rPr>
+              <w:lastRenderedPageBreak/>
               <w:t>PZ¡—</w:t>
             </w:r>
             <w:r>
@@ -18014,7 +20746,6 @@
                 <w:szCs w:val="32"/>
                 <w:lang w:val="it-IT"/>
               </w:rPr>
-              <w:lastRenderedPageBreak/>
               <w:t>35</w:t>
             </w:r>
             <w:r>
@@ -30818,7 +33549,6 @@
           <w:szCs w:val="32"/>
           <w:u w:val="single"/>
         </w:rPr>
-        <w:lastRenderedPageBreak/>
         <w:t xml:space="preserve">TS </w:t>
       </w:r>
       <w:r>
@@ -31267,7 +33997,7 @@
 </file>
 
 <file path=word/endnotes.xml><?xml version="1.0" encoding="utf-8"?>
-<w:endnotes xmlns:wpc="http://schemas.microsoft.com/office/word/2010/wordprocessingCanvas" xmlns:cx="http://schemas.microsoft.com/office/drawing/2014/chartex" xmlns:cx1="http://schemas.microsoft.com/office/drawing/2015/9/8/chartex" xmlns:cx2="http://schemas.microsoft.com/office/drawing/2015/10/21/chartex" xmlns:cx3="http://schemas.microsoft.com/office/drawing/2016/5/9/chartex" xmlns:cx4="http://schemas.microsoft.com/office/drawing/2016/5/10/chartex" xmlns:cx5="http://schemas.microsoft.com/office/drawing/2016/5/11/chartex" xmlns:cx6="http://schemas.microsoft.com/office/drawing/2016/5/12/chartex" xmlns:cx7="http://schemas.microsoft.com/office/drawing/2016/5/13/chartex" xmlns:cx8="http://schemas.microsoft.com/office/drawing/2016/5/14/chartex" xmlns:mc="http://schemas.openxmlformats.org/markup-compatibility/2006" xmlns:aink="http://schemas.microsoft.com/office/drawing/2016/ink" xmlns:am3d="http://schemas.microsoft.com/office/drawing/2017/model3d" xmlns:o="urn:schemas-microsoft-com:office:office" xmlns:oel="http://schemas.microsoft.com/office/2019/extlst" xmlns:r="http://schemas.openxmlformats.org/officeDocument/2006/relationships" xmlns:m="http://schemas.openxmlformats.org/officeDocument/2006/math" xmlns:v="urn:schemas-microsoft-com:vml" xmlns:wp14="http://schemas.microsoft.com/office/word/2010/wordprocessingDrawing" xmlns:wp="http://schemas.openxmlformats.org/drawingml/2006/wordprocessingDrawing" xmlns:w10="urn:schemas-microsoft-com:office:word" xmlns:w="http://schemas.openxmlformats.org/wordprocessingml/2006/main" xmlns:w14="http://schemas.microsoft.com/office/word/2010/wordml" xmlns:w15="http://schemas.microsoft.com/office/word/2012/wordml" xmlns:w16cex="http://schemas.microsoft.com/office/word/2018/wordml/cex" xmlns:w16cid="http://schemas.microsoft.com/office/word/2016/wordml/cid" xmlns:w16="http://schemas.microsoft.com/office/word/2018/wordml" xmlns:w16sdtdh="http://schemas.microsoft.com/office/word/2020/wordml/sdtdatahash" xmlns:w16se="http://schemas.microsoft.com/office/word/2015/wordml/symex" xmlns:wpg="http://schemas.microsoft.com/office/word/2010/wordprocessingGroup" xmlns:wpi="http://schemas.microsoft.com/office/word/2010/wordprocessingInk" xmlns:wne="http://schemas.microsoft.com/office/word/2006/wordml" xmlns:wps="http://schemas.microsoft.com/office/word/2010/wordprocessingShape" mc:Ignorable="w14 w15 w16se w16cid w16 w16cex w16sdtdh wp14">
+<w:endnotes xmlns:wpc="http://schemas.microsoft.com/office/word/2010/wordprocessingCanvas" xmlns:cx="http://schemas.microsoft.com/office/drawing/2014/chartex" xmlns:cx1="http://schemas.microsoft.com/office/drawing/2015/9/8/chartex" xmlns:cx2="http://schemas.microsoft.com/office/drawing/2015/10/21/chartex" xmlns:cx3="http://schemas.microsoft.com/office/drawing/2016/5/9/chartex" xmlns:cx4="http://schemas.microsoft.com/office/drawing/2016/5/10/chartex" xmlns:cx5="http://schemas.microsoft.com/office/drawing/2016/5/11/chartex" xmlns:cx6="http://schemas.microsoft.com/office/drawing/2016/5/12/chartex" xmlns:cx7="http://schemas.microsoft.com/office/drawing/2016/5/13/chartex" xmlns:cx8="http://schemas.microsoft.com/office/drawing/2016/5/14/chartex" xmlns:mc="http://schemas.openxmlformats.org/markup-compatibility/2006" xmlns:aink="http://schemas.microsoft.com/office/drawing/2016/ink" xmlns:am3d="http://schemas.microsoft.com/office/drawing/2017/model3d" xmlns:o="urn:schemas-microsoft-com:office:office" xmlns:oel="http://schemas.microsoft.com/office/2019/extlst" xmlns:r="http://schemas.openxmlformats.org/officeDocument/2006/relationships" xmlns:m="http://schemas.openxmlformats.org/officeDocument/2006/math" xmlns:v="urn:schemas-microsoft-com:vml" xmlns:wp14="http://schemas.microsoft.com/office/word/2010/wordprocessingDrawing" xmlns:wp="http://schemas.openxmlformats.org/drawingml/2006/wordprocessingDrawing" xmlns:w10="urn:schemas-microsoft-com:office:word" xmlns:w="http://schemas.openxmlformats.org/wordprocessingml/2006/main" xmlns:w14="http://schemas.microsoft.com/office/word/2010/wordml" xmlns:w15="http://schemas.microsoft.com/office/word/2012/wordml" xmlns:w16cei="http://schemas.microsoft.com/office/word/2026/wordml/cei" xmlns:w16cex="http://schemas.microsoft.com/office/word/2018/wordml/cex" xmlns:w16cid="http://schemas.microsoft.com/office/word/2016/wordml/cid" xmlns:w16="http://schemas.microsoft.com/office/word/2018/wordml" xmlns:w16du="http://schemas.microsoft.com/office/word/2023/wordml/word16du" xmlns:w16sdtdh="http://schemas.microsoft.com/office/word/2020/wordml/sdtdatahash" xmlns:w16sdtfl="http://schemas.microsoft.com/office/word/2024/wordml/sdtformatlock" xmlns:w16se="http://schemas.microsoft.com/office/word/2015/wordml/symex" xmlns:wpg="http://schemas.microsoft.com/office/word/2010/wordprocessingGroup" xmlns:wpi="http://schemas.microsoft.com/office/word/2010/wordprocessingInk" xmlns:wne="http://schemas.microsoft.com/office/word/2006/wordml" xmlns:wps="http://schemas.microsoft.com/office/word/2010/wordprocessingShape" mc:Ignorable="w14 w15 w16se w16cid w16 w16cex w16sdtdh w16sdtfl w16du wp14">
   <w:endnote w:type="separator" w:id="-1">
     <w:p>
       <w:pPr>
@@ -31292,7 +34022,7 @@
 </file>
 
 <file path=word/footer1.xml><?xml version="1.0" encoding="utf-8"?>
-<w:ftr xmlns:wpc="http://schemas.microsoft.com/office/word/2010/wordprocessingCanvas" xmlns:cx="http://schemas.microsoft.com/office/drawing/2014/chartex" xmlns:cx1="http://schemas.microsoft.com/office/drawing/2015/9/8/chartex" xmlns:cx2="http://schemas.microsoft.com/office/drawing/2015/10/21/chartex" xmlns:cx3="http://schemas.microsoft.com/office/drawing/2016/5/9/chartex" xmlns:cx4="http://schemas.microsoft.com/office/drawing/2016/5/10/chartex" xmlns:cx5="http://schemas.microsoft.com/office/drawing/2016/5/11/chartex" xmlns:cx6="http://schemas.microsoft.com/office/drawing/2016/5/12/chartex" xmlns:cx7="http://schemas.microsoft.com/office/drawing/2016/5/13/chartex" xmlns:cx8="http://schemas.microsoft.com/office/drawing/2016/5/14/chartex" xmlns:mc="http://schemas.openxmlformats.org/markup-compatibility/2006" xmlns:aink="http://schemas.microsoft.com/office/drawing/2016/ink" xmlns:am3d="http://schemas.microsoft.com/office/drawing/2017/model3d" xmlns:o="urn:schemas-microsoft-com:office:office" xmlns:oel="http://schemas.microsoft.com/office/2019/extlst" xmlns:r="http://schemas.openxmlformats.org/officeDocument/2006/relationships" xmlns:m="http://schemas.openxmlformats.org/officeDocument/2006/math" xmlns:v="urn:schemas-microsoft-com:vml" xmlns:wp14="http://schemas.microsoft.com/office/word/2010/wordprocessingDrawing" xmlns:wp="http://schemas.openxmlformats.org/drawingml/2006/wordprocessingDrawing" xmlns:w10="urn:schemas-microsoft-com:office:word" xmlns:w="http://schemas.openxmlformats.org/wordprocessingml/2006/main" xmlns:w14="http://schemas.microsoft.com/office/word/2010/wordml" xmlns:w15="http://schemas.microsoft.com/office/word/2012/wordml" xmlns:w16cex="http://schemas.microsoft.com/office/word/2018/wordml/cex" xmlns:w16cid="http://schemas.microsoft.com/office/word/2016/wordml/cid" xmlns:w16="http://schemas.microsoft.com/office/word/2018/wordml" xmlns:w16sdtdh="http://schemas.microsoft.com/office/word/2020/wordml/sdtdatahash" xmlns:w16se="http://schemas.microsoft.com/office/word/2015/wordml/symex" xmlns:wpg="http://schemas.microsoft.com/office/word/2010/wordprocessingGroup" xmlns:wpi="http://schemas.microsoft.com/office/word/2010/wordprocessingInk" xmlns:wne="http://schemas.microsoft.com/office/word/2006/wordml" xmlns:wps="http://schemas.microsoft.com/office/word/2010/wordprocessingShape" mc:Ignorable="w14 w15 w16se w16cid w16 w16cex w16sdtdh wp14">
+<w:ftr xmlns:wpc="http://schemas.microsoft.com/office/word/2010/wordprocessingCanvas" xmlns:cx="http://schemas.microsoft.com/office/drawing/2014/chartex" xmlns:cx1="http://schemas.microsoft.com/office/drawing/2015/9/8/chartex" xmlns:cx2="http://schemas.microsoft.com/office/drawing/2015/10/21/chartex" xmlns:cx3="http://schemas.microsoft.com/office/drawing/2016/5/9/chartex" xmlns:cx4="http://schemas.microsoft.com/office/drawing/2016/5/10/chartex" xmlns:cx5="http://schemas.microsoft.com/office/drawing/2016/5/11/chartex" xmlns:cx6="http://schemas.microsoft.com/office/drawing/2016/5/12/chartex" xmlns:cx7="http://schemas.microsoft.com/office/drawing/2016/5/13/chartex" xmlns:cx8="http://schemas.microsoft.com/office/drawing/2016/5/14/chartex" xmlns:mc="http://schemas.openxmlformats.org/markup-compatibility/2006" xmlns:aink="http://schemas.microsoft.com/office/drawing/2016/ink" xmlns:am3d="http://schemas.microsoft.com/office/drawing/2017/model3d" xmlns:o="urn:schemas-microsoft-com:office:office" xmlns:oel="http://schemas.microsoft.com/office/2019/extlst" xmlns:r="http://schemas.openxmlformats.org/officeDocument/2006/relationships" xmlns:m="http://schemas.openxmlformats.org/officeDocument/2006/math" xmlns:v="urn:schemas-microsoft-com:vml" xmlns:wp14="http://schemas.microsoft.com/office/word/2010/wordprocessingDrawing" xmlns:wp="http://schemas.openxmlformats.org/drawingml/2006/wordprocessingDrawing" xmlns:w10="urn:schemas-microsoft-com:office:word" xmlns:w="http://schemas.openxmlformats.org/wordprocessingml/2006/main" xmlns:w14="http://schemas.microsoft.com/office/word/2010/wordml" xmlns:w15="http://schemas.microsoft.com/office/word/2012/wordml" xmlns:w16cei="http://schemas.microsoft.com/office/word/2026/wordml/cei" xmlns:w16cex="http://schemas.microsoft.com/office/word/2018/wordml/cex" xmlns:w16cid="http://schemas.microsoft.com/office/word/2016/wordml/cid" xmlns:w16="http://schemas.microsoft.com/office/word/2018/wordml" xmlns:w16du="http://schemas.microsoft.com/office/word/2023/wordml/word16du" xmlns:w16sdtdh="http://schemas.microsoft.com/office/word/2020/wordml/sdtdatahash" xmlns:w16sdtfl="http://schemas.microsoft.com/office/word/2024/wordml/sdtformatlock" xmlns:w16se="http://schemas.microsoft.com/office/word/2015/wordml/symex" xmlns:wpg="http://schemas.microsoft.com/office/word/2010/wordprocessingGroup" xmlns:wpi="http://schemas.microsoft.com/office/word/2010/wordprocessingInk" xmlns:wne="http://schemas.microsoft.com/office/word/2006/wordml" xmlns:wps="http://schemas.microsoft.com/office/word/2010/wordprocessingShape" mc:Ignorable="w14 w15 w16se w16cid w16 w16cex w16sdtdh w16sdtfl w16du wp14">
   <w:p>
     <w:pPr>
       <w:pBdr>
@@ -31474,7 +34204,7 @@
 </file>
 
 <file path=word/footer2.xml><?xml version="1.0" encoding="utf-8"?>
-<w:ftr xmlns:wpc="http://schemas.microsoft.com/office/word/2010/wordprocessingCanvas" xmlns:cx="http://schemas.microsoft.com/office/drawing/2014/chartex" xmlns:cx1="http://schemas.microsoft.com/office/drawing/2015/9/8/chartex" xmlns:cx2="http://schemas.microsoft.com/office/drawing/2015/10/21/chartex" xmlns:cx3="http://schemas.microsoft.com/office/drawing/2016/5/9/chartex" xmlns:cx4="http://schemas.microsoft.com/office/drawing/2016/5/10/chartex" xmlns:cx5="http://schemas.microsoft.com/office/drawing/2016/5/11/chartex" xmlns:cx6="http://schemas.microsoft.com/office/drawing/2016/5/12/chartex" xmlns:cx7="http://schemas.microsoft.com/office/drawing/2016/5/13/chartex" xmlns:cx8="http://schemas.microsoft.com/office/drawing/2016/5/14/chartex" xmlns:mc="http://schemas.openxmlformats.org/markup-compatibility/2006" xmlns:aink="http://schemas.microsoft.com/office/drawing/2016/ink" xmlns:am3d="http://schemas.microsoft.com/office/drawing/2017/model3d" xmlns:o="urn:schemas-microsoft-com:office:office" xmlns:oel="http://schemas.microsoft.com/office/2019/extlst" xmlns:r="http://schemas.openxmlformats.org/officeDocument/2006/relationships" xmlns:m="http://schemas.openxmlformats.org/officeDocument/2006/math" xmlns:v="urn:schemas-microsoft-com:vml" xmlns:wp14="http://schemas.microsoft.com/office/word/2010/wordprocessingDrawing" xmlns:wp="http://schemas.openxmlformats.org/drawingml/2006/wordprocessingDrawing" xmlns:w10="urn:schemas-microsoft-com:office:word" xmlns:w="http://schemas.openxmlformats.org/wordprocessingml/2006/main" xmlns:w14="http://schemas.microsoft.com/office/word/2010/wordml" xmlns:w15="http://schemas.microsoft.com/office/word/2012/wordml" xmlns:w16cex="http://schemas.microsoft.com/office/word/2018/wordml/cex" xmlns:w16cid="http://schemas.microsoft.com/office/word/2016/wordml/cid" xmlns:w16="http://schemas.microsoft.com/office/word/2018/wordml" xmlns:w16sdtdh="http://schemas.microsoft.com/office/word/2020/wordml/sdtdatahash" xmlns:w16se="http://schemas.microsoft.com/office/word/2015/wordml/symex" xmlns:wpg="http://schemas.microsoft.com/office/word/2010/wordprocessingGroup" xmlns:wpi="http://schemas.microsoft.com/office/word/2010/wordprocessingInk" xmlns:wne="http://schemas.microsoft.com/office/word/2006/wordml" xmlns:wps="http://schemas.microsoft.com/office/word/2010/wordprocessingShape" mc:Ignorable="w14 w15 w16se w16cid w16 w16cex w16sdtdh wp14">
+<w:ftr xmlns:wpc="http://schemas.microsoft.com/office/word/2010/wordprocessingCanvas" xmlns:cx="http://schemas.microsoft.com/office/drawing/2014/chartex" xmlns:cx1="http://schemas.microsoft.com/office/drawing/2015/9/8/chartex" xmlns:cx2="http://schemas.microsoft.com/office/drawing/2015/10/21/chartex" xmlns:cx3="http://schemas.microsoft.com/office/drawing/2016/5/9/chartex" xmlns:cx4="http://schemas.microsoft.com/office/drawing/2016/5/10/chartex" xmlns:cx5="http://schemas.microsoft.com/office/drawing/2016/5/11/chartex" xmlns:cx6="http://schemas.microsoft.com/office/drawing/2016/5/12/chartex" xmlns:cx7="http://schemas.microsoft.com/office/drawing/2016/5/13/chartex" xmlns:cx8="http://schemas.microsoft.com/office/drawing/2016/5/14/chartex" xmlns:mc="http://schemas.openxmlformats.org/markup-compatibility/2006" xmlns:aink="http://schemas.microsoft.com/office/drawing/2016/ink" xmlns:am3d="http://schemas.microsoft.com/office/drawing/2017/model3d" xmlns:o="urn:schemas-microsoft-com:office:office" xmlns:oel="http://schemas.microsoft.com/office/2019/extlst" xmlns:r="http://schemas.openxmlformats.org/officeDocument/2006/relationships" xmlns:m="http://schemas.openxmlformats.org/officeDocument/2006/math" xmlns:v="urn:schemas-microsoft-com:vml" xmlns:wp14="http://schemas.microsoft.com/office/word/2010/wordprocessingDrawing" xmlns:wp="http://schemas.openxmlformats.org/drawingml/2006/wordprocessingDrawing" xmlns:w10="urn:schemas-microsoft-com:office:word" xmlns:w="http://schemas.openxmlformats.org/wordprocessingml/2006/main" xmlns:w14="http://schemas.microsoft.com/office/word/2010/wordml" xmlns:w15="http://schemas.microsoft.com/office/word/2012/wordml" xmlns:w16cei="http://schemas.microsoft.com/office/word/2026/wordml/cei" xmlns:w16cex="http://schemas.microsoft.com/office/word/2018/wordml/cex" xmlns:w16cid="http://schemas.microsoft.com/office/word/2016/wordml/cid" xmlns:w16="http://schemas.microsoft.com/office/word/2018/wordml" xmlns:w16du="http://schemas.microsoft.com/office/word/2023/wordml/word16du" xmlns:w16sdtdh="http://schemas.microsoft.com/office/word/2020/wordml/sdtdatahash" xmlns:w16sdtfl="http://schemas.microsoft.com/office/word/2024/wordml/sdtformatlock" xmlns:w16se="http://schemas.microsoft.com/office/word/2015/wordml/symex" xmlns:wpg="http://schemas.microsoft.com/office/word/2010/wordprocessingGroup" xmlns:wpi="http://schemas.microsoft.com/office/word/2010/wordprocessingInk" xmlns:wne="http://schemas.microsoft.com/office/word/2006/wordml" xmlns:wps="http://schemas.microsoft.com/office/word/2010/wordprocessingShape" mc:Ignorable="w14 w15 w16se w16cid w16 w16cex w16sdtdh w16sdtfl w16du wp14">
   <w:p>
     <w:pPr>
       <w:pBdr>
@@ -31680,7 +34410,7 @@
 </file>
 
 <file path=word/footnotes.xml><?xml version="1.0" encoding="utf-8"?>
-<w:footnotes xmlns:wpc="http://schemas.microsoft.com/office/word/2010/wordprocessingCanvas" xmlns:cx="http://schemas.microsoft.com/office/drawing/2014/chartex" xmlns:cx1="http://schemas.microsoft.com/office/drawing/2015/9/8/chartex" xmlns:cx2="http://schemas.microsoft.com/office/drawing/2015/10/21/chartex" xmlns:cx3="http://schemas.microsoft.com/office/drawing/2016/5/9/chartex" xmlns:cx4="http://schemas.microsoft.com/office/drawing/2016/5/10/chartex" xmlns:cx5="http://schemas.microsoft.com/office/drawing/2016/5/11/chartex" xmlns:cx6="http://schemas.microsoft.com/office/drawing/2016/5/12/chartex" xmlns:cx7="http://schemas.microsoft.com/office/drawing/2016/5/13/chartex" xmlns:cx8="http://schemas.microsoft.com/office/drawing/2016/5/14/chartex" xmlns:mc="http://schemas.openxmlformats.org/markup-compatibility/2006" xmlns:aink="http://schemas.microsoft.com/office/drawing/2016/ink" xmlns:am3d="http://schemas.microsoft.com/office/drawing/2017/model3d" xmlns:o="urn:schemas-microsoft-com:office:office" xmlns:oel="http://schemas.microsoft.com/office/2019/extlst" xmlns:r="http://schemas.openxmlformats.org/officeDocument/2006/relationships" xmlns:m="http://schemas.openxmlformats.org/officeDocument/2006/math" xmlns:v="urn:schemas-microsoft-com:vml" xmlns:wp14="http://schemas.microsoft.com/office/word/2010/wordprocessingDrawing" xmlns:wp="http://schemas.openxmlformats.org/drawingml/2006/wordprocessingDrawing" xmlns:w10="urn:schemas-microsoft-com:office:word" xmlns:w="http://schemas.openxmlformats.org/wordprocessingml/2006/main" xmlns:w14="http://schemas.microsoft.com/office/word/2010/wordml" xmlns:w15="http://schemas.microsoft.com/office/word/2012/wordml" xmlns:w16cex="http://schemas.microsoft.com/office/word/2018/wordml/cex" xmlns:w16cid="http://schemas.microsoft.com/office/word/2016/wordml/cid" xmlns:w16="http://schemas.microsoft.com/office/word/2018/wordml" xmlns:w16sdtdh="http://schemas.microsoft.com/office/word/2020/wordml/sdtdatahash" xmlns:w16se="http://schemas.microsoft.com/office/word/2015/wordml/symex" xmlns:wpg="http://schemas.microsoft.com/office/word/2010/wordprocessingGroup" xmlns:wpi="http://schemas.microsoft.com/office/word/2010/wordprocessingInk" xmlns:wne="http://schemas.microsoft.com/office/word/2006/wordml" xmlns:wps="http://schemas.microsoft.com/office/word/2010/wordprocessingShape" mc:Ignorable="w14 w15 w16se w16cid w16 w16cex w16sdtdh wp14">
+<w:footnotes xmlns:wpc="http://schemas.microsoft.com/office/word/2010/wordprocessingCanvas" xmlns:cx="http://schemas.microsoft.com/office/drawing/2014/chartex" xmlns:cx1="http://schemas.microsoft.com/office/drawing/2015/9/8/chartex" xmlns:cx2="http://schemas.microsoft.com/office/drawing/2015/10/21/chartex" xmlns:cx3="http://schemas.microsoft.com/office/drawing/2016/5/9/chartex" xmlns:cx4="http://schemas.microsoft.com/office/drawing/2016/5/10/chartex" xmlns:cx5="http://schemas.microsoft.com/office/drawing/2016/5/11/chartex" xmlns:cx6="http://schemas.microsoft.com/office/drawing/2016/5/12/chartex" xmlns:cx7="http://schemas.microsoft.com/office/drawing/2016/5/13/chartex" xmlns:cx8="http://schemas.microsoft.com/office/drawing/2016/5/14/chartex" xmlns:mc="http://schemas.openxmlformats.org/markup-compatibility/2006" xmlns:aink="http://schemas.microsoft.com/office/drawing/2016/ink" xmlns:am3d="http://schemas.microsoft.com/office/drawing/2017/model3d" xmlns:o="urn:schemas-microsoft-com:office:office" xmlns:oel="http://schemas.microsoft.com/office/2019/extlst" xmlns:r="http://schemas.openxmlformats.org/officeDocument/2006/relationships" xmlns:m="http://schemas.openxmlformats.org/officeDocument/2006/math" xmlns:v="urn:schemas-microsoft-com:vml" xmlns:wp14="http://schemas.microsoft.com/office/word/2010/wordprocessingDrawing" xmlns:wp="http://schemas.openxmlformats.org/drawingml/2006/wordprocessingDrawing" xmlns:w10="urn:schemas-microsoft-com:office:word" xmlns:w="http://schemas.openxmlformats.org/wordprocessingml/2006/main" xmlns:w14="http://schemas.microsoft.com/office/word/2010/wordml" xmlns:w15="http://schemas.microsoft.com/office/word/2012/wordml" xmlns:w16cei="http://schemas.microsoft.com/office/word/2026/wordml/cei" xmlns:w16cex="http://schemas.microsoft.com/office/word/2018/wordml/cex" xmlns:w16cid="http://schemas.microsoft.com/office/word/2016/wordml/cid" xmlns:w16="http://schemas.microsoft.com/office/word/2018/wordml" xmlns:w16du="http://schemas.microsoft.com/office/word/2023/wordml/word16du" xmlns:w16sdtdh="http://schemas.microsoft.com/office/word/2020/wordml/sdtdatahash" xmlns:w16sdtfl="http://schemas.microsoft.com/office/word/2024/wordml/sdtformatlock" xmlns:w16se="http://schemas.microsoft.com/office/word/2015/wordml/symex" xmlns:wpg="http://schemas.microsoft.com/office/word/2010/wordprocessingGroup" xmlns:wpi="http://schemas.microsoft.com/office/word/2010/wordprocessingInk" xmlns:wne="http://schemas.microsoft.com/office/word/2006/wordml" xmlns:wps="http://schemas.microsoft.com/office/word/2010/wordprocessingShape" mc:Ignorable="w14 w15 w16se w16cid w16 w16cex w16sdtdh w16sdtfl w16du wp14">
   <w:footnote w:type="separator" w:id="-1">
     <w:p>
       <w:pPr>
@@ -31705,7 +34435,7 @@
 </file>
 
 <file path=word/header1.xml><?xml version="1.0" encoding="utf-8"?>
-<w:hdr xmlns:wpc="http://schemas.microsoft.com/office/word/2010/wordprocessingCanvas" xmlns:cx="http://schemas.microsoft.com/office/drawing/2014/chartex" xmlns:cx1="http://schemas.microsoft.com/office/drawing/2015/9/8/chartex" xmlns:cx2="http://schemas.microsoft.com/office/drawing/2015/10/21/chartex" xmlns:cx3="http://schemas.microsoft.com/office/drawing/2016/5/9/chartex" xmlns:cx4="http://schemas.microsoft.com/office/drawing/2016/5/10/chartex" xmlns:cx5="http://schemas.microsoft.com/office/drawing/2016/5/11/chartex" xmlns:cx6="http://schemas.microsoft.com/office/drawing/2016/5/12/chartex" xmlns:cx7="http://schemas.microsoft.com/office/drawing/2016/5/13/chartex" xmlns:cx8="http://schemas.microsoft.com/office/drawing/2016/5/14/chartex" xmlns:mc="http://schemas.openxmlformats.org/markup-compatibility/2006" xmlns:aink="http://schemas.microsoft.com/office/drawing/2016/ink" xmlns:am3d="http://schemas.microsoft.com/office/drawing/2017/model3d" xmlns:o="urn:schemas-microsoft-com:office:office" xmlns:oel="http://schemas.microsoft.com/office/2019/extlst" xmlns:r="http://schemas.openxmlformats.org/officeDocument/2006/relationships" xmlns:m="http://schemas.openxmlformats.org/officeDocument/2006/math" xmlns:v="urn:schemas-microsoft-com:vml" xmlns:wp14="http://schemas.microsoft.com/office/word/2010/wordprocessingDrawing" xmlns:wp="http://schemas.openxmlformats.org/drawingml/2006/wordprocessingDrawing" xmlns:w10="urn:schemas-microsoft-com:office:word" xmlns:w="http://schemas.openxmlformats.org/wordprocessingml/2006/main" xmlns:w14="http://schemas.microsoft.com/office/word/2010/wordml" xmlns:w15="http://schemas.microsoft.com/office/word/2012/wordml" xmlns:w16cex="http://schemas.microsoft.com/office/word/2018/wordml/cex" xmlns:w16cid="http://schemas.microsoft.com/office/word/2016/wordml/cid" xmlns:w16="http://schemas.microsoft.com/office/word/2018/wordml" xmlns:w16sdtdh="http://schemas.microsoft.com/office/word/2020/wordml/sdtdatahash" xmlns:w16se="http://schemas.microsoft.com/office/word/2015/wordml/symex" xmlns:wpg="http://schemas.microsoft.com/office/word/2010/wordprocessingGroup" xmlns:wpi="http://schemas.microsoft.com/office/word/2010/wordprocessingInk" xmlns:wne="http://schemas.microsoft.com/office/word/2006/wordml" xmlns:wps="http://schemas.microsoft.com/office/word/2010/wordprocessingShape" mc:Ignorable="w14 w15 w16se w16cid w16 w16cex w16sdtdh wp14">
+<w:hdr xmlns:wpc="http://schemas.microsoft.com/office/word/2010/wordprocessingCanvas" xmlns:cx="http://schemas.microsoft.com/office/drawing/2014/chartex" xmlns:cx1="http://schemas.microsoft.com/office/drawing/2015/9/8/chartex" xmlns:cx2="http://schemas.microsoft.com/office/drawing/2015/10/21/chartex" xmlns:cx3="http://schemas.microsoft.com/office/drawing/2016/5/9/chartex" xmlns:cx4="http://schemas.microsoft.com/office/drawing/2016/5/10/chartex" xmlns:cx5="http://schemas.microsoft.com/office/drawing/2016/5/11/chartex" xmlns:cx6="http://schemas.microsoft.com/office/drawing/2016/5/12/chartex" xmlns:cx7="http://schemas.microsoft.com/office/drawing/2016/5/13/chartex" xmlns:cx8="http://schemas.microsoft.com/office/drawing/2016/5/14/chartex" xmlns:mc="http://schemas.openxmlformats.org/markup-compatibility/2006" xmlns:aink="http://schemas.microsoft.com/office/drawing/2016/ink" xmlns:am3d="http://schemas.microsoft.com/office/drawing/2017/model3d" xmlns:o="urn:schemas-microsoft-com:office:office" xmlns:oel="http://schemas.microsoft.com/office/2019/extlst" xmlns:r="http://schemas.openxmlformats.org/officeDocument/2006/relationships" xmlns:m="http://schemas.openxmlformats.org/officeDocument/2006/math" xmlns:v="urn:schemas-microsoft-com:vml" xmlns:wp14="http://schemas.microsoft.com/office/word/2010/wordprocessingDrawing" xmlns:wp="http://schemas.openxmlformats.org/drawingml/2006/wordprocessingDrawing" xmlns:w10="urn:schemas-microsoft-com:office:word" xmlns:w="http://schemas.openxmlformats.org/wordprocessingml/2006/main" xmlns:w14="http://schemas.microsoft.com/office/word/2010/wordml" xmlns:w15="http://schemas.microsoft.com/office/word/2012/wordml" xmlns:w16cei="http://schemas.microsoft.com/office/word/2026/wordml/cei" xmlns:w16cex="http://schemas.microsoft.com/office/word/2018/wordml/cex" xmlns:w16cid="http://schemas.microsoft.com/office/word/2016/wordml/cid" xmlns:w16="http://schemas.microsoft.com/office/word/2018/wordml" xmlns:w16du="http://schemas.microsoft.com/office/word/2023/wordml/word16du" xmlns:w16sdtdh="http://schemas.microsoft.com/office/word/2020/wordml/sdtdatahash" xmlns:w16sdtfl="http://schemas.microsoft.com/office/word/2024/wordml/sdtformatlock" xmlns:w16se="http://schemas.microsoft.com/office/word/2015/wordml/symex" xmlns:wpg="http://schemas.microsoft.com/office/word/2010/wordprocessingGroup" xmlns:wpi="http://schemas.microsoft.com/office/word/2010/wordprocessingInk" xmlns:wne="http://schemas.microsoft.com/office/word/2006/wordml" xmlns:wps="http://schemas.microsoft.com/office/word/2010/wordprocessingShape" mc:Ignorable="w14 w15 w16se w16cid w16 w16cex w16sdtdh w16sdtfl w16du wp14">
   <w:p>
     <w:pPr>
       <w:pStyle w:val="Header"/>
@@ -31726,7 +34456,7 @@
 </file>
 
 <file path=word/header2.xml><?xml version="1.0" encoding="utf-8"?>
-<w:hdr xmlns:wpc="http://schemas.microsoft.com/office/word/2010/wordprocessingCanvas" xmlns:cx="http://schemas.microsoft.com/office/drawing/2014/chartex" xmlns:cx1="http://schemas.microsoft.com/office/drawing/2015/9/8/chartex" xmlns:cx2="http://schemas.microsoft.com/office/drawing/2015/10/21/chartex" xmlns:cx3="http://schemas.microsoft.com/office/drawing/2016/5/9/chartex" xmlns:cx4="http://schemas.microsoft.com/office/drawing/2016/5/10/chartex" xmlns:cx5="http://schemas.microsoft.com/office/drawing/2016/5/11/chartex" xmlns:cx6="http://schemas.microsoft.com/office/drawing/2016/5/12/chartex" xmlns:cx7="http://schemas.microsoft.com/office/drawing/2016/5/13/chartex" xmlns:cx8="http://schemas.microsoft.com/office/drawing/2016/5/14/chartex" xmlns:mc="http://schemas.openxmlformats.org/markup-compatibility/2006" xmlns:aink="http://schemas.microsoft.com/office/drawing/2016/ink" xmlns:am3d="http://schemas.microsoft.com/office/drawing/2017/model3d" xmlns:o="urn:schemas-microsoft-com:office:office" xmlns:oel="http://schemas.microsoft.com/office/2019/extlst" xmlns:r="http://schemas.openxmlformats.org/officeDocument/2006/relationships" xmlns:m="http://schemas.openxmlformats.org/officeDocument/2006/math" xmlns:v="urn:schemas-microsoft-com:vml" xmlns:wp14="http://schemas.microsoft.com/office/word/2010/wordprocessingDrawing" xmlns:wp="http://schemas.openxmlformats.org/drawingml/2006/wordprocessingDrawing" xmlns:w10="urn:schemas-microsoft-com:office:word" xmlns:w="http://schemas.openxmlformats.org/wordprocessingml/2006/main" xmlns:w14="http://schemas.microsoft.com/office/word/2010/wordml" xmlns:w15="http://schemas.microsoft.com/office/word/2012/wordml" xmlns:w16cex="http://schemas.microsoft.com/office/word/2018/wordml/cex" xmlns:w16cid="http://schemas.microsoft.com/office/word/2016/wordml/cid" xmlns:w16="http://schemas.microsoft.com/office/word/2018/wordml" xmlns:w16sdtdh="http://schemas.microsoft.com/office/word/2020/wordml/sdtdatahash" xmlns:w16se="http://schemas.microsoft.com/office/word/2015/wordml/symex" xmlns:wpg="http://schemas.microsoft.com/office/word/2010/wordprocessingGroup" xmlns:wpi="http://schemas.microsoft.com/office/word/2010/wordprocessingInk" xmlns:wne="http://schemas.microsoft.com/office/word/2006/wordml" xmlns:wps="http://schemas.microsoft.com/office/word/2010/wordprocessingShape" mc:Ignorable="w14 w15 w16se w16cid w16 w16cex w16sdtdh wp14">
+<w:hdr xmlns:wpc="http://schemas.microsoft.com/office/word/2010/wordprocessingCanvas" xmlns:cx="http://schemas.microsoft.com/office/drawing/2014/chartex" xmlns:cx1="http://schemas.microsoft.com/office/drawing/2015/9/8/chartex" xmlns:cx2="http://schemas.microsoft.com/office/drawing/2015/10/21/chartex" xmlns:cx3="http://schemas.microsoft.com/office/drawing/2016/5/9/chartex" xmlns:cx4="http://schemas.microsoft.com/office/drawing/2016/5/10/chartex" xmlns:cx5="http://schemas.microsoft.com/office/drawing/2016/5/11/chartex" xmlns:cx6="http://schemas.microsoft.com/office/drawing/2016/5/12/chartex" xmlns:cx7="http://schemas.microsoft.com/office/drawing/2016/5/13/chartex" xmlns:cx8="http://schemas.microsoft.com/office/drawing/2016/5/14/chartex" xmlns:mc="http://schemas.openxmlformats.org/markup-compatibility/2006" xmlns:aink="http://schemas.microsoft.com/office/drawing/2016/ink" xmlns:am3d="http://schemas.microsoft.com/office/drawing/2017/model3d" xmlns:o="urn:schemas-microsoft-com:office:office" xmlns:oel="http://schemas.microsoft.com/office/2019/extlst" xmlns:r="http://schemas.openxmlformats.org/officeDocument/2006/relationships" xmlns:m="http://schemas.openxmlformats.org/officeDocument/2006/math" xmlns:v="urn:schemas-microsoft-com:vml" xmlns:wp14="http://schemas.microsoft.com/office/word/2010/wordprocessingDrawing" xmlns:wp="http://schemas.openxmlformats.org/drawingml/2006/wordprocessingDrawing" xmlns:w10="urn:schemas-microsoft-com:office:word" xmlns:w="http://schemas.openxmlformats.org/wordprocessingml/2006/main" xmlns:w14="http://schemas.microsoft.com/office/word/2010/wordml" xmlns:w15="http://schemas.microsoft.com/office/word/2012/wordml" xmlns:w16cei="http://schemas.microsoft.com/office/word/2026/wordml/cei" xmlns:w16cex="http://schemas.microsoft.com/office/word/2018/wordml/cex" xmlns:w16cid="http://schemas.microsoft.com/office/word/2016/wordml/cid" xmlns:w16="http://schemas.microsoft.com/office/word/2018/wordml" xmlns:w16du="http://schemas.microsoft.com/office/word/2023/wordml/word16du" xmlns:w16sdtdh="http://schemas.microsoft.com/office/word/2020/wordml/sdtdatahash" xmlns:w16sdtfl="http://schemas.microsoft.com/office/word/2024/wordml/sdtformatlock" xmlns:w16se="http://schemas.microsoft.com/office/word/2015/wordml/symex" xmlns:wpg="http://schemas.microsoft.com/office/word/2010/wordprocessingGroup" xmlns:wpi="http://schemas.microsoft.com/office/word/2010/wordprocessingInk" xmlns:wne="http://schemas.microsoft.com/office/word/2006/wordml" xmlns:wps="http://schemas.microsoft.com/office/word/2010/wordprocessingShape" mc:Ignorable="w14 w15 w16se w16cid w16 w16cex w16sdtdh w16sdtfl w16du wp14">
   <w:p>
     <w:pPr>
       <w:pStyle w:val="Header"/>
@@ -31739,7 +34469,7 @@
 </file>
 
 <file path=word/styles.xml><?xml version="1.0" encoding="utf-8"?>
-<w:styles xmlns:mc="http://schemas.openxmlformats.org/markup-compatibility/2006" xmlns:r="http://schemas.openxmlformats.org/officeDocument/2006/relationships" xmlns:w="http://schemas.openxmlformats.org/wordprocessingml/2006/main" xmlns:w14="http://schemas.microsoft.com/office/word/2010/wordml" xmlns:w15="http://schemas.microsoft.com/office/word/2012/wordml" xmlns:w16cex="http://schemas.microsoft.com/office/word/2018/wordml/cex" xmlns:w16cid="http://schemas.microsoft.com/office/word/2016/wordml/cid" xmlns:w16="http://schemas.microsoft.com/office/word/2018/wordml" xmlns:w16sdtdh="http://schemas.microsoft.com/office/word/2020/wordml/sdtdatahash" xmlns:w16se="http://schemas.microsoft.com/office/word/2015/wordml/symex" mc:Ignorable="w14 w15 w16se w16cid w16 w16cex w16sdtdh">
+<w:styles xmlns:mc="http://schemas.openxmlformats.org/markup-compatibility/2006" xmlns:r="http://schemas.openxmlformats.org/officeDocument/2006/relationships" xmlns:w="http://schemas.openxmlformats.org/wordprocessingml/2006/main" xmlns:w14="http://schemas.microsoft.com/office/word/2010/wordml" xmlns:w15="http://schemas.microsoft.com/office/word/2012/wordml" xmlns:w16cex="http://schemas.microsoft.com/office/word/2018/wordml/cex" xmlns:w16cid="http://schemas.microsoft.com/office/word/2016/wordml/cid" xmlns:w16="http://schemas.microsoft.com/office/word/2018/wordml" xmlns:w16du="http://schemas.microsoft.com/office/word/2023/wordml/word16du" xmlns:w16sdtdh="http://schemas.microsoft.com/office/word/2020/wordml/sdtdatahash" xmlns:w16sdtfl="http://schemas.microsoft.com/office/word/2024/wordml/sdtformatlock" xmlns:w16se="http://schemas.microsoft.com/office/word/2015/wordml/symex" mc:Ignorable="w14 w15 w16se w16cid w16 w16cex w16sdtdh w16sdtfl w16du">
   <w:docDefaults>
     <w:rPrDefault>
       <w:rPr>

--- a/TS Jatai Ghanam Project/TS 3.3/TS 3.3 Jatai Malayalam Corrections.docx
+++ b/TS Jatai Ghanam Project/TS 3.3/TS 3.3 Jatai Malayalam Corrections.docx
@@ -1,6 +1,6 @@
 
 <file path=word/document.xml><?xml version="1.0" encoding="utf-8"?>
-<w:document xmlns:wpc="http://schemas.microsoft.com/office/word/2010/wordprocessingCanvas" xmlns:cx="http://schemas.microsoft.com/office/drawing/2014/chartex" xmlns:cx1="http://schemas.microsoft.com/office/drawing/2015/9/8/chartex" xmlns:cx2="http://schemas.microsoft.com/office/drawing/2015/10/21/chartex" xmlns:cx3="http://schemas.microsoft.com/office/drawing/2016/5/9/chartex" xmlns:cx4="http://schemas.microsoft.com/office/drawing/2016/5/10/chartex" xmlns:cx5="http://schemas.microsoft.com/office/drawing/2016/5/11/chartex" xmlns:cx6="http://schemas.microsoft.com/office/drawing/2016/5/12/chartex" xmlns:cx7="http://schemas.microsoft.com/office/drawing/2016/5/13/chartex" xmlns:cx8="http://schemas.microsoft.com/office/drawing/2016/5/14/chartex" xmlns:mc="http://schemas.openxmlformats.org/markup-compatibility/2006" xmlns:aink="http://schemas.microsoft.com/office/drawing/2016/ink" xmlns:am3d="http://schemas.microsoft.com/office/drawing/2017/model3d" xmlns:o="urn:schemas-microsoft-com:office:office" xmlns:oel="http://schemas.microsoft.com/office/2019/extlst" xmlns:r="http://schemas.openxmlformats.org/officeDocument/2006/relationships" xmlns:m="http://schemas.openxmlformats.org/officeDocument/2006/math" xmlns:v="urn:schemas-microsoft-com:vml" xmlns:wp14="http://schemas.microsoft.com/office/word/2010/wordprocessingDrawing" xmlns:wp="http://schemas.openxmlformats.org/drawingml/2006/wordprocessingDrawing" xmlns:w10="urn:schemas-microsoft-com:office:word" xmlns:w="http://schemas.openxmlformats.org/wordprocessingml/2006/main" xmlns:w14="http://schemas.microsoft.com/office/word/2010/wordml" xmlns:w15="http://schemas.microsoft.com/office/word/2012/wordml" xmlns:w16cei="http://schemas.microsoft.com/office/word/2026/wordml/cei" xmlns:w16cex="http://schemas.microsoft.com/office/word/2018/wordml/cex" xmlns:w16cid="http://schemas.microsoft.com/office/word/2016/wordml/cid" xmlns:w16="http://schemas.microsoft.com/office/word/2018/wordml" xmlns:w16du="http://schemas.microsoft.com/office/word/2023/wordml/word16du" xmlns:w16sdtdh="http://schemas.microsoft.com/office/word/2020/wordml/sdtdatahash" xmlns:w16sdtfl="http://schemas.microsoft.com/office/word/2024/wordml/sdtformatlock" xmlns:w16se="http://schemas.microsoft.com/office/word/2015/wordml/symex" xmlns:wpg="http://schemas.microsoft.com/office/word/2010/wordprocessingGroup" xmlns:wpi="http://schemas.microsoft.com/office/word/2010/wordprocessingInk" xmlns:wne="http://schemas.microsoft.com/office/word/2006/wordml" xmlns:wps="http://schemas.microsoft.com/office/word/2010/wordprocessingShape" mc:Ignorable="w14 w15 w16se w16cid w16 w16cex w16sdtdh w16sdtfl w16du wp14">
+<w:document xmlns:wpc="http://schemas.microsoft.com/office/word/2010/wordprocessingCanvas" xmlns:cx="http://schemas.microsoft.com/office/drawing/2014/chartex" xmlns:cx1="http://schemas.microsoft.com/office/drawing/2015/9/8/chartex" xmlns:cx2="http://schemas.microsoft.com/office/drawing/2015/10/21/chartex" xmlns:cx3="http://schemas.microsoft.com/office/drawing/2016/5/9/chartex" xmlns:cx4="http://schemas.microsoft.com/office/drawing/2016/5/10/chartex" xmlns:cx5="http://schemas.microsoft.com/office/drawing/2016/5/11/chartex" xmlns:cx6="http://schemas.microsoft.com/office/drawing/2016/5/12/chartex" xmlns:cx7="http://schemas.microsoft.com/office/drawing/2016/5/13/chartex" xmlns:cx8="http://schemas.microsoft.com/office/drawing/2016/5/14/chartex" xmlns:mc="http://schemas.openxmlformats.org/markup-compatibility/2006" xmlns:aink="http://schemas.microsoft.com/office/drawing/2016/ink" xmlns:am3d="http://schemas.microsoft.com/office/drawing/2017/model3d" xmlns:o="urn:schemas-microsoft-com:office:office" xmlns:oel="http://schemas.microsoft.com/office/2019/extlst" xmlns:r="http://schemas.openxmlformats.org/officeDocument/2006/relationships" xmlns:m="http://schemas.openxmlformats.org/officeDocument/2006/math" xmlns:v="urn:schemas-microsoft-com:vml" xmlns:wp14="http://schemas.microsoft.com/office/word/2010/wordprocessingDrawing" xmlns:wp="http://schemas.openxmlformats.org/drawingml/2006/wordprocessingDrawing" xmlns:w10="urn:schemas-microsoft-com:office:word" xmlns:w="http://schemas.openxmlformats.org/wordprocessingml/2006/main" xmlns:w14="http://schemas.microsoft.com/office/word/2010/wordml" xmlns:w15="http://schemas.microsoft.com/office/word/2012/wordml" xmlns:w16cex="http://schemas.microsoft.com/office/word/2018/wordml/cex" xmlns:w16cid="http://schemas.microsoft.com/office/word/2016/wordml/cid" xmlns:w16="http://schemas.microsoft.com/office/word/2018/wordml" xmlns:w16du="http://schemas.microsoft.com/office/word/2023/wordml/word16du" xmlns:w16sdtdh="http://schemas.microsoft.com/office/word/2020/wordml/sdtdatahash" xmlns:w16sdtfl="http://schemas.microsoft.com/office/word/2024/wordml/sdtformatlock" xmlns:w16se="http://schemas.microsoft.com/office/word/2015/wordml/symex" xmlns:wpg="http://schemas.microsoft.com/office/word/2010/wordprocessingGroup" xmlns:wpi="http://schemas.microsoft.com/office/word/2010/wordprocessingInk" xmlns:wne="http://schemas.microsoft.com/office/word/2006/wordml" xmlns:wps="http://schemas.microsoft.com/office/word/2010/wordprocessingShape" mc:Ignorable="w14 w15 w16se w16cid w16 w16cex w16sdtdh w16sdtfl w16du wp14">
   <w:body>
     <w:p>
       <w:pPr>
@@ -112,9 +112,8 @@
           <w:szCs w:val="32"/>
           <w:u w:val="single"/>
         </w:rPr>
-        <w:t xml:space="preserve">Observed </w:t>
+        <w:t xml:space="preserve">Observed till </w:t>
       </w:r>
-      <w:proofErr w:type="gramStart"/>
       <w:r>
         <w:rPr>
           <w:b/>
@@ -123,20 +122,8 @@
           <w:szCs w:val="32"/>
           <w:u w:val="single"/>
         </w:rPr>
-        <w:t xml:space="preserve">till </w:t>
+        <w:t>31st Aug 2026</w:t>
       </w:r>
-      <w:r>
-        <w:rPr>
-          <w:b/>
-          <w:bCs/>
-          <w:sz w:val="32"/>
-          <w:szCs w:val="32"/>
-          <w:highlight w:val="red"/>
-          <w:u w:val="single"/>
-        </w:rPr>
-        <w:t>???</w:t>
-      </w:r>
-      <w:proofErr w:type="gramEnd"/>
     </w:p>
     <w:p>
       <w:pPr>
@@ -2718,6 +2705,30 @@
           <w:lang w:val="it-IT"/>
         </w:rPr>
       </w:pPr>
+      <w:r>
+        <w:rPr>
+          <w:b/>
+          <w:bCs/>
+          <w:sz w:val="32"/>
+          <w:szCs w:val="32"/>
+          <w:u w:val="single"/>
+          <w:lang w:val="it-IT"/>
+        </w:rPr>
+        <w:t>==========</w:t>
+      </w:r>
+    </w:p>
+    <w:p>
+      <w:pPr>
+        <w:spacing w:before="0" w:line="240" w:lineRule="auto"/>
+        <w:jc w:val="center"/>
+        <w:rPr>
+          <w:b/>
+          <w:bCs/>
+          <w:sz w:val="32"/>
+          <w:szCs w:val="32"/>
+          <w:u w:val="single"/>
+        </w:rPr>
+      </w:pPr>
     </w:p>
     <w:p>
       <w:pPr>
@@ -2745,6 +2756,46 @@
           <w:u w:val="single"/>
         </w:rPr>
       </w:pPr>
+    </w:p>
+    <w:p>
+      <w:pPr>
+        <w:spacing w:before="0" w:line="240" w:lineRule="auto"/>
+        <w:jc w:val="center"/>
+        <w:rPr>
+          <w:b/>
+          <w:bCs/>
+          <w:sz w:val="32"/>
+          <w:szCs w:val="32"/>
+          <w:u w:val="single"/>
+          <w:lang w:val="it-IT"/>
+        </w:rPr>
+      </w:pPr>
+    </w:p>
+    <w:p>
+      <w:pPr>
+        <w:spacing w:before="0" w:line="240" w:lineRule="auto"/>
+        <w:jc w:val="center"/>
+        <w:rPr>
+          <w:b/>
+          <w:bCs/>
+          <w:sz w:val="32"/>
+          <w:szCs w:val="32"/>
+          <w:u w:val="single"/>
+        </w:rPr>
+      </w:pPr>
+    </w:p>
+    <w:p>
+      <w:pPr>
+        <w:spacing w:before="0" w:line="240" w:lineRule="auto"/>
+        <w:jc w:val="center"/>
+        <w:rPr>
+          <w:b/>
+          <w:bCs/>
+          <w:sz w:val="32"/>
+          <w:szCs w:val="32"/>
+          <w:u w:val="single"/>
+        </w:rPr>
+      </w:pPr>
       <w:r>
         <w:rPr>
           <w:b/>
@@ -2753,6 +2804,7 @@
           <w:szCs w:val="32"/>
           <w:u w:val="single"/>
         </w:rPr>
+        <w:lastRenderedPageBreak/>
         <w:t xml:space="preserve">TS </w:t>
       </w:r>
       <w:r>
@@ -3201,7 +3253,6 @@
                 <w:sz w:val="32"/>
                 <w:szCs w:val="32"/>
               </w:rPr>
-              <w:lastRenderedPageBreak/>
               <w:t>e</w:t>
             </w:r>
             <w:r>
@@ -4029,7 +4080,6 @@
                 <w:color w:val="000000"/>
                 <w:szCs w:val="32"/>
               </w:rPr>
-              <w:lastRenderedPageBreak/>
               <w:t>40</w:t>
             </w:r>
             <w:r>
@@ -4230,7 +4280,6 @@
                 <w:sz w:val="32"/>
                 <w:szCs w:val="32"/>
               </w:rPr>
-              <w:lastRenderedPageBreak/>
               <w:t>e</w:t>
             </w:r>
             <w:r>
@@ -5019,7 +5068,6 @@
                 <w:szCs w:val="32"/>
                 <w:lang w:val="it-IT"/>
               </w:rPr>
-              <w:lastRenderedPageBreak/>
               <w:t>54</w:t>
             </w:r>
             <w:r>
@@ -5916,6 +5964,7 @@
                 <w:szCs w:val="32"/>
                 <w:lang w:val="it-IT"/>
               </w:rPr>
+              <w:lastRenderedPageBreak/>
               <w:t>DÀ—¥k</w:t>
             </w:r>
             <w:r>
@@ -6312,7 +6361,6 @@
                 <w:szCs w:val="32"/>
                 <w:lang w:val="it-IT"/>
               </w:rPr>
-              <w:lastRenderedPageBreak/>
               <w:t>31</w:t>
             </w:r>
             <w:r>
@@ -7753,6 +7801,7 @@
                 <w:szCs w:val="32"/>
                 <w:lang w:val="it-IT"/>
               </w:rPr>
+              <w:lastRenderedPageBreak/>
               <w:t>DÀ—¥k</w:t>
             </w:r>
             <w:r>
@@ -8118,7 +8167,6 @@
                 <w:szCs w:val="32"/>
                 <w:lang w:val="it-IT"/>
               </w:rPr>
-              <w:lastRenderedPageBreak/>
               <w:t>31</w:t>
             </w:r>
             <w:r>
@@ -10578,29 +10626,14 @@
                 <w:lang w:val="it-IT"/>
               </w:rPr>
             </w:pPr>
-          </w:p>
-          <w:p>
-            <w:pPr>
-              <w:widowControl w:val="0"/>
-              <w:autoSpaceDE w:val="0"/>
-              <w:autoSpaceDN w:val="0"/>
-              <w:adjustRightInd w:val="0"/>
-              <w:spacing w:before="0" w:line="240" w:lineRule="auto"/>
-              <w:rPr>
-                <w:rFonts w:ascii="BRH Malayalam Extra" w:hAnsi="BRH Malayalam Extra" w:cs="BRH Malayalam Extra"/>
-                <w:color w:val="000000"/>
-                <w:sz w:val="32"/>
-                <w:szCs w:val="32"/>
-                <w:lang w:val="it-IT"/>
-              </w:rPr>
-            </w:pPr>
-            <w:r>
-              <w:rPr>
-                <w:rFonts w:cs="BRH Malayalam Extra"/>
-                <w:color w:val="000000"/>
-                <w:szCs w:val="32"/>
-                <w:lang w:val="it-IT"/>
-              </w:rPr>
+            <w:r>
+              <w:rPr>
+                <w:rFonts w:cs="BRH Malayalam Extra"/>
+                <w:color w:val="000000"/>
+                <w:szCs w:val="32"/>
+                <w:lang w:val="it-IT"/>
+              </w:rPr>
+              <w:lastRenderedPageBreak/>
               <w:t>51</w:t>
             </w:r>
             <w:r>
@@ -10890,6 +10923,7 @@
                 <w:szCs w:val="32"/>
                 <w:lang w:val="it-IT"/>
               </w:rPr>
+              <w:lastRenderedPageBreak/>
               <w:t>49</w:t>
             </w:r>
             <w:r>
@@ -11540,29 +11574,14 @@
                 <w:lang w:val="it-IT"/>
               </w:rPr>
             </w:pPr>
-          </w:p>
-          <w:p>
-            <w:pPr>
-              <w:widowControl w:val="0"/>
-              <w:autoSpaceDE w:val="0"/>
-              <w:autoSpaceDN w:val="0"/>
-              <w:adjustRightInd w:val="0"/>
-              <w:spacing w:before="0" w:line="240" w:lineRule="auto"/>
-              <w:rPr>
-                <w:rFonts w:ascii="BRH Malayalam Extra" w:hAnsi="BRH Malayalam Extra" w:cs="BRH Malayalam Extra"/>
-                <w:color w:val="000000"/>
-                <w:sz w:val="32"/>
-                <w:szCs w:val="32"/>
-                <w:lang w:val="it-IT"/>
-              </w:rPr>
-            </w:pPr>
-            <w:r>
-              <w:rPr>
-                <w:rFonts w:cs="BRH Malayalam Extra"/>
-                <w:color w:val="000000"/>
-                <w:szCs w:val="32"/>
-                <w:lang w:val="it-IT"/>
-              </w:rPr>
+            <w:r>
+              <w:rPr>
+                <w:rFonts w:cs="BRH Malayalam Extra"/>
+                <w:color w:val="000000"/>
+                <w:szCs w:val="32"/>
+                <w:lang w:val="it-IT"/>
+              </w:rPr>
+              <w:lastRenderedPageBreak/>
               <w:t>51</w:t>
             </w:r>
             <w:r>
@@ -15182,6 +15201,7 @@
                 <w:szCs w:val="32"/>
                 <w:lang w:val="it-IT"/>
               </w:rPr>
+              <w:lastRenderedPageBreak/>
               <w:t>GK—e</w:t>
             </w:r>
             <w:r>
@@ -15278,6 +15298,7 @@
                 <w:szCs w:val="32"/>
                 <w:lang w:val="it-IT"/>
               </w:rPr>
+              <w:lastRenderedPageBreak/>
               <w:t>24</w:t>
             </w:r>
             <w:r>
@@ -15767,6 +15788,7 @@
                 <w:szCs w:val="32"/>
                 <w:lang w:val="it-IT"/>
               </w:rPr>
+              <w:lastRenderedPageBreak/>
               <w:t>GK—e</w:t>
             </w:r>
             <w:r>
@@ -15868,6 +15890,7 @@
                 <w:szCs w:val="32"/>
                 <w:lang w:val="it-IT"/>
               </w:rPr>
+              <w:lastRenderedPageBreak/>
               <w:t>28</w:t>
             </w:r>
             <w:r>
@@ -16271,7 +16294,6 @@
                 <w:szCs w:val="32"/>
                 <w:lang w:val="it-IT"/>
               </w:rPr>
-              <w:lastRenderedPageBreak/>
               <w:t>PZ¡—</w:t>
             </w:r>
             <w:r>
@@ -18270,6 +18292,7 @@
                 <w:szCs w:val="32"/>
                 <w:lang w:val="it-IT"/>
               </w:rPr>
+              <w:lastRenderedPageBreak/>
               <w:t>s</w:t>
             </w:r>
             <w:r>
@@ -18974,7 +18997,6 @@
                 <w:szCs w:val="32"/>
                 <w:lang w:val="it-IT"/>
               </w:rPr>
-              <w:lastRenderedPageBreak/>
               <w:t>PZ¡—</w:t>
             </w:r>
             <w:r>
@@ -20701,6 +20723,7 @@
                 <w:szCs w:val="32"/>
                 <w:lang w:val="it-IT"/>
               </w:rPr>
+              <w:lastRenderedPageBreak/>
               <w:t>s</w:t>
             </w:r>
             <w:r>
@@ -33997,7 +34020,7 @@
 </file>
 
 <file path=word/endnotes.xml><?xml version="1.0" encoding="utf-8"?>
-<w:endnotes xmlns:wpc="http://schemas.microsoft.com/office/word/2010/wordprocessingCanvas" xmlns:cx="http://schemas.microsoft.com/office/drawing/2014/chartex" xmlns:cx1="http://schemas.microsoft.com/office/drawing/2015/9/8/chartex" xmlns:cx2="http://schemas.microsoft.com/office/drawing/2015/10/21/chartex" xmlns:cx3="http://schemas.microsoft.com/office/drawing/2016/5/9/chartex" xmlns:cx4="http://schemas.microsoft.com/office/drawing/2016/5/10/chartex" xmlns:cx5="http://schemas.microsoft.com/office/drawing/2016/5/11/chartex" xmlns:cx6="http://schemas.microsoft.com/office/drawing/2016/5/12/chartex" xmlns:cx7="http://schemas.microsoft.com/office/drawing/2016/5/13/chartex" xmlns:cx8="http://schemas.microsoft.com/office/drawing/2016/5/14/chartex" xmlns:mc="http://schemas.openxmlformats.org/markup-compatibility/2006" xmlns:aink="http://schemas.microsoft.com/office/drawing/2016/ink" xmlns:am3d="http://schemas.microsoft.com/office/drawing/2017/model3d" xmlns:o="urn:schemas-microsoft-com:office:office" xmlns:oel="http://schemas.microsoft.com/office/2019/extlst" xmlns:r="http://schemas.openxmlformats.org/officeDocument/2006/relationships" xmlns:m="http://schemas.openxmlformats.org/officeDocument/2006/math" xmlns:v="urn:schemas-microsoft-com:vml" xmlns:wp14="http://schemas.microsoft.com/office/word/2010/wordprocessingDrawing" xmlns:wp="http://schemas.openxmlformats.org/drawingml/2006/wordprocessingDrawing" xmlns:w10="urn:schemas-microsoft-com:office:word" xmlns:w="http://schemas.openxmlformats.org/wordprocessingml/2006/main" xmlns:w14="http://schemas.microsoft.com/office/word/2010/wordml" xmlns:w15="http://schemas.microsoft.com/office/word/2012/wordml" xmlns:w16cei="http://schemas.microsoft.com/office/word/2026/wordml/cei" xmlns:w16cex="http://schemas.microsoft.com/office/word/2018/wordml/cex" xmlns:w16cid="http://schemas.microsoft.com/office/word/2016/wordml/cid" xmlns:w16="http://schemas.microsoft.com/office/word/2018/wordml" xmlns:w16du="http://schemas.microsoft.com/office/word/2023/wordml/word16du" xmlns:w16sdtdh="http://schemas.microsoft.com/office/word/2020/wordml/sdtdatahash" xmlns:w16sdtfl="http://schemas.microsoft.com/office/word/2024/wordml/sdtformatlock" xmlns:w16se="http://schemas.microsoft.com/office/word/2015/wordml/symex" xmlns:wpg="http://schemas.microsoft.com/office/word/2010/wordprocessingGroup" xmlns:wpi="http://schemas.microsoft.com/office/word/2010/wordprocessingInk" xmlns:wne="http://schemas.microsoft.com/office/word/2006/wordml" xmlns:wps="http://schemas.microsoft.com/office/word/2010/wordprocessingShape" mc:Ignorable="w14 w15 w16se w16cid w16 w16cex w16sdtdh w16sdtfl w16du wp14">
+<w:endnotes xmlns:wpc="http://schemas.microsoft.com/office/word/2010/wordprocessingCanvas" xmlns:cx="http://schemas.microsoft.com/office/drawing/2014/chartex" xmlns:cx1="http://schemas.microsoft.com/office/drawing/2015/9/8/chartex" xmlns:cx2="http://schemas.microsoft.com/office/drawing/2015/10/21/chartex" xmlns:cx3="http://schemas.microsoft.com/office/drawing/2016/5/9/chartex" xmlns:cx4="http://schemas.microsoft.com/office/drawing/2016/5/10/chartex" xmlns:cx5="http://schemas.microsoft.com/office/drawing/2016/5/11/chartex" xmlns:cx6="http://schemas.microsoft.com/office/drawing/2016/5/12/chartex" xmlns:cx7="http://schemas.microsoft.com/office/drawing/2016/5/13/chartex" xmlns:cx8="http://schemas.microsoft.com/office/drawing/2016/5/14/chartex" xmlns:mc="http://schemas.openxmlformats.org/markup-compatibility/2006" xmlns:aink="http://schemas.microsoft.com/office/drawing/2016/ink" xmlns:am3d="http://schemas.microsoft.com/office/drawing/2017/model3d" xmlns:o="urn:schemas-microsoft-com:office:office" xmlns:oel="http://schemas.microsoft.com/office/2019/extlst" xmlns:r="http://schemas.openxmlformats.org/officeDocument/2006/relationships" xmlns:m="http://schemas.openxmlformats.org/officeDocument/2006/math" xmlns:v="urn:schemas-microsoft-com:vml" xmlns:wp14="http://schemas.microsoft.com/office/word/2010/wordprocessingDrawing" xmlns:wp="http://schemas.openxmlformats.org/drawingml/2006/wordprocessingDrawing" xmlns:w10="urn:schemas-microsoft-com:office:word" xmlns:w="http://schemas.openxmlformats.org/wordprocessingml/2006/main" xmlns:w14="http://schemas.microsoft.com/office/word/2010/wordml" xmlns:w15="http://schemas.microsoft.com/office/word/2012/wordml" xmlns:w16cex="http://schemas.microsoft.com/office/word/2018/wordml/cex" xmlns:w16cid="http://schemas.microsoft.com/office/word/2016/wordml/cid" xmlns:w16="http://schemas.microsoft.com/office/word/2018/wordml" xmlns:w16du="http://schemas.microsoft.com/office/word/2023/wordml/word16du" xmlns:w16sdtdh="http://schemas.microsoft.com/office/word/2020/wordml/sdtdatahash" xmlns:w16sdtfl="http://schemas.microsoft.com/office/word/2024/wordml/sdtformatlock" xmlns:w16se="http://schemas.microsoft.com/office/word/2015/wordml/symex" xmlns:wpg="http://schemas.microsoft.com/office/word/2010/wordprocessingGroup" xmlns:wpi="http://schemas.microsoft.com/office/word/2010/wordprocessingInk" xmlns:wne="http://schemas.microsoft.com/office/word/2006/wordml" xmlns:wps="http://schemas.microsoft.com/office/word/2010/wordprocessingShape" mc:Ignorable="w14 w15 w16se w16cid w16 w16cex w16sdtdh w16sdtfl w16du wp14">
   <w:endnote w:type="separator" w:id="-1">
     <w:p>
       <w:pPr>
@@ -34022,7 +34045,7 @@
 </file>
 
 <file path=word/footer1.xml><?xml version="1.0" encoding="utf-8"?>
-<w:ftr xmlns:wpc="http://schemas.microsoft.com/office/word/2010/wordprocessingCanvas" xmlns:cx="http://schemas.microsoft.com/office/drawing/2014/chartex" xmlns:cx1="http://schemas.microsoft.com/office/drawing/2015/9/8/chartex" xmlns:cx2="http://schemas.microsoft.com/office/drawing/2015/10/21/chartex" xmlns:cx3="http://schemas.microsoft.com/office/drawing/2016/5/9/chartex" xmlns:cx4="http://schemas.microsoft.com/office/drawing/2016/5/10/chartex" xmlns:cx5="http://schemas.microsoft.com/office/drawing/2016/5/11/chartex" xmlns:cx6="http://schemas.microsoft.com/office/drawing/2016/5/12/chartex" xmlns:cx7="http://schemas.microsoft.com/office/drawing/2016/5/13/chartex" xmlns:cx8="http://schemas.microsoft.com/office/drawing/2016/5/14/chartex" xmlns:mc="http://schemas.openxmlformats.org/markup-compatibility/2006" xmlns:aink="http://schemas.microsoft.com/office/drawing/2016/ink" xmlns:am3d="http://schemas.microsoft.com/office/drawing/2017/model3d" xmlns:o="urn:schemas-microsoft-com:office:office" xmlns:oel="http://schemas.microsoft.com/office/2019/extlst" xmlns:r="http://schemas.openxmlformats.org/officeDocument/2006/relationships" xmlns:m="http://schemas.openxmlformats.org/officeDocument/2006/math" xmlns:v="urn:schemas-microsoft-com:vml" xmlns:wp14="http://schemas.microsoft.com/office/word/2010/wordprocessingDrawing" xmlns:wp="http://schemas.openxmlformats.org/drawingml/2006/wordprocessingDrawing" xmlns:w10="urn:schemas-microsoft-com:office:word" xmlns:w="http://schemas.openxmlformats.org/wordprocessingml/2006/main" xmlns:w14="http://schemas.microsoft.com/office/word/2010/wordml" xmlns:w15="http://schemas.microsoft.com/office/word/2012/wordml" xmlns:w16cei="http://schemas.microsoft.com/office/word/2026/wordml/cei" xmlns:w16cex="http://schemas.microsoft.com/office/word/2018/wordml/cex" xmlns:w16cid="http://schemas.microsoft.com/office/word/2016/wordml/cid" xmlns:w16="http://schemas.microsoft.com/office/word/2018/wordml" xmlns:w16du="http://schemas.microsoft.com/office/word/2023/wordml/word16du" xmlns:w16sdtdh="http://schemas.microsoft.com/office/word/2020/wordml/sdtdatahash" xmlns:w16sdtfl="http://schemas.microsoft.com/office/word/2024/wordml/sdtformatlock" xmlns:w16se="http://schemas.microsoft.com/office/word/2015/wordml/symex" xmlns:wpg="http://schemas.microsoft.com/office/word/2010/wordprocessingGroup" xmlns:wpi="http://schemas.microsoft.com/office/word/2010/wordprocessingInk" xmlns:wne="http://schemas.microsoft.com/office/word/2006/wordml" xmlns:wps="http://schemas.microsoft.com/office/word/2010/wordprocessingShape" mc:Ignorable="w14 w15 w16se w16cid w16 w16cex w16sdtdh w16sdtfl w16du wp14">
+<w:ftr xmlns:wpc="http://schemas.microsoft.com/office/word/2010/wordprocessingCanvas" xmlns:cx="http://schemas.microsoft.com/office/drawing/2014/chartex" xmlns:cx1="http://schemas.microsoft.com/office/drawing/2015/9/8/chartex" xmlns:cx2="http://schemas.microsoft.com/office/drawing/2015/10/21/chartex" xmlns:cx3="http://schemas.microsoft.com/office/drawing/2016/5/9/chartex" xmlns:cx4="http://schemas.microsoft.com/office/drawing/2016/5/10/chartex" xmlns:cx5="http://schemas.microsoft.com/office/drawing/2016/5/11/chartex" xmlns:cx6="http://schemas.microsoft.com/office/drawing/2016/5/12/chartex" xmlns:cx7="http://schemas.microsoft.com/office/drawing/2016/5/13/chartex" xmlns:cx8="http://schemas.microsoft.com/office/drawing/2016/5/14/chartex" xmlns:mc="http://schemas.openxmlformats.org/markup-compatibility/2006" xmlns:aink="http://schemas.microsoft.com/office/drawing/2016/ink" xmlns:am3d="http://schemas.microsoft.com/office/drawing/2017/model3d" xmlns:o="urn:schemas-microsoft-com:office:office" xmlns:oel="http://schemas.microsoft.com/office/2019/extlst" xmlns:r="http://schemas.openxmlformats.org/officeDocument/2006/relationships" xmlns:m="http://schemas.openxmlformats.org/officeDocument/2006/math" xmlns:v="urn:schemas-microsoft-com:vml" xmlns:wp14="http://schemas.microsoft.com/office/word/2010/wordprocessingDrawing" xmlns:wp="http://schemas.openxmlformats.org/drawingml/2006/wordprocessingDrawing" xmlns:w10="urn:schemas-microsoft-com:office:word" xmlns:w="http://schemas.openxmlformats.org/wordprocessingml/2006/main" xmlns:w14="http://schemas.microsoft.com/office/word/2010/wordml" xmlns:w15="http://schemas.microsoft.com/office/word/2012/wordml" xmlns:w16cex="http://schemas.microsoft.com/office/word/2018/wordml/cex" xmlns:w16cid="http://schemas.microsoft.com/office/word/2016/wordml/cid" xmlns:w16="http://schemas.microsoft.com/office/word/2018/wordml" xmlns:w16du="http://schemas.microsoft.com/office/word/2023/wordml/word16du" xmlns:w16sdtdh="http://schemas.microsoft.com/office/word/2020/wordml/sdtdatahash" xmlns:w16sdtfl="http://schemas.microsoft.com/office/word/2024/wordml/sdtformatlock" xmlns:w16se="http://schemas.microsoft.com/office/word/2015/wordml/symex" xmlns:wpg="http://schemas.microsoft.com/office/word/2010/wordprocessingGroup" xmlns:wpi="http://schemas.microsoft.com/office/word/2010/wordprocessingInk" xmlns:wne="http://schemas.microsoft.com/office/word/2006/wordml" xmlns:wps="http://schemas.microsoft.com/office/word/2010/wordprocessingShape" mc:Ignorable="w14 w15 w16se w16cid w16 w16cex w16sdtdh w16sdtfl w16du wp14">
   <w:p>
     <w:pPr>
       <w:pBdr>
@@ -34204,7 +34227,7 @@
 </file>
 
 <file path=word/footer2.xml><?xml version="1.0" encoding="utf-8"?>
-<w:ftr xmlns:wpc="http://schemas.microsoft.com/office/word/2010/wordprocessingCanvas" xmlns:cx="http://schemas.microsoft.com/office/drawing/2014/chartex" xmlns:cx1="http://schemas.microsoft.com/office/drawing/2015/9/8/chartex" xmlns:cx2="http://schemas.microsoft.com/office/drawing/2015/10/21/chartex" xmlns:cx3="http://schemas.microsoft.com/office/drawing/2016/5/9/chartex" xmlns:cx4="http://schemas.microsoft.com/office/drawing/2016/5/10/chartex" xmlns:cx5="http://schemas.microsoft.com/office/drawing/2016/5/11/chartex" xmlns:cx6="http://schemas.microsoft.com/office/drawing/2016/5/12/chartex" xmlns:cx7="http://schemas.microsoft.com/office/drawing/2016/5/13/chartex" xmlns:cx8="http://schemas.microsoft.com/office/drawing/2016/5/14/chartex" xmlns:mc="http://schemas.openxmlformats.org/markup-compatibility/2006" xmlns:aink="http://schemas.microsoft.com/office/drawing/2016/ink" xmlns:am3d="http://schemas.microsoft.com/office/drawing/2017/model3d" xmlns:o="urn:schemas-microsoft-com:office:office" xmlns:oel="http://schemas.microsoft.com/office/2019/extlst" xmlns:r="http://schemas.openxmlformats.org/officeDocument/2006/relationships" xmlns:m="http://schemas.openxmlformats.org/officeDocument/2006/math" xmlns:v="urn:schemas-microsoft-com:vml" xmlns:wp14="http://schemas.microsoft.com/office/word/2010/wordprocessingDrawing" xmlns:wp="http://schemas.openxmlformats.org/drawingml/2006/wordprocessingDrawing" xmlns:w10="urn:schemas-microsoft-com:office:word" xmlns:w="http://schemas.openxmlformats.org/wordprocessingml/2006/main" xmlns:w14="http://schemas.microsoft.com/office/word/2010/wordml" xmlns:w15="http://schemas.microsoft.com/office/word/2012/wordml" xmlns:w16cei="http://schemas.microsoft.com/office/word/2026/wordml/cei" xmlns:w16cex="http://schemas.microsoft.com/office/word/2018/wordml/cex" xmlns:w16cid="http://schemas.microsoft.com/office/word/2016/wordml/cid" xmlns:w16="http://schemas.microsoft.com/office/word/2018/wordml" xmlns:w16du="http://schemas.microsoft.com/office/word/2023/wordml/word16du" xmlns:w16sdtdh="http://schemas.microsoft.com/office/word/2020/wordml/sdtdatahash" xmlns:w16sdtfl="http://schemas.microsoft.com/office/word/2024/wordml/sdtformatlock" xmlns:w16se="http://schemas.microsoft.com/office/word/2015/wordml/symex" xmlns:wpg="http://schemas.microsoft.com/office/word/2010/wordprocessingGroup" xmlns:wpi="http://schemas.microsoft.com/office/word/2010/wordprocessingInk" xmlns:wne="http://schemas.microsoft.com/office/word/2006/wordml" xmlns:wps="http://schemas.microsoft.com/office/word/2010/wordprocessingShape" mc:Ignorable="w14 w15 w16se w16cid w16 w16cex w16sdtdh w16sdtfl w16du wp14">
+<w:ftr xmlns:wpc="http://schemas.microsoft.com/office/word/2010/wordprocessingCanvas" xmlns:cx="http://schemas.microsoft.com/office/drawing/2014/chartex" xmlns:cx1="http://schemas.microsoft.com/office/drawing/2015/9/8/chartex" xmlns:cx2="http://schemas.microsoft.com/office/drawing/2015/10/21/chartex" xmlns:cx3="http://schemas.microsoft.com/office/drawing/2016/5/9/chartex" xmlns:cx4="http://schemas.microsoft.com/office/drawing/2016/5/10/chartex" xmlns:cx5="http://schemas.microsoft.com/office/drawing/2016/5/11/chartex" xmlns:cx6="http://schemas.microsoft.com/office/drawing/2016/5/12/chartex" xmlns:cx7="http://schemas.microsoft.com/office/drawing/2016/5/13/chartex" xmlns:cx8="http://schemas.microsoft.com/office/drawing/2016/5/14/chartex" xmlns:mc="http://schemas.openxmlformats.org/markup-compatibility/2006" xmlns:aink="http://schemas.microsoft.com/office/drawing/2016/ink" xmlns:am3d="http://schemas.microsoft.com/office/drawing/2017/model3d" xmlns:o="urn:schemas-microsoft-com:office:office" xmlns:oel="http://schemas.microsoft.com/office/2019/extlst" xmlns:r="http://schemas.openxmlformats.org/officeDocument/2006/relationships" xmlns:m="http://schemas.openxmlformats.org/officeDocument/2006/math" xmlns:v="urn:schemas-microsoft-com:vml" xmlns:wp14="http://schemas.microsoft.com/office/word/2010/wordprocessingDrawing" xmlns:wp="http://schemas.openxmlformats.org/drawingml/2006/wordprocessingDrawing" xmlns:w10="urn:schemas-microsoft-com:office:word" xmlns:w="http://schemas.openxmlformats.org/wordprocessingml/2006/main" xmlns:w14="http://schemas.microsoft.com/office/word/2010/wordml" xmlns:w15="http://schemas.microsoft.com/office/word/2012/wordml" xmlns:w16cex="http://schemas.microsoft.com/office/word/2018/wordml/cex" xmlns:w16cid="http://schemas.microsoft.com/office/word/2016/wordml/cid" xmlns:w16="http://schemas.microsoft.com/office/word/2018/wordml" xmlns:w16du="http://schemas.microsoft.com/office/word/2023/wordml/word16du" xmlns:w16sdtdh="http://schemas.microsoft.com/office/word/2020/wordml/sdtdatahash" xmlns:w16sdtfl="http://schemas.microsoft.com/office/word/2024/wordml/sdtformatlock" xmlns:w16se="http://schemas.microsoft.com/office/word/2015/wordml/symex" xmlns:wpg="http://schemas.microsoft.com/office/word/2010/wordprocessingGroup" xmlns:wpi="http://schemas.microsoft.com/office/word/2010/wordprocessingInk" xmlns:wne="http://schemas.microsoft.com/office/word/2006/wordml" xmlns:wps="http://schemas.microsoft.com/office/word/2010/wordprocessingShape" mc:Ignorable="w14 w15 w16se w16cid w16 w16cex w16sdtdh w16sdtfl w16du wp14">
   <w:p>
     <w:pPr>
       <w:pBdr>
@@ -34410,7 +34433,7 @@
 </file>
 
 <file path=word/footnotes.xml><?xml version="1.0" encoding="utf-8"?>
-<w:footnotes xmlns:wpc="http://schemas.microsoft.com/office/word/2010/wordprocessingCanvas" xmlns:cx="http://schemas.microsoft.com/office/drawing/2014/chartex" xmlns:cx1="http://schemas.microsoft.com/office/drawing/2015/9/8/chartex" xmlns:cx2="http://schemas.microsoft.com/office/drawing/2015/10/21/chartex" xmlns:cx3="http://schemas.microsoft.com/office/drawing/2016/5/9/chartex" xmlns:cx4="http://schemas.microsoft.com/office/drawing/2016/5/10/chartex" xmlns:cx5="http://schemas.microsoft.com/office/drawing/2016/5/11/chartex" xmlns:cx6="http://schemas.microsoft.com/office/drawing/2016/5/12/chartex" xmlns:cx7="http://schemas.microsoft.com/office/drawing/2016/5/13/chartex" xmlns:cx8="http://schemas.microsoft.com/office/drawing/2016/5/14/chartex" xmlns:mc="http://schemas.openxmlformats.org/markup-compatibility/2006" xmlns:aink="http://schemas.microsoft.com/office/drawing/2016/ink" xmlns:am3d="http://schemas.microsoft.com/office/drawing/2017/model3d" xmlns:o="urn:schemas-microsoft-com:office:office" xmlns:oel="http://schemas.microsoft.com/office/2019/extlst" xmlns:r="http://schemas.openxmlformats.org/officeDocument/2006/relationships" xmlns:m="http://schemas.openxmlformats.org/officeDocument/2006/math" xmlns:v="urn:schemas-microsoft-com:vml" xmlns:wp14="http://schemas.microsoft.com/office/word/2010/wordprocessingDrawing" xmlns:wp="http://schemas.openxmlformats.org/drawingml/2006/wordprocessingDrawing" xmlns:w10="urn:schemas-microsoft-com:office:word" xmlns:w="http://schemas.openxmlformats.org/wordprocessingml/2006/main" xmlns:w14="http://schemas.microsoft.com/office/word/2010/wordml" xmlns:w15="http://schemas.microsoft.com/office/word/2012/wordml" xmlns:w16cei="http://schemas.microsoft.com/office/word/2026/wordml/cei" xmlns:w16cex="http://schemas.microsoft.com/office/word/2018/wordml/cex" xmlns:w16cid="http://schemas.microsoft.com/office/word/2016/wordml/cid" xmlns:w16="http://schemas.microsoft.com/office/word/2018/wordml" xmlns:w16du="http://schemas.microsoft.com/office/word/2023/wordml/word16du" xmlns:w16sdtdh="http://schemas.microsoft.com/office/word/2020/wordml/sdtdatahash" xmlns:w16sdtfl="http://schemas.microsoft.com/office/word/2024/wordml/sdtformatlock" xmlns:w16se="http://schemas.microsoft.com/office/word/2015/wordml/symex" xmlns:wpg="http://schemas.microsoft.com/office/word/2010/wordprocessingGroup" xmlns:wpi="http://schemas.microsoft.com/office/word/2010/wordprocessingInk" xmlns:wne="http://schemas.microsoft.com/office/word/2006/wordml" xmlns:wps="http://schemas.microsoft.com/office/word/2010/wordprocessingShape" mc:Ignorable="w14 w15 w16se w16cid w16 w16cex w16sdtdh w16sdtfl w16du wp14">
+<w:footnotes xmlns:wpc="http://schemas.microsoft.com/office/word/2010/wordprocessingCanvas" xmlns:cx="http://schemas.microsoft.com/office/drawing/2014/chartex" xmlns:cx1="http://schemas.microsoft.com/office/drawing/2015/9/8/chartex" xmlns:cx2="http://schemas.microsoft.com/office/drawing/2015/10/21/chartex" xmlns:cx3="http://schemas.microsoft.com/office/drawing/2016/5/9/chartex" xmlns:cx4="http://schemas.microsoft.com/office/drawing/2016/5/10/chartex" xmlns:cx5="http://schemas.microsoft.com/office/drawing/2016/5/11/chartex" xmlns:cx6="http://schemas.microsoft.com/office/drawing/2016/5/12/chartex" xmlns:cx7="http://schemas.microsoft.com/office/drawing/2016/5/13/chartex" xmlns:cx8="http://schemas.microsoft.com/office/drawing/2016/5/14/chartex" xmlns:mc="http://schemas.openxmlformats.org/markup-compatibility/2006" xmlns:aink="http://schemas.microsoft.com/office/drawing/2016/ink" xmlns:am3d="http://schemas.microsoft.com/office/drawing/2017/model3d" xmlns:o="urn:schemas-microsoft-com:office:office" xmlns:oel="http://schemas.microsoft.com/office/2019/extlst" xmlns:r="http://schemas.openxmlformats.org/officeDocument/2006/relationships" xmlns:m="http://schemas.openxmlformats.org/officeDocument/2006/math" xmlns:v="urn:schemas-microsoft-com:vml" xmlns:wp14="http://schemas.microsoft.com/office/word/2010/wordprocessingDrawing" xmlns:wp="http://schemas.openxmlformats.org/drawingml/2006/wordprocessingDrawing" xmlns:w10="urn:schemas-microsoft-com:office:word" xmlns:w="http://schemas.openxmlformats.org/wordprocessingml/2006/main" xmlns:w14="http://schemas.microsoft.com/office/word/2010/wordml" xmlns:w15="http://schemas.microsoft.com/office/word/2012/wordml" xmlns:w16cex="http://schemas.microsoft.com/office/word/2018/wordml/cex" xmlns:w16cid="http://schemas.microsoft.com/office/word/2016/wordml/cid" xmlns:w16="http://schemas.microsoft.com/office/word/2018/wordml" xmlns:w16du="http://schemas.microsoft.com/office/word/2023/wordml/word16du" xmlns:w16sdtdh="http://schemas.microsoft.com/office/word/2020/wordml/sdtdatahash" xmlns:w16sdtfl="http://schemas.microsoft.com/office/word/2024/wordml/sdtformatlock" xmlns:w16se="http://schemas.microsoft.com/office/word/2015/wordml/symex" xmlns:wpg="http://schemas.microsoft.com/office/word/2010/wordprocessingGroup" xmlns:wpi="http://schemas.microsoft.com/office/word/2010/wordprocessingInk" xmlns:wne="http://schemas.microsoft.com/office/word/2006/wordml" xmlns:wps="http://schemas.microsoft.com/office/word/2010/wordprocessingShape" mc:Ignorable="w14 w15 w16se w16cid w16 w16cex w16sdtdh w16sdtfl w16du wp14">
   <w:footnote w:type="separator" w:id="-1">
     <w:p>
       <w:pPr>
@@ -34435,7 +34458,7 @@
 </file>
 
 <file path=word/header1.xml><?xml version="1.0" encoding="utf-8"?>
-<w:hdr xmlns:wpc="http://schemas.microsoft.com/office/word/2010/wordprocessingCanvas" xmlns:cx="http://schemas.microsoft.com/office/drawing/2014/chartex" xmlns:cx1="http://schemas.microsoft.com/office/drawing/2015/9/8/chartex" xmlns:cx2="http://schemas.microsoft.com/office/drawing/2015/10/21/chartex" xmlns:cx3="http://schemas.microsoft.com/office/drawing/2016/5/9/chartex" xmlns:cx4="http://schemas.microsoft.com/office/drawing/2016/5/10/chartex" xmlns:cx5="http://schemas.microsoft.com/office/drawing/2016/5/11/chartex" xmlns:cx6="http://schemas.microsoft.com/office/drawing/2016/5/12/chartex" xmlns:cx7="http://schemas.microsoft.com/office/drawing/2016/5/13/chartex" xmlns:cx8="http://schemas.microsoft.com/office/drawing/2016/5/14/chartex" xmlns:mc="http://schemas.openxmlformats.org/markup-compatibility/2006" xmlns:aink="http://schemas.microsoft.com/office/drawing/2016/ink" xmlns:am3d="http://schemas.microsoft.com/office/drawing/2017/model3d" xmlns:o="urn:schemas-microsoft-com:office:office" xmlns:oel="http://schemas.microsoft.com/office/2019/extlst" xmlns:r="http://schemas.openxmlformats.org/officeDocument/2006/relationships" xmlns:m="http://schemas.openxmlformats.org/officeDocument/2006/math" xmlns:v="urn:schemas-microsoft-com:vml" xmlns:wp14="http://schemas.microsoft.com/office/word/2010/wordprocessingDrawing" xmlns:wp="http://schemas.openxmlformats.org/drawingml/2006/wordprocessingDrawing" xmlns:w10="urn:schemas-microsoft-com:office:word" xmlns:w="http://schemas.openxmlformats.org/wordprocessingml/2006/main" xmlns:w14="http://schemas.microsoft.com/office/word/2010/wordml" xmlns:w15="http://schemas.microsoft.com/office/word/2012/wordml" xmlns:w16cei="http://schemas.microsoft.com/office/word/2026/wordml/cei" xmlns:w16cex="http://schemas.microsoft.com/office/word/2018/wordml/cex" xmlns:w16cid="http://schemas.microsoft.com/office/word/2016/wordml/cid" xmlns:w16="http://schemas.microsoft.com/office/word/2018/wordml" xmlns:w16du="http://schemas.microsoft.com/office/word/2023/wordml/word16du" xmlns:w16sdtdh="http://schemas.microsoft.com/office/word/2020/wordml/sdtdatahash" xmlns:w16sdtfl="http://schemas.microsoft.com/office/word/2024/wordml/sdtformatlock" xmlns:w16se="http://schemas.microsoft.com/office/word/2015/wordml/symex" xmlns:wpg="http://schemas.microsoft.com/office/word/2010/wordprocessingGroup" xmlns:wpi="http://schemas.microsoft.com/office/word/2010/wordprocessingInk" xmlns:wne="http://schemas.microsoft.com/office/word/2006/wordml" xmlns:wps="http://schemas.microsoft.com/office/word/2010/wordprocessingShape" mc:Ignorable="w14 w15 w16se w16cid w16 w16cex w16sdtdh w16sdtfl w16du wp14">
+<w:hdr xmlns:wpc="http://schemas.microsoft.com/office/word/2010/wordprocessingCanvas" xmlns:cx="http://schemas.microsoft.com/office/drawing/2014/chartex" xmlns:cx1="http://schemas.microsoft.com/office/drawing/2015/9/8/chartex" xmlns:cx2="http://schemas.microsoft.com/office/drawing/2015/10/21/chartex" xmlns:cx3="http://schemas.microsoft.com/office/drawing/2016/5/9/chartex" xmlns:cx4="http://schemas.microsoft.com/office/drawing/2016/5/10/chartex" xmlns:cx5="http://schemas.microsoft.com/office/drawing/2016/5/11/chartex" xmlns:cx6="http://schemas.microsoft.com/office/drawing/2016/5/12/chartex" xmlns:cx7="http://schemas.microsoft.com/office/drawing/2016/5/13/chartex" xmlns:cx8="http://schemas.microsoft.com/office/drawing/2016/5/14/chartex" xmlns:mc="http://schemas.openxmlformats.org/markup-compatibility/2006" xmlns:aink="http://schemas.microsoft.com/office/drawing/2016/ink" xmlns:am3d="http://schemas.microsoft.com/office/drawing/2017/model3d" xmlns:o="urn:schemas-microsoft-com:office:office" xmlns:oel="http://schemas.microsoft.com/office/2019/extlst" xmlns:r="http://schemas.openxmlformats.org/officeDocument/2006/relationships" xmlns:m="http://schemas.openxmlformats.org/officeDocument/2006/math" xmlns:v="urn:schemas-microsoft-com:vml" xmlns:wp14="http://schemas.microsoft.com/office/word/2010/wordprocessingDrawing" xmlns:wp="http://schemas.openxmlformats.org/drawingml/2006/wordprocessingDrawing" xmlns:w10="urn:schemas-microsoft-com:office:word" xmlns:w="http://schemas.openxmlformats.org/wordprocessingml/2006/main" xmlns:w14="http://schemas.microsoft.com/office/word/2010/wordml" xmlns:w15="http://schemas.microsoft.com/office/word/2012/wordml" xmlns:w16cex="http://schemas.microsoft.com/office/word/2018/wordml/cex" xmlns:w16cid="http://schemas.microsoft.com/office/word/2016/wordml/cid" xmlns:w16="http://schemas.microsoft.com/office/word/2018/wordml" xmlns:w16du="http://schemas.microsoft.com/office/word/2023/wordml/word16du" xmlns:w16sdtdh="http://schemas.microsoft.com/office/word/2020/wordml/sdtdatahash" xmlns:w16sdtfl="http://schemas.microsoft.com/office/word/2024/wordml/sdtformatlock" xmlns:w16se="http://schemas.microsoft.com/office/word/2015/wordml/symex" xmlns:wpg="http://schemas.microsoft.com/office/word/2010/wordprocessingGroup" xmlns:wpi="http://schemas.microsoft.com/office/word/2010/wordprocessingInk" xmlns:wne="http://schemas.microsoft.com/office/word/2006/wordml" xmlns:wps="http://schemas.microsoft.com/office/word/2010/wordprocessingShape" mc:Ignorable="w14 w15 w16se w16cid w16 w16cex w16sdtdh w16sdtfl w16du wp14">
   <w:p>
     <w:pPr>
       <w:pStyle w:val="Header"/>
@@ -34456,7 +34479,7 @@
 </file>
 
 <file path=word/header2.xml><?xml version="1.0" encoding="utf-8"?>
-<w:hdr xmlns:wpc="http://schemas.microsoft.com/office/word/2010/wordprocessingCanvas" xmlns:cx="http://schemas.microsoft.com/office/drawing/2014/chartex" xmlns:cx1="http://schemas.microsoft.com/office/drawing/2015/9/8/chartex" xmlns:cx2="http://schemas.microsoft.com/office/drawing/2015/10/21/chartex" xmlns:cx3="http://schemas.microsoft.com/office/drawing/2016/5/9/chartex" xmlns:cx4="http://schemas.microsoft.com/office/drawing/2016/5/10/chartex" xmlns:cx5="http://schemas.microsoft.com/office/drawing/2016/5/11/chartex" xmlns:cx6="http://schemas.microsoft.com/office/drawing/2016/5/12/chartex" xmlns:cx7="http://schemas.microsoft.com/office/drawing/2016/5/13/chartex" xmlns:cx8="http://schemas.microsoft.com/office/drawing/2016/5/14/chartex" xmlns:mc="http://schemas.openxmlformats.org/markup-compatibility/2006" xmlns:aink="http://schemas.microsoft.com/office/drawing/2016/ink" xmlns:am3d="http://schemas.microsoft.com/office/drawing/2017/model3d" xmlns:o="urn:schemas-microsoft-com:office:office" xmlns:oel="http://schemas.microsoft.com/office/2019/extlst" xmlns:r="http://schemas.openxmlformats.org/officeDocument/2006/relationships" xmlns:m="http://schemas.openxmlformats.org/officeDocument/2006/math" xmlns:v="urn:schemas-microsoft-com:vml" xmlns:wp14="http://schemas.microsoft.com/office/word/2010/wordprocessingDrawing" xmlns:wp="http://schemas.openxmlformats.org/drawingml/2006/wordprocessingDrawing" xmlns:w10="urn:schemas-microsoft-com:office:word" xmlns:w="http://schemas.openxmlformats.org/wordprocessingml/2006/main" xmlns:w14="http://schemas.microsoft.com/office/word/2010/wordml" xmlns:w15="http://schemas.microsoft.com/office/word/2012/wordml" xmlns:w16cei="http://schemas.microsoft.com/office/word/2026/wordml/cei" xmlns:w16cex="http://schemas.microsoft.com/office/word/2018/wordml/cex" xmlns:w16cid="http://schemas.microsoft.com/office/word/2016/wordml/cid" xmlns:w16="http://schemas.microsoft.com/office/word/2018/wordml" xmlns:w16du="http://schemas.microsoft.com/office/word/2023/wordml/word16du" xmlns:w16sdtdh="http://schemas.microsoft.com/office/word/2020/wordml/sdtdatahash" xmlns:w16sdtfl="http://schemas.microsoft.com/office/word/2024/wordml/sdtformatlock" xmlns:w16se="http://schemas.microsoft.com/office/word/2015/wordml/symex" xmlns:wpg="http://schemas.microsoft.com/office/word/2010/wordprocessingGroup" xmlns:wpi="http://schemas.microsoft.com/office/word/2010/wordprocessingInk" xmlns:wne="http://schemas.microsoft.com/office/word/2006/wordml" xmlns:wps="http://schemas.microsoft.com/office/word/2010/wordprocessingShape" mc:Ignorable="w14 w15 w16se w16cid w16 w16cex w16sdtdh w16sdtfl w16du wp14">
+<w:hdr xmlns:wpc="http://schemas.microsoft.com/office/word/2010/wordprocessingCanvas" xmlns:cx="http://schemas.microsoft.com/office/drawing/2014/chartex" xmlns:cx1="http://schemas.microsoft.com/office/drawing/2015/9/8/chartex" xmlns:cx2="http://schemas.microsoft.com/office/drawing/2015/10/21/chartex" xmlns:cx3="http://schemas.microsoft.com/office/drawing/2016/5/9/chartex" xmlns:cx4="http://schemas.microsoft.com/office/drawing/2016/5/10/chartex" xmlns:cx5="http://schemas.microsoft.com/office/drawing/2016/5/11/chartex" xmlns:cx6="http://schemas.microsoft.com/office/drawing/2016/5/12/chartex" xmlns:cx7="http://schemas.microsoft.com/office/drawing/2016/5/13/chartex" xmlns:cx8="http://schemas.microsoft.com/office/drawing/2016/5/14/chartex" xmlns:mc="http://schemas.openxmlformats.org/markup-compatibility/2006" xmlns:aink="http://schemas.microsoft.com/office/drawing/2016/ink" xmlns:am3d="http://schemas.microsoft.com/office/drawing/2017/model3d" xmlns:o="urn:schemas-microsoft-com:office:office" xmlns:oel="http://schemas.microsoft.com/office/2019/extlst" xmlns:r="http://schemas.openxmlformats.org/officeDocument/2006/relationships" xmlns:m="http://schemas.openxmlformats.org/officeDocument/2006/math" xmlns:v="urn:schemas-microsoft-com:vml" xmlns:wp14="http://schemas.microsoft.com/office/word/2010/wordprocessingDrawing" xmlns:wp="http://schemas.openxmlformats.org/drawingml/2006/wordprocessingDrawing" xmlns:w10="urn:schemas-microsoft-com:office:word" xmlns:w="http://schemas.openxmlformats.org/wordprocessingml/2006/main" xmlns:w14="http://schemas.microsoft.com/office/word/2010/wordml" xmlns:w15="http://schemas.microsoft.com/office/word/2012/wordml" xmlns:w16cex="http://schemas.microsoft.com/office/word/2018/wordml/cex" xmlns:w16cid="http://schemas.microsoft.com/office/word/2016/wordml/cid" xmlns:w16="http://schemas.microsoft.com/office/word/2018/wordml" xmlns:w16du="http://schemas.microsoft.com/office/word/2023/wordml/word16du" xmlns:w16sdtdh="http://schemas.microsoft.com/office/word/2020/wordml/sdtdatahash" xmlns:w16sdtfl="http://schemas.microsoft.com/office/word/2024/wordml/sdtformatlock" xmlns:w16se="http://schemas.microsoft.com/office/word/2015/wordml/symex" xmlns:wpg="http://schemas.microsoft.com/office/word/2010/wordprocessingGroup" xmlns:wpi="http://schemas.microsoft.com/office/word/2010/wordprocessingInk" xmlns:wne="http://schemas.microsoft.com/office/word/2006/wordml" xmlns:wps="http://schemas.microsoft.com/office/word/2010/wordprocessingShape" mc:Ignorable="w14 w15 w16se w16cid w16 w16cex w16sdtdh w16sdtfl w16du wp14">
   <w:p>
     <w:pPr>
       <w:pStyle w:val="Header"/>
